--- a/report/fd_ids/FD_IDS.docx
+++ b/report/fd_ids/FD_IDS.docx
@@ -2,13 +2,13 @@
 <file path=word/document.xml><?xml version="1.0" encoding="utf-8"?>
 <w:document xmlns:w="http://schemas.openxmlformats.org/wordprocessingml/2006/main" xmlns:m="http://schemas.openxmlformats.org/officeDocument/2006/math" xmlns:r="http://schemas.openxmlformats.org/officeDocument/2006/relationships" xmlns:o="urn:schemas-microsoft-com:office:office" xmlns:v="urn:schemas-microsoft-com:vml" xmlns:w10="urn:schemas-microsoft-com:office:word" xmlns:a="http://schemas.openxmlformats.org/drawingml/2006/main" xmlns:pic="http://schemas.openxmlformats.org/drawingml/2006/picture" xmlns:wp="http://schemas.openxmlformats.org/drawingml/2006/wordprocessingDrawing">
   <w:body>
-    <w:bookmarkStart w:id="75" w:name="X0d0c9b5cd5c7b598384f91a73f71c04f3ec724e"/>
+    <w:bookmarkStart w:id="31" w:name="Xe78db9650a26227f680c65a9a4ef872c3f7954c"/>
     <w:p>
       <w:pPr>
         <w:pStyle w:val="Heading1"/>
       </w:pPr>
       <w:r>
-        <w:t xml:space="preserve">Báo cáo tái dựng FD-IDS trên VeReMi NextGen với DAGSNet — HOÀN TẤT</w:t>
+        <w:t xml:space="preserve">FD-IDS — trích xuất phương pháp và những chỗ bài báo để trống</w:t>
       </w:r>
     </w:p>
     <w:p>
@@ -16,6 +16,6950 @@
         <w:pStyle w:val="FirstParagraph"/>
       </w:pPr>
       <w:r>
+        <w:t xml:space="preserve">Nguồn: Huaiyuan Peng, Yanfeng Xiao, Chunming Wu,</w:t>
+      </w:r>
+      <w:r>
+        <w:t xml:space="preserve"> </w:t>
+      </w:r>
+      <w:r>
+        <w:rPr>
+          <w:iCs/>
+          <w:i/>
+        </w:rPr>
+        <w:t xml:space="preserve">FD-IDS: A Federated Learning and Knowledge</w:t>
+      </w:r>
+      <w:r>
+        <w:rPr>
+          <w:iCs/>
+          <w:i/>
+        </w:rPr>
+        <w:t xml:space="preserve"> </w:t>
+      </w:r>
+      <w:r>
+        <w:rPr>
+          <w:iCs/>
+          <w:i/>
+        </w:rPr>
+        <w:t xml:space="preserve">Distillation-Based Intrusion Detection System for Non-IID IoT Environments</w:t>
+      </w:r>
+      <w:r>
+        <w:t xml:space="preserve">,</w:t>
+      </w:r>
+      <w:r>
+        <w:t xml:space="preserve"> </w:t>
+      </w:r>
+      <w:r>
+        <w:rPr>
+          <w:bCs/>
+          <w:b/>
+        </w:rPr>
+        <w:t xml:space="preserve">Sensors 2025, 25,</w:t>
+      </w:r>
+      <w:r>
+        <w:rPr>
+          <w:bCs/>
+          <w:b/>
+        </w:rPr>
+        <w:t xml:space="preserve"> </w:t>
+      </w:r>
+      <w:r>
+        <w:rPr>
+          <w:bCs/>
+          <w:b/>
+        </w:rPr>
+        <w:t xml:space="preserve">4309</w:t>
+      </w:r>
+      <w:r>
+        <w:t xml:space="preserve">. Bản đầy đủ nằm ở</w:t>
+      </w:r>
+      <w:r>
+        <w:t xml:space="preserve"> </w:t>
+      </w:r>
+      <w:hyperlink r:id="rId20">
+        <w:r>
+          <w:rPr>
+            <w:rStyle w:val="VerbatimChar"/>
+          </w:rPr>
+          <w:t xml:space="preserve">../sensors-25-04309.md</w:t>
+        </w:r>
+      </w:hyperlink>
+      <w:r>
+        <w:t xml:space="preserve">.</w:t>
+      </w:r>
+    </w:p>
+    <w:p>
+      <w:pPr>
+        <w:pStyle w:val="BodyText"/>
+      </w:pPr>
+      <w:r>
+        <w:t xml:space="preserve">File này</w:t>
+      </w:r>
+      <w:r>
+        <w:t xml:space="preserve"> </w:t>
+      </w:r>
+      <w:r>
+        <w:rPr>
+          <w:bCs/>
+          <w:b/>
+        </w:rPr>
+        <w:t xml:space="preserve">chỉ</w:t>
+      </w:r>
+      <w:r>
+        <w:t xml:space="preserve"> </w:t>
+      </w:r>
+      <w:r>
+        <w:t xml:space="preserve">ghi lại những gì bài báo thật sự nói, cộng với danh sách chỗ nó để trống. Mọi</w:t>
+      </w:r>
+      <w:r>
+        <w:t xml:space="preserve"> </w:t>
+      </w:r>
+      <w:r>
+        <w:t xml:space="preserve">lựa chọn để lấp chỗ trống nằm ở</w:t>
+      </w:r>
+      <w:r>
+        <w:t xml:space="preserve"> </w:t>
+      </w:r>
+      <w:hyperlink r:id="rId21">
+        <w:r>
+          <w:rPr>
+            <w:rStyle w:val="VerbatimChar"/>
+          </w:rPr>
+          <w:t xml:space="preserve">rebuild.md</w:t>
+        </w:r>
+      </w:hyperlink>
+      <w:r>
+        <w:t xml:space="preserve">, không nằm ở đây.</w:t>
+      </w:r>
+    </w:p>
+    <w:p>
+      <w:r>
+        <w:pict>
+          <v:rect style="width:0;height:1.5pt" o:hralign="center" o:hrstd="t" o:hr="t"/>
+        </w:pict>
+      </w:r>
+    </w:p>
+    <w:bookmarkStart w:id="22" w:name="ký-hiệu"/>
+    <w:p>
+      <w:pPr>
+        <w:pStyle w:val="Heading2"/>
+      </w:pPr>
+      <w:r>
+        <w:t xml:space="preserve">1. Ký hiệu</w:t>
+      </w:r>
+    </w:p>
+    <w:tbl>
+      <w:tblPr>
+        <w:tblStyle w:val="Table"/>
+        <w:tblW w:type="pct" w:w="5000"/>
+        <w:tblLook w:firstRow="1" w:lastRow="0" w:firstColumn="0" w:lastColumn="0" w:noHBand="0" w:noVBand="0" w:val="0020"/>
+        <w:jc w:val="start"/>
+      </w:tblPr>
+      <w:tblGrid>
+        <w:gridCol w:w="3960"/>
+        <w:gridCol w:w="3960"/>
+      </w:tblGrid>
+      <w:tr>
+        <w:trPr>
+          <w:tblHeader w:val="true"/>
+        </w:trPr>
+        <w:tc>
+          <w:tcPr/>
+          <w:p>
+            <w:pPr>
+              <w:pStyle w:val="Compact"/>
+              <w:jc w:val="left"/>
+            </w:pPr>
+            <w:r>
+              <w:t xml:space="preserve">ký hiệu</w:t>
+            </w:r>
+          </w:p>
+        </w:tc>
+        <w:tc>
+          <w:tcPr/>
+          <w:p>
+            <w:pPr>
+              <w:pStyle w:val="Compact"/>
+              <w:jc w:val="left"/>
+            </w:pPr>
+            <w:r>
+              <w:t xml:space="preserve">nghĩa trong bài báo</w:t>
+            </w:r>
+          </w:p>
+        </w:tc>
+      </w:tr>
+      <w:tr>
+        <w:tc>
+          <w:tcPr/>
+          <w:p>
+            <w:pPr>
+              <w:pStyle w:val="Compact"/>
+              <w:jc w:val="left"/>
+            </w:pPr>
+            <w:r>
+              <w:t xml:space="preserve">K</w:t>
+            </w:r>
+          </w:p>
+        </w:tc>
+        <w:tc>
+          <w:tcPr/>
+          <w:p>
+            <w:pPr>
+              <w:pStyle w:val="Compact"/>
+              <w:jc w:val="left"/>
+            </w:pPr>
+            <w:r>
+              <w:t xml:space="preserve">số client (thí nghiệm: 9)</w:t>
+            </w:r>
+          </w:p>
+        </w:tc>
+      </w:tr>
+      <w:tr>
+        <w:tc>
+          <w:tcPr/>
+          <w:p>
+            <w:pPr>
+              <w:pStyle w:val="Compact"/>
+              <w:jc w:val="left"/>
+            </w:pPr>
+            <w:r>
+              <w:t xml:space="preserve">D_k, n_k</w:t>
+            </w:r>
+          </w:p>
+        </w:tc>
+        <w:tc>
+          <w:tcPr/>
+          <w:p>
+            <w:pPr>
+              <w:pStyle w:val="Compact"/>
+              <w:jc w:val="left"/>
+            </w:pPr>
+            <w:r>
+              <w:t xml:space="preserve">dữ liệu và số mẫu của client k; n = Σ n_k</w:t>
+            </w:r>
+          </w:p>
+        </w:tc>
+      </w:tr>
+      <w:tr>
+        <w:tc>
+          <w:tcPr/>
+          <w:p>
+            <w:pPr>
+              <w:pStyle w:val="Compact"/>
+              <w:jc w:val="left"/>
+            </w:pPr>
+            <w:r>
+              <w:t xml:space="preserve">w_G^t</w:t>
+            </w:r>
+          </w:p>
+        </w:tc>
+        <w:tc>
+          <w:tcPr/>
+          <w:p>
+            <w:pPr>
+              <w:pStyle w:val="Compact"/>
+              <w:jc w:val="left"/>
+            </w:pPr>
+            <w:r>
+              <w:t xml:space="preserve">tham số global model ở round t</w:t>
+            </w:r>
+          </w:p>
+        </w:tc>
+      </w:tr>
+      <w:tr>
+        <w:tc>
+          <w:tcPr/>
+          <w:p>
+            <w:pPr>
+              <w:pStyle w:val="Compact"/>
+              <w:jc w:val="left"/>
+            </w:pPr>
+            <w:r>
+              <w:t xml:space="preserve">w_k</w:t>
+            </w:r>
+          </w:p>
+        </w:tc>
+        <w:tc>
+          <w:tcPr/>
+          <w:p>
+            <w:pPr>
+              <w:pStyle w:val="Compact"/>
+              <w:jc w:val="left"/>
+            </w:pPr>
+            <w:r>
+              <w:t xml:space="preserve">tham số model của client k trong lúc train cục bộ</w:t>
+            </w:r>
+          </w:p>
+        </w:tc>
+      </w:tr>
+      <w:tr>
+        <w:tc>
+          <w:tcPr/>
+          <w:p>
+            <w:pPr>
+              <w:pStyle w:val="Compact"/>
+              <w:jc w:val="left"/>
+            </w:pPr>
+            <w:r>
+              <w:t xml:space="preserve">Z_t, Z_s</w:t>
+            </w:r>
+          </w:p>
+        </w:tc>
+        <w:tc>
+          <w:tcPr/>
+          <w:p>
+            <w:pPr>
+              <w:pStyle w:val="Compact"/>
+              <w:jc w:val="left"/>
+            </w:pPr>
+            <w:r>
+              <w:t xml:space="preserve">logit của teacher (global model) và student (client model)</w:t>
+            </w:r>
+          </w:p>
+        </w:tc>
+      </w:tr>
+      <w:tr>
+        <w:tc>
+          <w:tcPr/>
+          <w:p>
+            <w:pPr>
+              <w:pStyle w:val="Compact"/>
+              <w:jc w:val="left"/>
+            </w:pPr>
+            <w:r>
+              <w:t xml:space="preserve">T</w:t>
+            </w:r>
+          </w:p>
+        </w:tc>
+        <w:tc>
+          <w:tcPr/>
+          <w:p>
+            <w:pPr>
+              <w:pStyle w:val="Compact"/>
+              <w:jc w:val="left"/>
+            </w:pPr>
+            <w:r>
+              <w:t xml:space="preserve">nhiệt độ của KD</w:t>
+            </w:r>
+          </w:p>
+        </w:tc>
+      </w:tr>
+      <w:tr>
+        <w:tc>
+          <w:tcPr/>
+          <w:p>
+            <w:pPr>
+              <w:pStyle w:val="Compact"/>
+              <w:jc w:val="left"/>
+            </w:pPr>
+            <w:r>
+              <w:t xml:space="preserve">λ</w:t>
+            </w:r>
+          </w:p>
+        </w:tc>
+        <w:tc>
+          <w:tcPr/>
+          <w:p>
+            <w:pPr>
+              <w:pStyle w:val="Compact"/>
+              <w:jc w:val="left"/>
+            </w:pPr>
+            <w:r>
+              <w:t xml:space="preserve">trọng số giữa loss nhãn cứng và loss mềm</w:t>
+            </w:r>
+          </w:p>
+        </w:tc>
+      </w:tr>
+      <w:tr>
+        <w:tc>
+          <w:tcPr/>
+          <w:p>
+            <w:pPr>
+              <w:pStyle w:val="Compact"/>
+              <w:jc w:val="left"/>
+            </w:pPr>
+            <w:r>
+              <w:t xml:space="preserve">μ</w:t>
+            </w:r>
+          </w:p>
+        </w:tc>
+        <w:tc>
+          <w:tcPr/>
+          <w:p>
+            <w:pPr>
+              <w:pStyle w:val="Compact"/>
+              <w:jc w:val="left"/>
+            </w:pPr>
+            <w:r>
+              <w:t xml:space="preserve">hệ số điều chuẩn trong proximal term của FedProx</w:t>
+            </w:r>
+          </w:p>
+        </w:tc>
+      </w:tr>
+      <w:tr>
+        <w:tc>
+          <w:tcPr/>
+          <w:p>
+            <w:pPr>
+              <w:pStyle w:val="Compact"/>
+              <w:jc w:val="left"/>
+            </w:pPr>
+            <w:r>
+              <w:t xml:space="preserve">β</w:t>
+            </w:r>
+          </w:p>
+        </w:tc>
+        <w:tc>
+          <w:tcPr/>
+          <w:p>
+            <w:pPr>
+              <w:pStyle w:val="Compact"/>
+              <w:jc w:val="left"/>
+            </w:pPr>
+            <w:r>
+              <w:t xml:space="preserve">trọng số của proximal term trong loss tổng</w:t>
+            </w:r>
+          </w:p>
+        </w:tc>
+      </w:tr>
+      <w:tr>
+        <w:tc>
+          <w:tcPr/>
+          <w:p>
+            <w:pPr>
+              <w:pStyle w:val="Compact"/>
+              <w:jc w:val="left"/>
+            </w:pPr>
+            <w:r>
+              <w:t xml:space="preserve">R, E, η</w:t>
+            </w:r>
+          </w:p>
+        </w:tc>
+        <w:tc>
+          <w:tcPr/>
+          <w:p>
+            <w:pPr>
+              <w:pStyle w:val="Compact"/>
+              <w:jc w:val="left"/>
+            </w:pPr>
+            <w:r>
+              <w:t xml:space="preserve">số round, số epoch cục bộ, learning rate</w:t>
+            </w:r>
+          </w:p>
+        </w:tc>
+      </w:tr>
+      <w:tr>
+        <w:tc>
+          <w:tcPr/>
+          <w:p>
+            <w:pPr>
+              <w:pStyle w:val="Compact"/>
+              <w:jc w:val="left"/>
+            </w:pPr>
+            <w:r>
+              <w:t xml:space="preserve">θ</w:t>
+            </w:r>
+          </w:p>
+        </w:tc>
+        <w:tc>
+          <w:tcPr/>
+          <w:p>
+            <w:pPr>
+              <w:pStyle w:val="Compact"/>
+              <w:jc w:val="left"/>
+            </w:pPr>
+            <w:r>
+              <w:t xml:space="preserve">tham số Dirichlet của phân hoạch non-IID</w:t>
+            </w:r>
+          </w:p>
+        </w:tc>
+      </w:tr>
+    </w:tbl>
+    <w:bookmarkEnd w:id="22"/>
+    <w:bookmarkStart w:id="23" w:name="ba-thành-phần-của-phương-pháp"/>
+    <w:p>
+      <w:pPr>
+        <w:pStyle w:val="Heading2"/>
+      </w:pPr>
+      <w:r>
+        <w:t xml:space="preserve">2. Ba thành phần của phương pháp</w:t>
+      </w:r>
+    </w:p>
+    <w:p>
+      <w:pPr>
+        <w:pStyle w:val="FirstParagraph"/>
+      </w:pPr>
+      <w:r>
+        <w:t xml:space="preserve">FD-IDS =</w:t>
+      </w:r>
+      <w:r>
+        <w:t xml:space="preserve"> </w:t>
+      </w:r>
+      <w:r>
+        <w:rPr>
+          <w:bCs/>
+          <w:b/>
+        </w:rPr>
+        <w:t xml:space="preserve">FedAvg có trọng số theo số mẫu + proximal term của FedProx + knowledge distillation</w:t>
+      </w:r>
+      <w:r>
+        <w:rPr>
+          <w:bCs/>
+          <w:b/>
+        </w:rPr>
+        <w:t xml:space="preserve"> </w:t>
+      </w:r>
+      <w:r>
+        <w:rPr>
+          <w:bCs/>
+          <w:b/>
+        </w:rPr>
+        <w:t xml:space="preserve">từ global model xuống client</w:t>
+      </w:r>
+      <w:r>
+        <w:t xml:space="preserve">, chạy với</w:t>
+      </w:r>
+      <w:r>
+        <w:t xml:space="preserve"> </w:t>
+      </w:r>
+      <w:r>
+        <w:rPr>
+          <w:bCs/>
+          <w:b/>
+        </w:rPr>
+        <w:t xml:space="preserve">toàn bộ client mỗi round</w:t>
+      </w:r>
+      <w:r>
+        <w:t xml:space="preserve">.</w:t>
+      </w:r>
+    </w:p>
+    <w:p>
+      <w:pPr>
+        <w:pStyle w:val="BodyText"/>
+      </w:pPr>
+      <w:r>
+        <w:rPr>
+          <w:bCs/>
+          <w:b/>
+        </w:rPr>
+        <w:t xml:space="preserve">Tổng hợp — Eq. (2):</w:t>
+      </w:r>
+    </w:p>
+    <w:p>
+      <w:pPr>
+        <w:pStyle w:val="BodyText"/>
+      </w:pPr>
+      <m:oMathPara>
+        <m:oMathParaPr>
+          <m:jc m:val="center"/>
+        </m:oMathParaPr>
+        <m:oMath>
+          <m:sSubSup>
+            <m:e>
+              <m:r>
+                <m:t>w</m:t>
+              </m:r>
+            </m:e>
+            <m:sub>
+              <m:r>
+                <m:t>G</m:t>
+              </m:r>
+            </m:sub>
+            <m:sup>
+              <m:r>
+                <m:t>t</m:t>
+              </m:r>
+              <m:r>
+                <m:rPr>
+                  <m:sty m:val="p"/>
+                </m:rPr>
+                <m:t>+</m:t>
+              </m:r>
+              <m:r>
+                <m:t>1</m:t>
+              </m:r>
+            </m:sup>
+          </m:sSubSup>
+          <m:r>
+            <m:rPr>
+              <m:sty m:val="p"/>
+            </m:rPr>
+            <m:t>=</m:t>
+          </m:r>
+          <m:nary>
+            <m:naryPr>
+              <m:chr m:val="∑"/>
+              <m:limLoc m:val="undOvr"/>
+              <m:subHide m:val="off"/>
+              <m:supHide m:val="off"/>
+            </m:naryPr>
+            <m:sub>
+              <m:r>
+                <m:t>k</m:t>
+              </m:r>
+              <m:r>
+                <m:rPr>
+                  <m:sty m:val="p"/>
+                </m:rPr>
+                <m:t>=</m:t>
+              </m:r>
+              <m:r>
+                <m:t>1</m:t>
+              </m:r>
+            </m:sub>
+            <m:sup>
+              <m:r>
+                <m:t>K</m:t>
+              </m:r>
+            </m:sup>
+            <m:e>
+              <m:f>
+                <m:fPr>
+                  <m:type m:val="bar"/>
+                </m:fPr>
+                <m:num>
+                  <m:sSub>
+                    <m:e>
+                      <m:r>
+                        <m:t>n</m:t>
+                      </m:r>
+                    </m:e>
+                    <m:sub>
+                      <m:r>
+                        <m:t>k</m:t>
+                      </m:r>
+                    </m:sub>
+                  </m:sSub>
+                </m:num>
+                <m:den>
+                  <m:r>
+                    <m:t>n</m:t>
+                  </m:r>
+                </m:den>
+              </m:f>
+            </m:e>
+          </m:nary>
+          <m:r>
+            <m:t> </m:t>
+          </m:r>
+          <m:sSubSup>
+            <m:e>
+              <m:r>
+                <m:t>w</m:t>
+              </m:r>
+            </m:e>
+            <m:sub>
+              <m:r>
+                <m:t>k</m:t>
+              </m:r>
+            </m:sub>
+            <m:sup>
+              <m:r>
+                <m:t>t</m:t>
+              </m:r>
+              <m:r>
+                <m:rPr>
+                  <m:sty m:val="p"/>
+                </m:rPr>
+                <m:t>+</m:t>
+              </m:r>
+              <m:r>
+                <m:t>1</m:t>
+              </m:r>
+            </m:sup>
+          </m:sSubSup>
+        </m:oMath>
+      </m:oMathPara>
+    </w:p>
+    <w:p>
+      <w:pPr>
+        <w:pStyle w:val="FirstParagraph"/>
+      </w:pPr>
+      <w:r>
+        <w:rPr>
+          <w:bCs/>
+          <w:b/>
+        </w:rPr>
+        <w:t xml:space="preserve">Proximal term — Eq. (3):</w:t>
+      </w:r>
+    </w:p>
+    <w:p>
+      <w:pPr>
+        <w:pStyle w:val="BodyText"/>
+      </w:pPr>
+      <m:oMathPara>
+        <m:oMathParaPr>
+          <m:jc m:val="center"/>
+        </m:oMathParaPr>
+        <m:oMath>
+          <m:sSub>
+            <m:e>
+              <m:r>
+                <m:t>L</m:t>
+              </m:r>
+            </m:e>
+            <m:sub>
+              <m:r>
+                <m:rPr>
+                  <m:nor/>
+                  <m:sty m:val="p"/>
+                </m:rPr>
+                <m:t>proximal</m:t>
+              </m:r>
+            </m:sub>
+          </m:sSub>
+          <m:r>
+            <m:rPr>
+              <m:sty m:val="p"/>
+            </m:rPr>
+            <m:t>=</m:t>
+          </m:r>
+          <m:f>
+            <m:fPr>
+              <m:type m:val="bar"/>
+            </m:fPr>
+            <m:num>
+              <m:r>
+                <m:t>μ</m:t>
+              </m:r>
+            </m:num>
+            <m:den>
+              <m:r>
+                <m:t>2</m:t>
+              </m:r>
+            </m:den>
+          </m:f>
+          <m:r>
+            <m:t> </m:t>
+          </m:r>
+          <m:r>
+            <m:rPr>
+              <m:sty m:val="p"/>
+            </m:rPr>
+            <m:t>∥</m:t>
+          </m:r>
+          <m:sSub>
+            <m:e>
+              <m:r>
+                <m:t>w</m:t>
+              </m:r>
+            </m:e>
+            <m:sub>
+              <m:r>
+                <m:t>k</m:t>
+              </m:r>
+            </m:sub>
+          </m:sSub>
+          <m:r>
+            <m:rPr>
+              <m:sty m:val="p"/>
+            </m:rPr>
+            <m:t>−</m:t>
+          </m:r>
+          <m:sSubSup>
+            <m:e>
+              <m:r>
+                <m:t>w</m:t>
+              </m:r>
+            </m:e>
+            <m:sub>
+              <m:r>
+                <m:t>G</m:t>
+              </m:r>
+            </m:sub>
+            <m:sup>
+              <m:r>
+                <m:t>t</m:t>
+              </m:r>
+            </m:sup>
+          </m:sSubSup>
+          <m:sSup>
+            <m:e>
+              <m:r>
+                <m:rPr>
+                  <m:sty m:val="p"/>
+                </m:rPr>
+                <m:t>∥</m:t>
+              </m:r>
+            </m:e>
+            <m:sup>
+              <m:r>
+                <m:t>2</m:t>
+              </m:r>
+            </m:sup>
+          </m:sSup>
+          <m:r>
+            <m:rPr>
+              <m:sty m:val="p"/>
+            </m:rPr>
+            <m:t>,</m:t>
+          </m:r>
+          <m:r>
+            <m:t>  </m:t>
+          </m:r>
+          <m:r>
+            <m:t>μ</m:t>
+          </m:r>
+          <m:r>
+            <m:rPr>
+              <m:sty m:val="p"/>
+            </m:rPr>
+            <m:t>=</m:t>
+          </m:r>
+          <m:r>
+            <m:t>0</m:t>
+          </m:r>
+          <m:r>
+            <m:rPr>
+              <m:sty m:val="p"/>
+            </m:rPr>
+            <m:t>,</m:t>
+          </m:r>
+          <m:r>
+            <m:t>01</m:t>
+          </m:r>
+        </m:oMath>
+      </m:oMathPara>
+    </w:p>
+    <w:p>
+      <w:pPr>
+        <w:pStyle w:val="FirstParagraph"/>
+      </w:pPr>
+      <w:r>
+        <w:rPr>
+          <w:bCs/>
+          <w:b/>
+        </w:rPr>
+        <w:t xml:space="preserve">Loss KD — Eq. (4):</w:t>
+      </w:r>
+      <w:r>
+        <w:t xml:space="preserve"> </w:t>
+      </w:r>
+      <w:r>
+        <w:t xml:space="preserve">global model là teacher, model của client là student.</w:t>
+      </w:r>
+    </w:p>
+    <w:p>
+      <w:pPr>
+        <w:pStyle w:val="BodyText"/>
+      </w:pPr>
+      <m:oMathPara>
+        <m:oMathParaPr>
+          <m:jc m:val="center"/>
+        </m:oMathParaPr>
+        <m:oMath>
+          <m:sSub>
+            <m:e>
+              <m:r>
+                <m:t>L</m:t>
+              </m:r>
+            </m:e>
+            <m:sub>
+              <m:r>
+                <m:rPr>
+                  <m:nor/>
+                  <m:sty m:val="p"/>
+                </m:rPr>
+                <m:t>soft</m:t>
+              </m:r>
+            </m:sub>
+          </m:sSub>
+          <m:r>
+            <m:rPr>
+              <m:sty m:val="p"/>
+            </m:rPr>
+            <m:t>=</m:t>
+          </m:r>
+          <m:sSup>
+            <m:e>
+              <m:r>
+                <m:t>T</m:t>
+              </m:r>
+            </m:e>
+            <m:sup>
+              <m:r>
+                <m:t>2</m:t>
+              </m:r>
+            </m:sup>
+          </m:sSup>
+          <m:r>
+            <m:rPr>
+              <m:sty m:val="p"/>
+            </m:rPr>
+            <m:t>⋅</m:t>
+          </m:r>
+          <m:r>
+            <m:t>K</m:t>
+          </m:r>
+          <m:r>
+            <m:t>L</m:t>
+          </m:r>
+          <m:d>
+            <m:dPr>
+              <m:begChr m:val="("/>
+              <m:endChr m:val=")"/>
+              <m:sepChr m:val=""/>
+              <m:grow/>
+            </m:dPr>
+            <m:e>
+              <m:r>
+                <m:rPr>
+                  <m:nor/>
+                  <m:sty m:val="p"/>
+                </m:rPr>
+                <m:t>softmax</m:t>
+              </m:r>
+              <m:d>
+                <m:dPr>
+                  <m:begChr m:val="("/>
+                  <m:endChr m:val=")"/>
+                  <m:sepChr m:val=""/>
+                  <m:grow/>
+                </m:dPr>
+                <m:e>
+                  <m:sSub>
+                    <m:e>
+                      <m:r>
+                        <m:t>Z</m:t>
+                      </m:r>
+                    </m:e>
+                    <m:sub>
+                      <m:r>
+                        <m:t>t</m:t>
+                      </m:r>
+                    </m:sub>
+                  </m:sSub>
+                  <m:r>
+                    <m:rPr>
+                      <m:sty m:val="p"/>
+                    </m:rPr>
+                    <m:t>/</m:t>
+                  </m:r>
+                  <m:r>
+                    <m:t>T</m:t>
+                  </m:r>
+                </m:e>
+              </m:d>
+              <m:r>
+                <m:t> </m:t>
+              </m:r>
+              <m:r>
+                <m:rPr>
+                  <m:sty m:val="p"/>
+                </m:rPr>
+                <m:t>∥</m:t>
+              </m:r>
+              <m:r>
+                <m:t> </m:t>
+              </m:r>
+              <m:r>
+                <m:rPr>
+                  <m:nor/>
+                  <m:sty m:val="p"/>
+                </m:rPr>
+                <m:t>softmax</m:t>
+              </m:r>
+              <m:d>
+                <m:dPr>
+                  <m:begChr m:val="("/>
+                  <m:endChr m:val=")"/>
+                  <m:sepChr m:val=""/>
+                  <m:grow/>
+                </m:dPr>
+                <m:e>
+                  <m:sSub>
+                    <m:e>
+                      <m:r>
+                        <m:t>Z</m:t>
+                      </m:r>
+                    </m:e>
+                    <m:sub>
+                      <m:r>
+                        <m:t>s</m:t>
+                      </m:r>
+                    </m:sub>
+                  </m:sSub>
+                  <m:r>
+                    <m:rPr>
+                      <m:sty m:val="p"/>
+                    </m:rPr>
+                    <m:t>/</m:t>
+                  </m:r>
+                  <m:r>
+                    <m:t>T</m:t>
+                  </m:r>
+                </m:e>
+              </m:d>
+            </m:e>
+          </m:d>
+          <m:r>
+            <m:rPr>
+              <m:sty m:val="p"/>
+            </m:rPr>
+            <m:t>,</m:t>
+          </m:r>
+          <m:r>
+            <m:t>  </m:t>
+          </m:r>
+          <m:r>
+            <m:t>T</m:t>
+          </m:r>
+          <m:r>
+            <m:rPr>
+              <m:sty m:val="p"/>
+            </m:rPr>
+            <m:t>=</m:t>
+          </m:r>
+          <m:r>
+            <m:t>3</m:t>
+          </m:r>
+        </m:oMath>
+      </m:oMathPara>
+    </w:p>
+    <w:p>
+      <w:pPr>
+        <w:pStyle w:val="FirstParagraph"/>
+      </w:pPr>
+      <w:r>
+        <w:rPr>
+          <w:bCs/>
+          <w:b/>
+        </w:rPr>
+        <w:t xml:space="preserve">Loss của client — Eq. (5) (biến thể FedAvg) và Eq. (6) (biến thể FedProx, là FD-IDS):</w:t>
+      </w:r>
+    </w:p>
+    <w:p>
+      <w:pPr>
+        <w:pStyle w:val="BodyText"/>
+      </w:pPr>
+      <m:oMathPara>
+        <m:oMathParaPr>
+          <m:jc m:val="center"/>
+        </m:oMathParaPr>
+        <m:oMath>
+          <m:sSub>
+            <m:e>
+              <m:r>
+                <m:t>L</m:t>
+              </m:r>
+            </m:e>
+            <m:sub>
+              <m:r>
+                <m:rPr>
+                  <m:nor/>
+                  <m:sty m:val="p"/>
+                </m:rPr>
+                <m:t>distill</m:t>
+              </m:r>
+            </m:sub>
+          </m:sSub>
+          <m:r>
+            <m:rPr>
+              <m:sty m:val="p"/>
+            </m:rPr>
+            <m:t>=</m:t>
+          </m:r>
+          <m:r>
+            <m:t>λ</m:t>
+          </m:r>
+          <m:r>
+            <m:t> </m:t>
+          </m:r>
+          <m:sSub>
+            <m:e>
+              <m:r>
+                <m:t>L</m:t>
+              </m:r>
+            </m:e>
+            <m:sub>
+              <m:r>
+                <m:rPr>
+                  <m:nor/>
+                  <m:sty m:val="p"/>
+                </m:rPr>
+                <m:t>hard</m:t>
+              </m:r>
+            </m:sub>
+          </m:sSub>
+          <m:r>
+            <m:rPr>
+              <m:sty m:val="p"/>
+            </m:rPr>
+            <m:t>+</m:t>
+          </m:r>
+          <m:d>
+            <m:dPr>
+              <m:begChr m:val="("/>
+              <m:endChr m:val=")"/>
+              <m:sepChr m:val=""/>
+              <m:grow/>
+            </m:dPr>
+            <m:e>
+              <m:r>
+                <m:t>1</m:t>
+              </m:r>
+              <m:r>
+                <m:rPr>
+                  <m:sty m:val="p"/>
+                </m:rPr>
+                <m:t>−</m:t>
+              </m:r>
+              <m:r>
+                <m:t>λ</m:t>
+              </m:r>
+            </m:e>
+          </m:d>
+          <m:r>
+            <m:t> </m:t>
+          </m:r>
+          <m:sSub>
+            <m:e>
+              <m:r>
+                <m:t>L</m:t>
+              </m:r>
+            </m:e>
+            <m:sub>
+              <m:r>
+                <m:rPr>
+                  <m:nor/>
+                  <m:sty m:val="p"/>
+                </m:rPr>
+                <m:t>soft</m:t>
+              </m:r>
+            </m:sub>
+          </m:sSub>
+          <m:r>
+            <m:t> </m:t>
+          </m:r>
+          <m:d>
+            <m:dPr>
+              <m:begChr m:val="("/>
+              <m:endChr m:val=")"/>
+              <m:sepChr m:val=""/>
+              <m:grow/>
+            </m:dPr>
+            <m:e>
+              <m:r>
+                <m:t>5</m:t>
+              </m:r>
+            </m:e>
+          </m:d>
+        </m:oMath>
+      </m:oMathPara>
+    </w:p>
+    <w:p>
+      <w:pPr>
+        <w:pStyle w:val="FirstParagraph"/>
+      </w:pPr>
+      <m:oMathPara>
+        <m:oMathParaPr>
+          <m:jc m:val="center"/>
+        </m:oMathParaPr>
+        <m:oMath>
+          <m:sSub>
+            <m:e>
+              <m:r>
+                <m:t>L</m:t>
+              </m:r>
+            </m:e>
+            <m:sub>
+              <m:r>
+                <m:rPr>
+                  <m:nor/>
+                  <m:sty m:val="p"/>
+                </m:rPr>
+                <m:t>distill</m:t>
+              </m:r>
+            </m:sub>
+          </m:sSub>
+          <m:r>
+            <m:rPr>
+              <m:sty m:val="p"/>
+            </m:rPr>
+            <m:t>=</m:t>
+          </m:r>
+          <m:r>
+            <m:t>λ</m:t>
+          </m:r>
+          <m:r>
+            <m:t> </m:t>
+          </m:r>
+          <m:sSub>
+            <m:e>
+              <m:r>
+                <m:t>L</m:t>
+              </m:r>
+            </m:e>
+            <m:sub>
+              <m:r>
+                <m:rPr>
+                  <m:nor/>
+                  <m:sty m:val="p"/>
+                </m:rPr>
+                <m:t>hard</m:t>
+              </m:r>
+            </m:sub>
+          </m:sSub>
+          <m:r>
+            <m:rPr>
+              <m:sty m:val="p"/>
+            </m:rPr>
+            <m:t>+</m:t>
+          </m:r>
+          <m:d>
+            <m:dPr>
+              <m:begChr m:val="("/>
+              <m:endChr m:val=")"/>
+              <m:sepChr m:val=""/>
+              <m:grow/>
+            </m:dPr>
+            <m:e>
+              <m:r>
+                <m:t>1</m:t>
+              </m:r>
+              <m:r>
+                <m:rPr>
+                  <m:sty m:val="p"/>
+                </m:rPr>
+                <m:t>−</m:t>
+              </m:r>
+              <m:r>
+                <m:t>λ</m:t>
+              </m:r>
+            </m:e>
+          </m:d>
+          <m:r>
+            <m:t> </m:t>
+          </m:r>
+          <m:sSub>
+            <m:e>
+              <m:r>
+                <m:t>L</m:t>
+              </m:r>
+            </m:e>
+            <m:sub>
+              <m:r>
+                <m:rPr>
+                  <m:nor/>
+                  <m:sty m:val="p"/>
+                </m:rPr>
+                <m:t>soft</m:t>
+              </m:r>
+            </m:sub>
+          </m:sSub>
+          <m:r>
+            <m:rPr>
+              <m:sty m:val="p"/>
+            </m:rPr>
+            <m:t>+</m:t>
+          </m:r>
+          <m:r>
+            <m:t>β</m:t>
+          </m:r>
+          <m:r>
+            <m:t> </m:t>
+          </m:r>
+          <m:sSub>
+            <m:e>
+              <m:r>
+                <m:t>L</m:t>
+              </m:r>
+            </m:e>
+            <m:sub>
+              <m:r>
+                <m:rPr>
+                  <m:nor/>
+                  <m:sty m:val="p"/>
+                </m:rPr>
+                <m:t>proximal</m:t>
+              </m:r>
+            </m:sub>
+          </m:sSub>
+          <m:r>
+            <m:t> </m:t>
+          </m:r>
+          <m:d>
+            <m:dPr>
+              <m:begChr m:val="("/>
+              <m:endChr m:val=")"/>
+              <m:sepChr m:val=""/>
+              <m:grow/>
+            </m:dPr>
+            <m:e>
+              <m:r>
+                <m:t>6</m:t>
+              </m:r>
+            </m:e>
+          </m:d>
+        </m:oMath>
+      </m:oMathPara>
+    </w:p>
+    <w:p>
+      <w:pPr>
+        <w:pStyle w:val="FirstParagraph"/>
+      </w:pPr>
+      <w:r>
+        <w:t xml:space="preserve">với L_hard là cross-entropy trên nhãn thật,</w:t>
+      </w:r>
+      <w:r>
+        <w:t xml:space="preserve"> </w:t>
+      </w:r>
+      <w:r>
+        <w:rPr>
+          <w:bCs/>
+          <w:b/>
+        </w:rPr>
+        <w:t xml:space="preserve">λ = 0,5</w:t>
+      </w:r>
+      <w:r>
+        <w:t xml:space="preserve">,</w:t>
+      </w:r>
+      <w:r>
+        <w:t xml:space="preserve"> </w:t>
+      </w:r>
+      <w:r>
+        <w:rPr>
+          <w:bCs/>
+          <w:b/>
+        </w:rPr>
+        <w:t xml:space="preserve">β = 0,1</w:t>
+      </w:r>
+      <w:r>
+        <w:t xml:space="preserve">.</w:t>
+      </w:r>
+    </w:p>
+    <w:p>
+      <w:pPr>
+        <w:pStyle w:val="BodyText"/>
+      </w:pPr>
+      <w:r>
+        <w:t xml:space="preserve">Bài báo nói về từng thành phần:</w:t>
+      </w:r>
+    </w:p>
+    <w:p>
+      <w:pPr>
+        <w:numPr>
+          <w:ilvl w:val="0"/>
+          <w:numId w:val="1001"/>
+        </w:numPr>
+        <w:pStyle w:val="Compact"/>
+      </w:pPr>
+      <w:r>
+        <w:t xml:space="preserve">Teacher là</w:t>
+      </w:r>
+      <w:r>
+        <w:t xml:space="preserve"> </w:t>
+      </w:r>
+      <w:r>
+        <w:rPr>
+          <w:bCs/>
+          <w:b/>
+        </w:rPr>
+        <w:t xml:space="preserve">global model của round</w:t>
+      </w:r>
+      <w:r>
+        <w:t xml:space="preserve"> </w:t>
+      </w:r>
+      <w:r>
+        <w:t xml:space="preserve">—</w:t>
+      </w:r>
+      <w:r>
+        <w:t xml:space="preserve"> </w:t>
+      </w:r>
+      <w:r>
+        <w:t xml:space="preserve">“</w:t>
+      </w:r>
+      <w:r>
+        <w:t xml:space="preserve">the global model functions as the teacher model, while</w:t>
+      </w:r>
+      <w:r>
+        <w:t xml:space="preserve"> </w:t>
+      </w:r>
+      <w:r>
+        <w:t xml:space="preserve">the local models on the clients serve as the student models</w:t>
+      </w:r>
+      <w:r>
+        <w:t xml:space="preserve">”</w:t>
+      </w:r>
+      <w:r>
+        <w:t xml:space="preserve"> </w:t>
+      </w:r>
+      <w:r>
+        <w:t xml:space="preserve">(§3.5.2).</w:t>
+      </w:r>
+    </w:p>
+    <w:p>
+      <w:pPr>
+        <w:numPr>
+          <w:ilvl w:val="0"/>
+          <w:numId w:val="1001"/>
+        </w:numPr>
+        <w:pStyle w:val="Compact"/>
+      </w:pPr>
+      <w:r>
+        <w:t xml:space="preserve">KD là</w:t>
+      </w:r>
+      <w:r>
+        <w:t xml:space="preserve"> </w:t>
+      </w:r>
+      <w:r>
+        <w:rPr>
+          <w:bCs/>
+          <w:b/>
+        </w:rPr>
+        <w:t xml:space="preserve">một chiều</w:t>
+      </w:r>
+      <w:r>
+        <w:t xml:space="preserve">, từ teacher xuống student; chiều KL được viết rõ trong Eq. (4).</w:t>
+      </w:r>
+    </w:p>
+    <w:p>
+      <w:pPr>
+        <w:numPr>
+          <w:ilvl w:val="0"/>
+          <w:numId w:val="1001"/>
+        </w:numPr>
+        <w:pStyle w:val="Compact"/>
+      </w:pPr>
+      <w:r>
+        <w:t xml:space="preserve">Proximal term lấy nguyên từ FedProx; §3.5.1 nêu μ = 0,01, Table 3 nêu thêm β = 0,1.</w:t>
+      </w:r>
+    </w:p>
+    <w:bookmarkEnd w:id="23"/>
+    <w:bookmarkStart w:id="24" w:name="algorithm-1-nguyên-văn-rút-gọn-ký-hiệu"/>
+    <w:p>
+      <w:pPr>
+        <w:pStyle w:val="Heading2"/>
+      </w:pPr>
+      <w:r>
+        <w:t xml:space="preserve">3. Algorithm 1 — nguyên văn (rút gọn ký hiệu)</w:t>
+      </w:r>
+    </w:p>
+    <w:p>
+      <w:pPr>
+        <w:pStyle w:val="SourceCode"/>
+      </w:pPr>
+      <w:r>
+        <w:rPr>
+          <w:rStyle w:val="VerbatimChar"/>
+        </w:rPr>
+        <w:t xml:space="preserve">Require: R, K, D_k, E, η, λ, β          Ensure: w_G^R</w:t>
+      </w:r>
+      <w:r>
+        <w:br/>
+      </w:r>
+      <w:r>
+        <w:rPr>
+          <w:rStyle w:val="VerbatimChar"/>
+        </w:rPr>
+        <w:t xml:space="preserve">Server:</w:t>
+      </w:r>
+      <w:r>
+        <w:br/>
+      </w:r>
+      <w:r>
+        <w:rPr>
+          <w:rStyle w:val="VerbatimChar"/>
+        </w:rPr>
+        <w:t xml:space="preserve"> 2  Initialize w_G^0</w:t>
+      </w:r>
+      <w:r>
+        <w:br/>
+      </w:r>
+      <w:r>
+        <w:rPr>
+          <w:rStyle w:val="VerbatimChar"/>
+        </w:rPr>
+        <w:t xml:space="preserve"> 3  for t = 1..R:</w:t>
+      </w:r>
+      <w:r>
+        <w:br/>
+      </w:r>
+      <w:r>
+        <w:rPr>
+          <w:rStyle w:val="VerbatimChar"/>
+        </w:rPr>
+        <w:t xml:space="preserve"> 4    m = K                                   (mọi client tham gia)</w:t>
+      </w:r>
+      <w:r>
+        <w:br/>
+      </w:r>
+      <w:r>
+        <w:rPr>
+          <w:rStyle w:val="VerbatimChar"/>
+        </w:rPr>
+        <w:t xml:space="preserve"> 5    for each client k (song song):</w:t>
+      </w:r>
+      <w:r>
+        <w:br/>
+      </w:r>
+      <w:r>
+        <w:rPr>
+          <w:rStyle w:val="VerbatimChar"/>
+        </w:rPr>
+        <w:t xml:space="preserve"> 6      send w_G^t to client k</w:t>
+      </w:r>
+      <w:r>
+        <w:br/>
+      </w:r>
+      <w:r>
+        <w:rPr>
+          <w:rStyle w:val="VerbatimChar"/>
+        </w:rPr>
+        <w:t xml:space="preserve"> 7      receive w_G^{t+1} from client k       (sic — xem G7)</w:t>
+      </w:r>
+      <w:r>
+        <w:br/>
+      </w:r>
+      <w:r>
+        <w:rPr>
+          <w:rStyle w:val="VerbatimChar"/>
+        </w:rPr>
+        <w:t xml:space="preserve"> 9    w_G^{t+1} = Σ_k (n_k/n) w_k^{t+1}</w:t>
+      </w:r>
+      <w:r>
+        <w:br/>
+      </w:r>
+      <w:r>
+        <w:rPr>
+          <w:rStyle w:val="VerbatimChar"/>
+        </w:rPr>
+        <w:t xml:space="preserve">11  return w_G^R</w:t>
+      </w:r>
+      <w:r>
+        <w:br/>
+      </w:r>
+      <w:r>
+        <w:rPr>
+          <w:rStyle w:val="VerbatimChar"/>
+        </w:rPr>
+        <w:t xml:space="preserve">Client — ClientUpdate(w_G^t, D_k):</w:t>
+      </w:r>
+      <w:r>
+        <w:br/>
+      </w:r>
+      <w:r>
+        <w:rPr>
+          <w:rStyle w:val="VerbatimChar"/>
+        </w:rPr>
+        <w:t xml:space="preserve">14  w_k = w_G^t</w:t>
+      </w:r>
+      <w:r>
+        <w:br/>
+      </w:r>
+      <w:r>
+        <w:rPr>
+          <w:rStyle w:val="VerbatimChar"/>
+        </w:rPr>
+        <w:t xml:space="preserve">15  for e = 1..E:</w:t>
+      </w:r>
+      <w:r>
+        <w:br/>
+      </w:r>
+      <w:r>
+        <w:rPr>
+          <w:rStyle w:val="VerbatimChar"/>
+        </w:rPr>
+        <w:t xml:space="preserve">16    for batch b ⊆ D_k:</w:t>
+      </w:r>
+      <w:r>
+        <w:br/>
+      </w:r>
+      <w:r>
+        <w:rPr>
+          <w:rStyle w:val="VerbatimChar"/>
+        </w:rPr>
+        <w:t xml:space="preserve">17      L = λ·L_hard + (1−λ)·L_soft + β·L_proximal</w:t>
+      </w:r>
+      <w:r>
+        <w:br/>
+      </w:r>
+      <w:r>
+        <w:rPr>
+          <w:rStyle w:val="VerbatimChar"/>
+        </w:rPr>
+        <w:t xml:space="preserve">18      w_k ← w_k − η∇L</w:t>
+      </w:r>
+      <w:r>
+        <w:br/>
+      </w:r>
+      <w:r>
+        <w:rPr>
+          <w:rStyle w:val="VerbatimChar"/>
+        </w:rPr>
+        <w:t xml:space="preserve">21  return w_k</w:t>
+      </w:r>
+    </w:p>
+    <w:bookmarkEnd w:id="24"/>
+    <w:bookmarkStart w:id="25" w:name="tiền-xử-lý-và-mô-hình-của-bài-báo"/>
+    <w:p>
+      <w:pPr>
+        <w:pStyle w:val="Heading2"/>
+      </w:pPr>
+      <w:r>
+        <w:t xml:space="preserve">4. Tiền xử lý và mô hình của bài báo</w:t>
+      </w:r>
+    </w:p>
+    <w:p>
+      <w:pPr>
+        <w:numPr>
+          <w:ilvl w:val="0"/>
+          <w:numId w:val="1002"/>
+        </w:numPr>
+        <w:pStyle w:val="Compact"/>
+      </w:pPr>
+      <w:r>
+        <w:t xml:space="preserve">Bỏ các cột dễ bị giả mạo (</w:t>
+      </w:r>
+      <w:r>
+        <w:rPr>
+          <w:rStyle w:val="VerbatimChar"/>
+        </w:rPr>
+        <w:t xml:space="preserve">udp.port</w:t>
+      </w:r>
+      <w:r>
+        <w:t xml:space="preserve">,</w:t>
+      </w:r>
+      <w:r>
+        <w:t xml:space="preserve"> </w:t>
+      </w:r>
+      <w:r>
+        <w:rPr>
+          <w:rStyle w:val="VerbatimChar"/>
+        </w:rPr>
+        <w:t xml:space="preserve">ip.src_host</w:t>
+      </w:r>
+      <w:r>
+        <w:t xml:space="preserve">,</w:t>
+      </w:r>
+      <w:r>
+        <w:t xml:space="preserve"> </w:t>
+      </w:r>
+      <w:r>
+        <w:rPr>
+          <w:rStyle w:val="VerbatimChar"/>
+        </w:rPr>
+        <w:t xml:space="preserve">ip.dst_host</w:t>
+      </w:r>
+      <w:r>
+        <w:t xml:space="preserve">), bỏ dòng thiếu/vô hạn,</w:t>
+      </w:r>
+      <w:r>
+        <w:t xml:space="preserve"> </w:t>
+      </w:r>
+      <w:r>
+        <w:t xml:space="preserve">one-hot cột định danh,</w:t>
+      </w:r>
+      <w:r>
+        <w:t xml:space="preserve"> </w:t>
+      </w:r>
+      <w:r>
+        <w:rPr>
+          <w:bCs/>
+          <w:b/>
+        </w:rPr>
+        <w:t xml:space="preserve">z-score</w:t>
+      </w:r>
+      <w:r>
+        <w:t xml:space="preserve"> </w:t>
+      </w:r>
+      <w:r>
+        <w:t xml:space="preserve">mọi đặc trưng (§3.3).</w:t>
+      </w:r>
+    </w:p>
+    <w:p>
+      <w:pPr>
+        <w:numPr>
+          <w:ilvl w:val="0"/>
+          <w:numId w:val="1002"/>
+        </w:numPr>
+        <w:pStyle w:val="Compact"/>
+      </w:pPr>
+      <w:r>
+        <w:t xml:space="preserve">Chọn đặc trưng bằng</w:t>
+      </w:r>
+      <w:r>
+        <w:t xml:space="preserve"> </w:t>
+      </w:r>
+      <w:r>
+        <w:rPr>
+          <w:bCs/>
+          <w:b/>
+        </w:rPr>
+        <w:t xml:space="preserve">mutual information</w:t>
+      </w:r>
+      <w:r>
+        <w:t xml:space="preserve"> </w:t>
+      </w:r>
+      <w:r>
+        <w:t xml:space="preserve">(Eq. 1): giữ top</w:t>
+      </w:r>
+      <w:r>
+        <w:t xml:space="preserve"> </w:t>
+      </w:r>
+      <w:r>
+        <w:rPr>
+          <w:bCs/>
+          <w:b/>
+        </w:rPr>
+        <w:t xml:space="preserve">25/95</w:t>
+      </w:r>
+      <w:r>
+        <w:t xml:space="preserve"> </w:t>
+      </w:r>
+      <w:r>
+        <w:t xml:space="preserve">(Edge-IIoT) và</w:t>
+      </w:r>
+      <w:r>
+        <w:t xml:space="preserve"> </w:t>
+      </w:r>
+      <w:r>
+        <w:rPr>
+          <w:bCs/>
+          <w:b/>
+        </w:rPr>
+        <w:t xml:space="preserve">71/115</w:t>
+      </w:r>
+      <w:r>
+        <w:t xml:space="preserve"> </w:t>
+      </w:r>
+      <w:r>
+        <w:t xml:space="preserve">(N-BaIoT).</w:t>
+      </w:r>
+    </w:p>
+    <w:p>
+      <w:pPr>
+        <w:numPr>
+          <w:ilvl w:val="0"/>
+          <w:numId w:val="1002"/>
+        </w:numPr>
+        <w:pStyle w:val="Compact"/>
+      </w:pPr>
+      <w:r>
+        <w:t xml:space="preserve">Bộ phân loại:</w:t>
+      </w:r>
+      <w:r>
+        <w:t xml:space="preserve"> </w:t>
+      </w:r>
+      <w:r>
+        <w:rPr>
+          <w:bCs/>
+          <w:b/>
+        </w:rPr>
+        <w:t xml:space="preserve">DNN 5 lớp ẩn 32-64-128-64-32</w:t>
+      </w:r>
+      <w:r>
+        <w:t xml:space="preserve">, ReLU, softmax ở đầu ra (§3.4). Tự kiểm: 25 đầu</w:t>
+      </w:r>
+      <w:r>
+        <w:t xml:space="preserve"> </w:t>
+      </w:r>
+      <w:r>
+        <w:t xml:space="preserve">vào → 32-64-128-64-32 → 15 lớp cho đúng</w:t>
+      </w:r>
+      <w:r>
+        <w:t xml:space="preserve"> </w:t>
+      </w:r>
+      <w:r>
+        <w:rPr>
+          <w:bCs/>
+          <w:b/>
+        </w:rPr>
+        <w:t xml:space="preserve">22.095</w:t>
+      </w:r>
+      <w:r>
+        <w:t xml:space="preserve"> </w:t>
+      </w:r>
+      <w:r>
+        <w:t xml:space="preserve">tham số mà Table 14 công bố (Edge-IIoT có 14</w:t>
+      </w:r>
+      <w:r>
+        <w:t xml:space="preserve"> </w:t>
+      </w:r>
+      <w:r>
+        <w:t xml:space="preserve">loại tấn công + benign).</w:t>
+      </w:r>
+    </w:p>
+    <w:bookmarkEnd w:id="25"/>
+    <w:bookmarkStart w:id="26" w:name="cấu-hình-thực-nghiệm-bài-báo-công-bố"/>
+    <w:p>
+      <w:pPr>
+        <w:pStyle w:val="Heading2"/>
+      </w:pPr>
+      <w:r>
+        <w:t xml:space="preserve">5. Cấu hình thực nghiệm bài báo công bố</w:t>
+      </w:r>
+    </w:p>
+    <w:tbl>
+      <w:tblPr>
+        <w:tblStyle w:val="Table"/>
+        <w:tblW w:type="pct" w:w="5000"/>
+        <w:tblLook w:firstRow="0" w:lastRow="0" w:firstColumn="0" w:lastColumn="0" w:noHBand="0" w:noVBand="0" w:val="0000"/>
+        <w:jc w:val="start"/>
+      </w:tblPr>
+      <w:tblGrid>
+        <w:gridCol w:w="3960"/>
+        <w:gridCol w:w="3960"/>
+      </w:tblGrid>
+      <w:tr>
+        <w:tc>
+          <w:tcPr/>
+          <w:p>
+            <w:pPr>
+              <w:pStyle w:val="Compact"/>
+              <w:jc w:val="left"/>
+            </w:pPr>
+            <w:r>
+              <w:t xml:space="preserve">Dữ liệu</w:t>
+            </w:r>
+          </w:p>
+        </w:tc>
+        <w:tc>
+          <w:tcPr/>
+          <w:p>
+            <w:pPr>
+              <w:pStyle w:val="Compact"/>
+              <w:jc w:val="left"/>
+            </w:pPr>
+            <w:r>
+              <w:t xml:space="preserve">Edge-IIoT, N-BaIoT; chia train/test</w:t>
+            </w:r>
+            <w:r>
+              <w:t xml:space="preserve"> </w:t>
+            </w:r>
+            <w:r>
+              <w:rPr>
+                <w:bCs/>
+                <w:b/>
+              </w:rPr>
+              <w:t xml:space="preserve">80/20</w:t>
+            </w:r>
+          </w:p>
+        </w:tc>
+      </w:tr>
+      <w:tr>
+        <w:tc>
+          <w:tcPr/>
+          <w:p>
+            <w:pPr>
+              <w:pStyle w:val="Compact"/>
+              <w:jc w:val="left"/>
+            </w:pPr>
+            <w:r>
+              <w:t xml:space="preserve">Số client</w:t>
+            </w:r>
+          </w:p>
+        </w:tc>
+        <w:tc>
+          <w:tcPr/>
+          <w:p>
+            <w:pPr>
+              <w:pStyle w:val="Compact"/>
+              <w:jc w:val="left"/>
+            </w:pPr>
+            <w:r>
+              <w:rPr>
+                <w:bCs/>
+                <w:b/>
+              </w:rPr>
+              <w:t xml:space="preserve">9</w:t>
+            </w:r>
+            <w:r>
+              <w:t xml:space="preserve">, đồng bộ, mọi client mỗi round</w:t>
+            </w:r>
+          </w:p>
+        </w:tc>
+      </w:tr>
+      <w:tr>
+        <w:tc>
+          <w:tcPr/>
+          <w:p>
+            <w:pPr>
+              <w:pStyle w:val="Compact"/>
+              <w:jc w:val="left"/>
+            </w:pPr>
+            <w:r>
+              <w:t xml:space="preserve">Non-IID</w:t>
+            </w:r>
+          </w:p>
+        </w:tc>
+        <w:tc>
+          <w:tcPr/>
+          <w:p>
+            <w:pPr>
+              <w:pStyle w:val="Compact"/>
+              <w:jc w:val="left"/>
+            </w:pPr>
+            <w:r>
+              <w:t xml:space="preserve">Dirichlet θ =</w:t>
+            </w:r>
+            <w:r>
+              <w:t xml:space="preserve"> </w:t>
+            </w:r>
+            <w:r>
+              <w:rPr>
+                <w:bCs/>
+                <w:b/>
+              </w:rPr>
+              <w:t xml:space="preserve">1</w:t>
+            </w:r>
+            <w:r>
+              <w:t xml:space="preserve"> </w:t>
+            </w:r>
+            <w:r>
+              <w:t xml:space="preserve">(low) và θ =</w:t>
+            </w:r>
+            <w:r>
+              <w:t xml:space="preserve"> </w:t>
+            </w:r>
+            <w:r>
+              <w:rPr>
+                <w:bCs/>
+                <w:b/>
+              </w:rPr>
+              <w:t xml:space="preserve">0,1</w:t>
+            </w:r>
+            <w:r>
+              <w:t xml:space="preserve"> </w:t>
+            </w:r>
+            <w:r>
+              <w:t xml:space="preserve">(high), chỉ áp lên tập train (Eq. 7)</w:t>
+            </w:r>
+          </w:p>
+        </w:tc>
+      </w:tr>
+      <w:tr>
+        <w:tc>
+          <w:tcPr/>
+          <w:p>
+            <w:pPr>
+              <w:pStyle w:val="Compact"/>
+              <w:jc w:val="left"/>
+            </w:pPr>
+            <w:r>
+              <w:t xml:space="preserve">Round × epoch</w:t>
+            </w:r>
+          </w:p>
+        </w:tc>
+        <w:tc>
+          <w:tcPr/>
+          <w:p>
+            <w:pPr>
+              <w:pStyle w:val="Compact"/>
+              <w:jc w:val="left"/>
+            </w:pPr>
+            <w:r>
+              <w:rPr>
+                <w:bCs/>
+                <w:b/>
+              </w:rPr>
+              <w:t xml:space="preserve">40 × 2</w:t>
+            </w:r>
+          </w:p>
+        </w:tc>
+      </w:tr>
+      <w:tr>
+        <w:tc>
+          <w:tcPr/>
+          <w:p>
+            <w:pPr>
+              <w:pStyle w:val="Compact"/>
+              <w:jc w:val="left"/>
+            </w:pPr>
+            <w:r>
+              <w:t xml:space="preserve">Batch / optimizer / lr</w:t>
+            </w:r>
+          </w:p>
+        </w:tc>
+        <w:tc>
+          <w:tcPr/>
+          <w:p>
+            <w:pPr>
+              <w:pStyle w:val="Compact"/>
+              <w:jc w:val="left"/>
+            </w:pPr>
+            <w:r>
+              <w:rPr>
+                <w:bCs/>
+                <w:b/>
+              </w:rPr>
+              <w:t xml:space="preserve">128</w:t>
+            </w:r>
+            <w:r>
+              <w:t xml:space="preserve"> </w:t>
+            </w:r>
+            <w:r>
+              <w:t xml:space="preserve">/</w:t>
+            </w:r>
+            <w:r>
+              <w:t xml:space="preserve"> </w:t>
+            </w:r>
+            <w:r>
+              <w:rPr>
+                <w:bCs/>
+                <w:b/>
+              </w:rPr>
+              <w:t xml:space="preserve">Adam</w:t>
+            </w:r>
+            <w:r>
+              <w:t xml:space="preserve"> </w:t>
+            </w:r>
+            <w:r>
+              <w:t xml:space="preserve">/</w:t>
+            </w:r>
+            <w:r>
+              <w:t xml:space="preserve"> </w:t>
+            </w:r>
+            <w:r>
+              <w:rPr>
+                <w:bCs/>
+                <w:b/>
+              </w:rPr>
+              <w:t xml:space="preserve">0,001</w:t>
+            </w:r>
+            <w:r>
+              <w:t xml:space="preserve"> </w:t>
+            </w:r>
+            <w:r>
+              <w:t xml:space="preserve">(Table 3, chọn bằng grid search ở Table 2)</w:t>
+            </w:r>
+          </w:p>
+        </w:tc>
+      </w:tr>
+      <w:tr>
+        <w:tc>
+          <w:tcPr/>
+          <w:p>
+            <w:pPr>
+              <w:pStyle w:val="Compact"/>
+              <w:jc w:val="left"/>
+            </w:pPr>
+            <w:r>
+              <w:t xml:space="preserve">μ / λ / β / T</w:t>
+            </w:r>
+          </w:p>
+        </w:tc>
+        <w:tc>
+          <w:tcPr/>
+          <w:p>
+            <w:pPr>
+              <w:pStyle w:val="Compact"/>
+              <w:jc w:val="left"/>
+            </w:pPr>
+            <w:r>
+              <w:t xml:space="preserve">0,01 / 0,5 / 0,1 / 3</w:t>
+            </w:r>
+          </w:p>
+        </w:tc>
+      </w:tr>
+      <w:tr>
+        <w:tc>
+          <w:tcPr/>
+          <w:p>
+            <w:pPr>
+              <w:pStyle w:val="Compact"/>
+              <w:jc w:val="left"/>
+            </w:pPr>
+            <w:r>
+              <w:t xml:space="preserve">Metric</w:t>
+            </w:r>
+          </w:p>
+        </w:tc>
+        <w:tc>
+          <w:tcPr/>
+          <w:p>
+            <w:pPr>
+              <w:pStyle w:val="Compact"/>
+              <w:jc w:val="left"/>
+            </w:pPr>
+            <w:r>
+              <w:t xml:space="preserve">Accuracy, Precision, Recall, F1 (§4.2) + FPR, FNR; thời gian chạy</w:t>
+            </w:r>
+          </w:p>
+        </w:tc>
+      </w:tr>
+      <w:tr>
+        <w:tc>
+          <w:tcPr/>
+          <w:p>
+            <w:pPr>
+              <w:pStyle w:val="Compact"/>
+              <w:jc w:val="left"/>
+            </w:pPr>
+            <w:r>
+              <w:t xml:space="preserve">Baseline</w:t>
+            </w:r>
+          </w:p>
+        </w:tc>
+        <w:tc>
+          <w:tcPr/>
+          <w:p>
+            <w:pPr>
+              <w:pStyle w:val="Compact"/>
+              <w:jc w:val="left"/>
+            </w:pPr>
+            <w:r>
+              <w:t xml:space="preserve">FedAvg-only, FedProx-only, SIM-FED; CL cùng mô hình (§4.3.7)</w:t>
+            </w:r>
+          </w:p>
+        </w:tc>
+      </w:tr>
+    </w:tbl>
+    <w:p>
+      <w:pPr>
+        <w:pStyle w:val="BodyText"/>
+      </w:pPr>
+      <w:r>
+        <w:t xml:space="preserve">Kết quả headline ở round 40 (Table 5, accuracy của global model): Edge-IIoT</w:t>
+      </w:r>
+      <w:r>
+        <w:t xml:space="preserve"> </w:t>
+      </w:r>
+      <w:r>
+        <w:rPr>
+          <w:bCs/>
+          <w:b/>
+        </w:rPr>
+        <w:t xml:space="preserve">94,82</w:t>
+      </w:r>
+      <w:r>
+        <w:t xml:space="preserve"> </w:t>
+      </w:r>
+      <w:r>
+        <w:t xml:space="preserve">(θ = 1) và</w:t>
+      </w:r>
+      <w:r>
+        <w:t xml:space="preserve"> </w:t>
+      </w:r>
+      <w:r>
+        <w:rPr>
+          <w:bCs/>
+          <w:b/>
+        </w:rPr>
+        <w:t xml:space="preserve">93,86</w:t>
+      </w:r>
+      <w:r>
+        <w:t xml:space="preserve"> </w:t>
+      </w:r>
+      <w:r>
+        <w:t xml:space="preserve">(θ = 0,1); N-BaIoT 87,70 và 83,81.</w:t>
+      </w:r>
+    </w:p>
+    <w:p>
+      <w:pPr>
+        <w:pStyle w:val="BodyText"/>
+      </w:pPr>
+      <w:r>
+        <w:t xml:space="preserve">Bài báo cũng so</w:t>
+      </w:r>
+      <w:r>
+        <w:t xml:space="preserve"> </w:t>
+      </w:r>
+      <w:r>
+        <w:rPr>
+          <w:bCs/>
+          <w:b/>
+        </w:rPr>
+        <w:t xml:space="preserve">ba khoảng KD</w:t>
+      </w:r>
+      <w:r>
+        <w:t xml:space="preserve"> </w:t>
+      </w:r>
+      <w:r>
+        <w:t xml:space="preserve">(§4.3.2):</w:t>
+      </w:r>
+      <w:r>
+        <w:t xml:space="preserve"> </w:t>
+      </w:r>
+      <w:r>
+        <w:rPr>
+          <w:iCs/>
+          <w:i/>
+        </w:rPr>
+        <w:t xml:space="preserve">round-wise</w:t>
+      </w:r>
+      <w:r>
+        <w:t xml:space="preserve"> </w:t>
+      </w:r>
+      <w:r>
+        <w:t xml:space="preserve">(sau mỗi round),</w:t>
+      </w:r>
+      <w:r>
+        <w:t xml:space="preserve"> </w:t>
+      </w:r>
+      <w:r>
+        <w:rPr>
+          <w:iCs/>
+          <w:i/>
+        </w:rPr>
+        <w:t xml:space="preserve">periodic</w:t>
+      </w:r>
+      <w:r>
+        <w:t xml:space="preserve"> </w:t>
+      </w:r>
+      <w:r>
+        <w:t xml:space="preserve">(mỗi 8 round)</w:t>
+      </w:r>
+      <w:r>
+        <w:t xml:space="preserve"> </w:t>
+      </w:r>
+      <w:r>
+        <w:t xml:space="preserve">và</w:t>
+      </w:r>
+      <w:r>
+        <w:t xml:space="preserve"> </w:t>
+      </w:r>
+      <w:r>
+        <w:rPr>
+          <w:iCs/>
+          <w:i/>
+        </w:rPr>
+        <w:t xml:space="preserve">end-of-training</w:t>
+      </w:r>
+      <w:r>
+        <w:t xml:space="preserve"> </w:t>
+      </w:r>
+      <w:r>
+        <w:t xml:space="preserve">(round 31–40). Round-wise tốt nhất ở cả hai dữ liệu (Table 6–7). Ablation KD</w:t>
+      </w:r>
+      <w:r>
+        <w:t xml:space="preserve"> </w:t>
+      </w:r>
+      <w:r>
+        <w:t xml:space="preserve">(Table 8–9) cho mức tăng lớn nhất ở θ = 0,1.</w:t>
+      </w:r>
+    </w:p>
+    <w:p>
+      <w:r>
+        <w:pict>
+          <v:rect style="width:0;height:1.5pt" o:hralign="center" o:hrstd="t" o:hr="t"/>
+        </w:pict>
+      </w:r>
+    </w:p>
+    <w:bookmarkEnd w:id="26"/>
+    <w:bookmarkStart w:id="27" w:name="X91533368898954ca83142954e608dc445f8d12e"/>
+    <w:p>
+      <w:pPr>
+        <w:pStyle w:val="Heading2"/>
+      </w:pPr>
+      <w:r>
+        <w:t xml:space="preserve">6. Những chỗ bài báo để trống hoặc tự mâu thuẫn</w:t>
+      </w:r>
+    </w:p>
+    <w:p>
+      <w:pPr>
+        <w:pStyle w:val="FirstParagraph"/>
+      </w:pPr>
+      <w:r>
+        <w:t xml:space="preserve">Đánh số để</w:t>
+      </w:r>
+      <w:r>
+        <w:t xml:space="preserve"> </w:t>
+      </w:r>
+      <w:r>
+        <w:rPr>
+          <w:rStyle w:val="VerbatimChar"/>
+        </w:rPr>
+        <w:t xml:space="preserve">rebuild.md</w:t>
+      </w:r>
+      <w:r>
+        <w:t xml:space="preserve"> </w:t>
+      </w:r>
+      <w:r>
+        <w:t xml:space="preserve">§2 tham chiếu. Không mục nào ở đây được</w:t>
+      </w:r>
+      <w:r>
+        <w:t xml:space="preserve"> </w:t>
+      </w:r>
+      <w:r>
+        <w:t xml:space="preserve">“</w:t>
+      </w:r>
+      <w:r>
+        <w:t xml:space="preserve">suy ra</w:t>
+      </w:r>
+      <w:r>
+        <w:t xml:space="preserve">”</w:t>
+      </w:r>
+      <w:r>
+        <w:t xml:space="preserve"> </w:t>
+      </w:r>
+      <w:r>
+        <w:t xml:space="preserve">— chúng là chỗ trống</w:t>
+      </w:r>
+      <w:r>
+        <w:t xml:space="preserve"> </w:t>
+      </w:r>
+      <w:r>
+        <w:t xml:space="preserve">thật, và mọi cách lấp đều là lựa chọn của bản dựng.</w:t>
+      </w:r>
+    </w:p>
+    <w:tbl>
+      <w:tblPr>
+        <w:tblStyle w:val="Table"/>
+        <w:tblW w:type="pct" w:w="5000"/>
+        <w:tblLook w:firstRow="1" w:lastRow="0" w:firstColumn="0" w:lastColumn="0" w:noHBand="0" w:noVBand="0" w:val="0020"/>
+        <w:jc w:val="start"/>
+      </w:tblPr>
+      <w:tblGrid>
+        <w:gridCol w:w="1980"/>
+        <w:gridCol w:w="1980"/>
+        <w:gridCol w:w="1980"/>
+        <w:gridCol w:w="1980"/>
+      </w:tblGrid>
+      <w:tr>
+        <w:trPr>
+          <w:tblHeader w:val="true"/>
+        </w:trPr>
+        <w:tc>
+          <w:tcPr/>
+          <w:p>
+            <w:pPr>
+              <w:pStyle w:val="Compact"/>
+              <w:jc w:val="left"/>
+            </w:pPr>
+            <w:r>
+              <w:t xml:space="preserve">#</w:t>
+            </w:r>
+          </w:p>
+        </w:tc>
+        <w:tc>
+          <w:tcPr/>
+          <w:p>
+            <w:pPr>
+              <w:pStyle w:val="Compact"/>
+              <w:jc w:val="left"/>
+            </w:pPr>
+            <w:r>
+              <w:t xml:space="preserve">chỗ trống</w:t>
+            </w:r>
+          </w:p>
+        </w:tc>
+        <w:tc>
+          <w:tcPr/>
+          <w:p>
+            <w:pPr>
+              <w:pStyle w:val="Compact"/>
+              <w:jc w:val="left"/>
+            </w:pPr>
+            <w:r>
+              <w:t xml:space="preserve">bài báo nói gì</w:t>
+            </w:r>
+          </w:p>
+        </w:tc>
+        <w:tc>
+          <w:tcPr/>
+          <w:p>
+            <w:pPr>
+              <w:pStyle w:val="Compact"/>
+              <w:jc w:val="left"/>
+            </w:pPr>
+            <w:r>
+              <w:t xml:space="preserve">vì sao phải quyết</w:t>
+            </w:r>
+          </w:p>
+        </w:tc>
+      </w:tr>
+      <w:tr>
+        <w:tc>
+          <w:tcPr/>
+          <w:p>
+            <w:pPr>
+              <w:pStyle w:val="Compact"/>
+              <w:jc w:val="left"/>
+            </w:pPr>
+            <w:r>
+              <w:rPr>
+                <w:bCs/>
+                <w:b/>
+              </w:rPr>
+              <w:t xml:space="preserve">G1</w:t>
+            </w:r>
+          </w:p>
+        </w:tc>
+        <w:tc>
+          <w:tcPr/>
+          <w:p>
+            <w:pPr>
+              <w:pStyle w:val="Compact"/>
+              <w:jc w:val="left"/>
+            </w:pPr>
+            <w:r>
+              <w:rPr>
+                <w:bCs/>
+                <w:b/>
+              </w:rPr>
+              <w:t xml:space="preserve">Thời điểm KD</w:t>
+            </w:r>
+          </w:p>
+        </w:tc>
+        <w:tc>
+          <w:tcPr/>
+          <w:p>
+            <w:pPr>
+              <w:pStyle w:val="Compact"/>
+              <w:jc w:val="left"/>
+            </w:pPr>
+            <w:r>
+              <w:t xml:space="preserve">Algorithm 1 dòng 17 tính L_soft</w:t>
+            </w:r>
+            <w:r>
+              <w:t xml:space="preserve"> </w:t>
+            </w:r>
+            <w:r>
+              <w:rPr>
+                <w:bCs/>
+                <w:b/>
+              </w:rPr>
+              <w:t xml:space="preserve">trong từng batch</w:t>
+            </w:r>
+            <w:r>
+              <w:t xml:space="preserve"> </w:t>
+            </w:r>
+            <w:r>
+              <w:t xml:space="preserve">của local training. §4.3.2 lại mô tả round-wise KD là</w:t>
+            </w:r>
+            <w:r>
+              <w:t xml:space="preserve"> </w:t>
+            </w:r>
+            <w:r>
+              <w:t xml:space="preserve">“</w:t>
+            </w:r>
+            <w:r>
+              <w:t xml:space="preserve">performed immediately</w:t>
+            </w:r>
+            <w:r>
+              <w:t xml:space="preserve"> </w:t>
+            </w:r>
+            <w:r>
+              <w:rPr>
+                <w:bCs/>
+                <w:b/>
+              </w:rPr>
+              <w:t xml:space="preserve">after</w:t>
+            </w:r>
+            <w:r>
+              <w:t xml:space="preserve"> </w:t>
+            </w:r>
+            <w:r>
+              <w:t xml:space="preserve">each communication round</w:t>
+            </w:r>
+            <w:r>
+              <w:t xml:space="preserve">”</w:t>
+            </w:r>
+            <w:r>
+              <w:t xml:space="preserve">.</w:t>
+            </w:r>
+          </w:p>
+        </w:tc>
+        <w:tc>
+          <w:tcPr/>
+          <w:p>
+            <w:pPr>
+              <w:pStyle w:val="Compact"/>
+              <w:jc w:val="left"/>
+            </w:pPr>
+            <w:r>
+              <w:t xml:space="preserve">Hai cách đọc cho hai thuật toán khác nhau: KD trong loss cục bộ, hay một pha KD riêng sau khi tổng hợp.</w:t>
+            </w:r>
+          </w:p>
+        </w:tc>
+      </w:tr>
+      <w:tr>
+        <w:tc>
+          <w:tcPr/>
+          <w:p>
+            <w:pPr>
+              <w:pStyle w:val="Compact"/>
+              <w:jc w:val="left"/>
+            </w:pPr>
+            <w:r>
+              <w:rPr>
+                <w:bCs/>
+                <w:b/>
+              </w:rPr>
+              <w:t xml:space="preserve">G2</w:t>
+            </w:r>
+          </w:p>
+        </w:tc>
+        <w:tc>
+          <w:tcPr/>
+          <w:p>
+            <w:pPr>
+              <w:pStyle w:val="Compact"/>
+              <w:jc w:val="left"/>
+            </w:pPr>
+            <w:r>
+              <w:rPr>
+                <w:bCs/>
+                <w:b/>
+              </w:rPr>
+              <w:t xml:space="preserve">Teacher ở chế độ nào, cập nhật khi nào</w:t>
+            </w:r>
+          </w:p>
+        </w:tc>
+        <w:tc>
+          <w:tcPr/>
+          <w:p>
+            <w:pPr>
+              <w:pStyle w:val="Compact"/>
+              <w:jc w:val="left"/>
+            </w:pPr>
+            <w:r>
+              <w:t xml:space="preserve">Chỉ nói</w:t>
+            </w:r>
+            <w:r>
+              <w:t xml:space="preserve"> </w:t>
+            </w:r>
+            <w:r>
+              <w:t xml:space="preserve">“</w:t>
+            </w:r>
+            <w:r>
+              <w:t xml:space="preserve">global model</w:t>
+            </w:r>
+            <w:r>
+              <w:t xml:space="preserve">”</w:t>
+            </w:r>
+            <w:r>
+              <w:t xml:space="preserve">. Không nói teacher có đóng băng suốt round không, chạy</w:t>
+            </w:r>
+            <w:r>
+              <w:t xml:space="preserve"> </w:t>
+            </w:r>
+            <w:r>
+              <w:rPr>
+                <w:rStyle w:val="VerbatimChar"/>
+              </w:rPr>
+              <w:t xml:space="preserve">train()</w:t>
+            </w:r>
+            <w:r>
+              <w:t xml:space="preserve"> </w:t>
+            </w:r>
+            <w:r>
+              <w:t xml:space="preserve">hay</w:t>
+            </w:r>
+            <w:r>
+              <w:t xml:space="preserve"> </w:t>
+            </w:r>
+            <w:r>
+              <w:rPr>
+                <w:rStyle w:val="VerbatimChar"/>
+              </w:rPr>
+              <w:t xml:space="preserve">eval()</w:t>
+            </w:r>
+            <w:r>
+              <w:t xml:space="preserve">.</w:t>
+            </w:r>
+          </w:p>
+        </w:tc>
+        <w:tc>
+          <w:tcPr/>
+          <w:p>
+            <w:pPr>
+              <w:pStyle w:val="Compact"/>
+              <w:jc w:val="left"/>
+            </w:pPr>
+            <w:r>
+              <w:t xml:space="preserve">BatchNorm/Dropout cho output khác nhau ở hai chế độ.</w:t>
+            </w:r>
+          </w:p>
+        </w:tc>
+      </w:tr>
+      <w:tr>
+        <w:tc>
+          <w:tcPr/>
+          <w:p>
+            <w:pPr>
+              <w:pStyle w:val="Compact"/>
+              <w:jc w:val="left"/>
+            </w:pPr>
+            <w:r>
+              <w:rPr>
+                <w:bCs/>
+                <w:b/>
+              </w:rPr>
+              <w:t xml:space="preserve">G3</w:t>
+            </w:r>
+          </w:p>
+        </w:tc>
+        <w:tc>
+          <w:tcPr/>
+          <w:p>
+            <w:pPr>
+              <w:pStyle w:val="Compact"/>
+              <w:jc w:val="left"/>
+            </w:pPr>
+            <w:r>
+              <w:rPr>
+                <w:bCs/>
+                <w:b/>
+              </w:rPr>
+              <w:t xml:space="preserve">Hệ số proximal chồng hai lần</w:t>
+            </w:r>
+          </w:p>
+        </w:tc>
+        <w:tc>
+          <w:tcPr/>
+          <w:p>
+            <w:pPr>
+              <w:pStyle w:val="Compact"/>
+              <w:jc w:val="left"/>
+            </w:pPr>
+            <w:r>
+              <w:t xml:space="preserve">Eq. (3) đã có μ/2; Eq. (6) nhân thêm β. Không nói β·μ/2 là cố ý hay β thay cho μ.</w:t>
+            </w:r>
+          </w:p>
+        </w:tc>
+        <w:tc>
+          <w:tcPr/>
+          <w:p>
+            <w:pPr>
+              <w:pStyle w:val="Compact"/>
+              <w:jc w:val="left"/>
+            </w:pPr>
+            <w:r>
+              <w:t xml:space="preserve">Hệ số hiệu dụng là 0,1 × 0,01 / 2 =</w:t>
+            </w:r>
+            <w:r>
+              <w:t xml:space="preserve"> </w:t>
+            </w:r>
+            <w:r>
+              <w:rPr>
+                <w:bCs/>
+                <w:b/>
+              </w:rPr>
+              <w:t xml:space="preserve">5e-4</w:t>
+            </w:r>
+            <w:r>
+              <w:t xml:space="preserve"> </w:t>
+            </w:r>
+            <w:r>
+              <w:t xml:space="preserve">nếu đọc theo chữ.</w:t>
+            </w:r>
+          </w:p>
+        </w:tc>
+      </w:tr>
+      <w:tr>
+        <w:tc>
+          <w:tcPr/>
+          <w:p>
+            <w:pPr>
+              <w:pStyle w:val="Compact"/>
+              <w:jc w:val="left"/>
+            </w:pPr>
+            <w:r>
+              <w:rPr>
+                <w:bCs/>
+                <w:b/>
+              </w:rPr>
+              <w:t xml:space="preserve">G4</w:t>
+            </w:r>
+          </w:p>
+        </w:tc>
+        <w:tc>
+          <w:tcPr/>
+          <w:p>
+            <w:pPr>
+              <w:pStyle w:val="Compact"/>
+              <w:jc w:val="left"/>
+            </w:pPr>
+            <w:r>
+              <w:rPr>
+                <w:bCs/>
+                <w:b/>
+              </w:rPr>
+              <w:t xml:space="preserve">Optimizer so với giả mã</w:t>
+            </w:r>
+          </w:p>
+        </w:tc>
+        <w:tc>
+          <w:tcPr/>
+          <w:p>
+            <w:pPr>
+              <w:pStyle w:val="Compact"/>
+              <w:jc w:val="left"/>
+            </w:pPr>
+            <w:r>
+              <w:t xml:space="preserve">Table 3 và §3.4:</w:t>
+            </w:r>
+            <w:r>
+              <w:t xml:space="preserve"> </w:t>
+            </w:r>
+            <w:r>
+              <w:rPr>
+                <w:bCs/>
+                <w:b/>
+              </w:rPr>
+              <w:t xml:space="preserve">Adam</w:t>
+            </w:r>
+            <w:r>
+              <w:t xml:space="preserve">, lr 0,001. Algorithm 1 dòng 18:</w:t>
+            </w:r>
+            <w:r>
+              <w:t xml:space="preserve"> </w:t>
+            </w:r>
+            <w:r>
+              <w:rPr>
+                <w:rStyle w:val="VerbatimChar"/>
+              </w:rPr>
+              <w:t xml:space="preserve">w_k ← w_k − η∇L</w:t>
+            </w:r>
+            <w:r>
+              <w:t xml:space="preserve"> </w:t>
+            </w:r>
+            <w:r>
+              <w:t xml:space="preserve">(bước SGD). Không nói state của Adam giữ hay reset giữa các round.</w:t>
+            </w:r>
+          </w:p>
+        </w:tc>
+        <w:tc>
+          <w:tcPr/>
+          <w:p>
+            <w:pPr>
+              <w:pStyle w:val="Compact"/>
+              <w:jc w:val="left"/>
+            </w:pPr>
+            <w:r>
+              <w:t xml:space="preserve">Quyết định optimizer và vòng đời moment.</w:t>
+            </w:r>
+          </w:p>
+        </w:tc>
+      </w:tr>
+      <w:tr>
+        <w:tc>
+          <w:tcPr/>
+          <w:p>
+            <w:pPr>
+              <w:pStyle w:val="Compact"/>
+              <w:jc w:val="left"/>
+            </w:pPr>
+            <w:r>
+              <w:rPr>
+                <w:bCs/>
+                <w:b/>
+              </w:rPr>
+              <w:t xml:space="preserve">G5</w:t>
+            </w:r>
+          </w:p>
+        </w:tc>
+        <w:tc>
+          <w:tcPr/>
+          <w:p>
+            <w:pPr>
+              <w:pStyle w:val="Compact"/>
+              <w:jc w:val="left"/>
+            </w:pPr>
+            <w:r>
+              <w:rPr>
+                <w:bCs/>
+                <w:b/>
+              </w:rPr>
+              <w:t xml:space="preserve">Softmax ở đầu ra + cross-entropy</w:t>
+            </w:r>
+          </w:p>
+        </w:tc>
+        <w:tc>
+          <w:tcPr/>
+          <w:p>
+            <w:pPr>
+              <w:pStyle w:val="Compact"/>
+              <w:jc w:val="left"/>
+            </w:pPr>
+            <w:r>
+              <w:t xml:space="preserve">§3.4 đặt softmax ở output layer; Table 3 ghi</w:t>
+            </w:r>
+            <w:r>
+              <w:t xml:space="preserve"> </w:t>
+            </w:r>
+            <w:r>
+              <w:t xml:space="preserve">“</w:t>
+            </w:r>
+            <w:r>
+              <w:t xml:space="preserve">Cross-Entropy Loss</w:t>
+            </w:r>
+            <w:r>
+              <w:t xml:space="preserve">”</w:t>
+            </w:r>
+            <w:r>
+              <w:t xml:space="preserve">.</w:t>
+            </w:r>
+          </w:p>
+        </w:tc>
+        <w:tc>
+          <w:tcPr/>
+          <w:p>
+            <w:pPr>
+              <w:pStyle w:val="Compact"/>
+              <w:jc w:val="left"/>
+            </w:pPr>
+            <w:r>
+              <w:t xml:space="preserve">Trong PyTorch,</w:t>
+            </w:r>
+            <w:r>
+              <w:t xml:space="preserve"> </w:t>
+            </w:r>
+            <w:r>
+              <w:rPr>
+                <w:rStyle w:val="VerbatimChar"/>
+              </w:rPr>
+              <w:t xml:space="preserve">CrossEntropyLoss</w:t>
+            </w:r>
+            <w:r>
+              <w:t xml:space="preserve"> </w:t>
+            </w:r>
+            <w:r>
+              <w:t xml:space="preserve">trên output đã softmax là softmax hai lần. Cần quyết L_hard và L_soft tính trên logit hay xác suất.</w:t>
+            </w:r>
+          </w:p>
+        </w:tc>
+      </w:tr>
+      <w:tr>
+        <w:tc>
+          <w:tcPr/>
+          <w:p>
+            <w:pPr>
+              <w:pStyle w:val="Compact"/>
+              <w:jc w:val="left"/>
+            </w:pPr>
+            <w:r>
+              <w:rPr>
+                <w:bCs/>
+                <w:b/>
+              </w:rPr>
+              <w:t xml:space="preserve">G6</w:t>
+            </w:r>
+          </w:p>
+        </w:tc>
+        <w:tc>
+          <w:tcPr/>
+          <w:p>
+            <w:pPr>
+              <w:pStyle w:val="Compact"/>
+              <w:jc w:val="left"/>
+            </w:pPr>
+            <w:r>
+              <w:rPr>
+                <w:bCs/>
+                <w:b/>
+              </w:rPr>
+              <w:t xml:space="preserve">“</w:t>
+            </w:r>
+            <w:r>
+              <w:rPr>
+                <w:bCs/>
+                <w:b/>
+              </w:rPr>
+              <w:t xml:space="preserve">λ = distillation weight</w:t>
+            </w:r>
+            <w:r>
+              <w:rPr>
+                <w:bCs/>
+                <w:b/>
+              </w:rPr>
+              <w:t xml:space="preserve">”</w:t>
+            </w:r>
+            <w:r>
+              <w:rPr>
+                <w:bCs/>
+                <w:b/>
+              </w:rPr>
+              <w:t xml:space="preserve"> </w:t>
+            </w:r>
+            <w:r>
+              <w:rPr>
+                <w:bCs/>
+                <w:b/>
+              </w:rPr>
+              <w:t xml:space="preserve">nhưng λ nhân loss cứng</w:t>
+            </w:r>
+          </w:p>
+        </w:tc>
+        <w:tc>
+          <w:tcPr/>
+          <w:p>
+            <w:pPr>
+              <w:pStyle w:val="Compact"/>
+              <w:jc w:val="left"/>
+            </w:pPr>
+            <w:r>
+              <w:t xml:space="preserve">Table 3 gọi λ là</w:t>
+            </w:r>
+            <w:r>
+              <w:t xml:space="preserve"> </w:t>
+            </w:r>
+            <w:r>
+              <w:t xml:space="preserve">“</w:t>
+            </w:r>
+            <w:r>
+              <w:t xml:space="preserve">Distillation Weight</w:t>
+            </w:r>
+            <w:r>
+              <w:t xml:space="preserve">”</w:t>
+            </w:r>
+            <w:r>
+              <w:t xml:space="preserve">; Eq. (5)–(6) nhân λ với</w:t>
+            </w:r>
+            <w:r>
+              <w:t xml:space="preserve"> </w:t>
+            </w:r>
+            <w:r>
+              <w:rPr>
+                <w:bCs/>
+                <w:b/>
+              </w:rPr>
+              <w:t xml:space="preserve">L_hard</w:t>
+            </w:r>
+            <w:r>
+              <w:t xml:space="preserve">, (1−λ) với L_soft.</w:t>
+            </w:r>
+          </w:p>
+        </w:tc>
+        <w:tc>
+          <w:tcPr/>
+          <w:p>
+            <w:pPr>
+              <w:pStyle w:val="Compact"/>
+              <w:jc w:val="left"/>
+            </w:pPr>
+            <w:r>
+              <w:t xml:space="preserve">Với λ = 0,5 hai cách đọc trùng nhau; chỉ quan trọng khi quét λ.</w:t>
+            </w:r>
+          </w:p>
+        </w:tc>
+      </w:tr>
+      <w:tr>
+        <w:tc>
+          <w:tcPr/>
+          <w:p>
+            <w:pPr>
+              <w:pStyle w:val="Compact"/>
+              <w:jc w:val="left"/>
+            </w:pPr>
+            <w:r>
+              <w:rPr>
+                <w:bCs/>
+                <w:b/>
+              </w:rPr>
+              <w:t xml:space="preserve">G7</w:t>
+            </w:r>
+          </w:p>
+        </w:tc>
+        <w:tc>
+          <w:tcPr/>
+          <w:p>
+            <w:pPr>
+              <w:pStyle w:val="Compact"/>
+              <w:jc w:val="left"/>
+            </w:pPr>
+            <w:r>
+              <w:rPr>
+                <w:bCs/>
+                <w:b/>
+              </w:rPr>
+              <w:t xml:space="preserve">Lỗi ký hiệu ở Algorithm 1 dòng 7</w:t>
+            </w:r>
+          </w:p>
+        </w:tc>
+        <w:tc>
+          <w:tcPr/>
+          <w:p>
+            <w:pPr>
+              <w:pStyle w:val="Compact"/>
+              <w:jc w:val="left"/>
+            </w:pPr>
+            <w:r>
+              <w:t xml:space="preserve">“</w:t>
+            </w:r>
+            <w:r>
+              <w:t xml:space="preserve">Receive w_G^{t+1} from client k</w:t>
+            </w:r>
+            <w:r>
+              <w:t xml:space="preserve">”</w:t>
+            </w:r>
+            <w:r>
+              <w:t xml:space="preserve">.</w:t>
+            </w:r>
+          </w:p>
+        </w:tc>
+        <w:tc>
+          <w:tcPr/>
+          <w:p>
+            <w:pPr>
+              <w:pStyle w:val="Compact"/>
+              <w:jc w:val="left"/>
+            </w:pPr>
+            <w:r>
+              <w:t xml:space="preserve">Phải là w_k^{t+1}; dòng 9 mới tạo w_G^{t+1}.</w:t>
+            </w:r>
+          </w:p>
+        </w:tc>
+      </w:tr>
+      <w:tr>
+        <w:tc>
+          <w:tcPr/>
+          <w:p>
+            <w:pPr>
+              <w:pStyle w:val="Compact"/>
+              <w:jc w:val="left"/>
+            </w:pPr>
+            <w:r>
+              <w:rPr>
+                <w:bCs/>
+                <w:b/>
+              </w:rPr>
+              <w:t xml:space="preserve">G8</w:t>
+            </w:r>
+          </w:p>
+        </w:tc>
+        <w:tc>
+          <w:tcPr/>
+          <w:p>
+            <w:pPr>
+              <w:pStyle w:val="Compact"/>
+              <w:jc w:val="left"/>
+            </w:pPr>
+            <w:r>
+              <w:rPr>
+                <w:bCs/>
+                <w:b/>
+              </w:rPr>
+              <w:t xml:space="preserve">Đánh giá</w:t>
+            </w:r>
+            <w:r>
+              <w:rPr>
+                <w:bCs/>
+                <w:b/>
+              </w:rPr>
+              <w:t xml:space="preserve"> </w:t>
+            </w:r>
+            <w:r>
+              <w:rPr>
+                <w:bCs/>
+                <w:b/>
+              </w:rPr>
+              <w:t xml:space="preserve">“</w:t>
+            </w:r>
+            <w:r>
+              <w:rPr>
+                <w:bCs/>
+                <w:b/>
+              </w:rPr>
+              <w:t xml:space="preserve">client</w:t>
+            </w:r>
+            <w:r>
+              <w:rPr>
+                <w:bCs/>
+                <w:b/>
+              </w:rPr>
+              <w:t xml:space="preserve">”</w:t>
+            </w:r>
+            <w:r>
+              <w:rPr>
+                <w:bCs/>
+                <w:b/>
+              </w:rPr>
+              <w:t xml:space="preserve"> </w:t>
+            </w:r>
+            <w:r>
+              <w:rPr>
+                <w:bCs/>
+                <w:b/>
+              </w:rPr>
+              <w:t xml:space="preserve">ở Table 5</w:t>
+            </w:r>
+          </w:p>
+        </w:tc>
+        <w:tc>
+          <w:tcPr/>
+          <w:p>
+            <w:pPr>
+              <w:pStyle w:val="Compact"/>
+              <w:jc w:val="left"/>
+            </w:pPr>
+            <w:r>
+              <w:t xml:space="preserve">Cột B/W là accuracy của client tốt nhất/tệ nhất, nhưng không nói đo model nào (trước hay sau local update), trên tập test nào (test chung hay test cục bộ).</w:t>
+            </w:r>
+          </w:p>
+        </w:tc>
+        <w:tc>
+          <w:tcPr/>
+          <w:p>
+            <w:pPr>
+              <w:pStyle w:val="Compact"/>
+              <w:jc w:val="left"/>
+            </w:pPr>
+            <w:r>
+              <w:t xml:space="preserve">FD-IDS không có bước cá thể hoá: client bị ghi đè bằng w_G mỗi round.</w:t>
+            </w:r>
+          </w:p>
+        </w:tc>
+      </w:tr>
+      <w:tr>
+        <w:tc>
+          <w:tcPr/>
+          <w:p>
+            <w:pPr>
+              <w:pStyle w:val="Compact"/>
+              <w:jc w:val="left"/>
+            </w:pPr>
+            <w:r>
+              <w:rPr>
+                <w:bCs/>
+                <w:b/>
+              </w:rPr>
+              <w:t xml:space="preserve">G9</w:t>
+            </w:r>
+          </w:p>
+        </w:tc>
+        <w:tc>
+          <w:tcPr/>
+          <w:p>
+            <w:pPr>
+              <w:pStyle w:val="Compact"/>
+              <w:jc w:val="left"/>
+            </w:pPr>
+            <w:r>
+              <w:rPr>
+                <w:bCs/>
+                <w:b/>
+              </w:rPr>
+              <w:t xml:space="preserve">Metric đa lớp và FPR/FNR</w:t>
+            </w:r>
+          </w:p>
+        </w:tc>
+        <w:tc>
+          <w:tcPr/>
+          <w:p>
+            <w:pPr>
+              <w:pStyle w:val="Compact"/>
+              <w:jc w:val="left"/>
+            </w:pPr>
+            <w:r>
+              <w:t xml:space="preserve">§4.2 định nghĩa từ ma trận nhầm lẫn</w:t>
+            </w:r>
+            <w:r>
+              <w:t xml:space="preserve"> </w:t>
+            </w:r>
+            <w:r>
+              <w:rPr>
+                <w:bCs/>
+                <w:b/>
+              </w:rPr>
+              <w:t xml:space="preserve">nhị phân</w:t>
+            </w:r>
+            <w:r>
+              <w:t xml:space="preserve"> </w:t>
+            </w:r>
+            <w:r>
+              <w:t xml:space="preserve">(Table 4). Thí nghiệm là đa lớp; kiểu trung bình (macro/weighted) không nêu. Trong Table 8 recall luôn bằng accuracy.</w:t>
+            </w:r>
+          </w:p>
+        </w:tc>
+        <w:tc>
+          <w:tcPr/>
+          <w:p>
+            <w:pPr>
+              <w:pStyle w:val="Compact"/>
+              <w:jc w:val="left"/>
+            </w:pPr>
+            <w:r>
+              <w:t xml:space="preserve">Recall = accuracy chỉ xảy ra với trung bình</w:t>
+            </w:r>
+            <w:r>
+              <w:t xml:space="preserve"> </w:t>
+            </w:r>
+            <w:r>
+              <w:rPr>
+                <w:bCs/>
+                <w:b/>
+              </w:rPr>
+              <w:t xml:space="preserve">weighted</w:t>
+            </w:r>
+            <w:r>
+              <w:t xml:space="preserve">; FPR/FNR đa lớp cần một quy ước nhị phân hoá.</w:t>
+            </w:r>
+          </w:p>
+        </w:tc>
+      </w:tr>
+      <w:tr>
+        <w:tc>
+          <w:tcPr/>
+          <w:p>
+            <w:pPr>
+              <w:pStyle w:val="Compact"/>
+              <w:jc w:val="left"/>
+            </w:pPr>
+            <w:r>
+              <w:rPr>
+                <w:bCs/>
+                <w:b/>
+              </w:rPr>
+              <w:t xml:space="preserve">G10</w:t>
+            </w:r>
+          </w:p>
+        </w:tc>
+        <w:tc>
+          <w:tcPr/>
+          <w:p>
+            <w:pPr>
+              <w:pStyle w:val="Compact"/>
+              <w:jc w:val="left"/>
+            </w:pPr>
+            <w:r>
+              <w:rPr>
+                <w:bCs/>
+                <w:b/>
+              </w:rPr>
+              <w:t xml:space="preserve">BatchNorm trong phép tổng hợp</w:t>
+            </w:r>
+          </w:p>
+        </w:tc>
+        <w:tc>
+          <w:tcPr/>
+          <w:p>
+            <w:pPr>
+              <w:pStyle w:val="Compact"/>
+              <w:jc w:val="left"/>
+            </w:pPr>
+            <w:r>
+              <w:t xml:space="preserve">Không nhắc: DNN của bài báo không có BN.</w:t>
+            </w:r>
+          </w:p>
+        </w:tc>
+        <w:tc>
+          <w:tcPr/>
+          <w:p>
+            <w:pPr>
+              <w:pStyle w:val="Compact"/>
+              <w:jc w:val="left"/>
+            </w:pPr>
+            <w:r>
+              <w:t xml:space="preserve">Chỉ thành chỗ trống khi đổi sang bộ phân loại có BN.</w:t>
+            </w:r>
+          </w:p>
+        </w:tc>
+      </w:tr>
+    </w:tbl>
+    <w:bookmarkEnd w:id="27"/>
+    <w:bookmarkStart w:id="28" w:name="X482d006007de4e09753e0bd42f89d5b28fe7859"/>
+    <w:p>
+      <w:pPr>
+        <w:pStyle w:val="Heading2"/>
+      </w:pPr>
+      <w:r>
+        <w:t xml:space="preserve">7. Ba điều bài báo</w:t>
+      </w:r>
+      <w:r>
+        <w:t xml:space="preserve"> </w:t>
+      </w:r>
+      <w:r>
+        <w:rPr>
+          <w:bCs/>
+          <w:b/>
+        </w:rPr>
+        <w:t xml:space="preserve">không</w:t>
+      </w:r>
+      <w:r>
+        <w:t xml:space="preserve"> </w:t>
+      </w:r>
+      <w:r>
+        <w:t xml:space="preserve">yêu cầu, hay bị gán nhầm</w:t>
+      </w:r>
+    </w:p>
+    <w:p>
+      <w:pPr>
+        <w:numPr>
+          <w:ilvl w:val="0"/>
+          <w:numId w:val="1003"/>
+        </w:numPr>
+        <w:pStyle w:val="Compact"/>
+      </w:pPr>
+      <w:r>
+        <w:rPr>
+          <w:bCs/>
+          <w:b/>
+        </w:rPr>
+        <w:t xml:space="preserve">Không có bước cá thể hoá.</w:t>
+      </w:r>
+      <w:r>
+        <w:t xml:space="preserve"> </w:t>
+      </w:r>
+      <w:r>
+        <w:t xml:space="preserve">Algorithm 1 dòng 14</w:t>
+      </w:r>
+      <w:r>
+        <w:t xml:space="preserve"> </w:t>
+      </w:r>
+      <w:r>
+        <w:rPr>
+          <w:rStyle w:val="VerbatimChar"/>
+        </w:rPr>
+        <w:t xml:space="preserve">w_k = w_G^t</w:t>
+      </w:r>
+      <w:r>
+        <w:t xml:space="preserve">: không trọng số client nào tồn</w:t>
+      </w:r>
+      <w:r>
+        <w:t xml:space="preserve"> </w:t>
+      </w:r>
+      <w:r>
+        <w:t xml:space="preserve">tại qua ranh giới round. Model duy nhất tồn tại liên tục là</w:t>
+      </w:r>
+      <w:r>
+        <w:t xml:space="preserve"> </w:t>
+      </w:r>
+      <w:r>
+        <w:rPr>
+          <w:bCs/>
+          <w:b/>
+        </w:rPr>
+        <w:t xml:space="preserve">global model</w:t>
+      </w:r>
+      <w:r>
+        <w:t xml:space="preserve">.</w:t>
+      </w:r>
+    </w:p>
+    <w:p>
+      <w:pPr>
+        <w:numPr>
+          <w:ilvl w:val="0"/>
+          <w:numId w:val="1003"/>
+        </w:numPr>
+        <w:pStyle w:val="Compact"/>
+      </w:pPr>
+      <w:r>
+        <w:rPr>
+          <w:bCs/>
+          <w:b/>
+        </w:rPr>
+        <w:t xml:space="preserve">Không có chọn client.</w:t>
+      </w:r>
+      <w:r>
+        <w:t xml:space="preserve"> </w:t>
+      </w:r>
+      <w:r>
+        <w:t xml:space="preserve">Dòng 4</w:t>
+      </w:r>
+      <w:r>
+        <w:t xml:space="preserve"> </w:t>
+      </w:r>
+      <w:r>
+        <w:rPr>
+          <w:rStyle w:val="VerbatimChar"/>
+        </w:rPr>
+        <w:t xml:space="preserve">m = K</w:t>
+      </w:r>
+      <w:r>
+        <w:t xml:space="preserve">: mọi client tham gia mọi round.</w:t>
+      </w:r>
+    </w:p>
+    <w:p>
+      <w:pPr>
+        <w:numPr>
+          <w:ilvl w:val="0"/>
+          <w:numId w:val="1003"/>
+        </w:numPr>
+        <w:pStyle w:val="Compact"/>
+      </w:pPr>
+      <w:r>
+        <w:rPr>
+          <w:bCs/>
+          <w:b/>
+        </w:rPr>
+        <w:t xml:space="preserve">Không có teacher riêng ở server hay dữ liệu công khai.</w:t>
+      </w:r>
+      <w:r>
+        <w:t xml:space="preserve"> </w:t>
+      </w:r>
+      <w:r>
+        <w:t xml:space="preserve">Teacher chính là w_G^t mà client vừa</w:t>
+      </w:r>
+      <w:r>
+        <w:t xml:space="preserve"> </w:t>
+      </w:r>
+      <w:r>
+        <w:t xml:space="preserve">nhận; KD không cần thêm dữ liệu.</w:t>
+      </w:r>
+    </w:p>
+    <w:bookmarkEnd w:id="28"/>
+    <w:bookmarkStart w:id="30" w:name="X5e8a40f7a343c08e6e5bb1c9c10f355e1b2e301"/>
+    <w:p>
+      <w:pPr>
+        <w:pStyle w:val="Heading2"/>
+      </w:pPr>
+      <w:r>
+        <w:t xml:space="preserve">8. Vì sao không so số của bản dựng này với số của bài báo</w:t>
+      </w:r>
+    </w:p>
+    <w:p>
+      <w:pPr>
+        <w:pStyle w:val="FirstParagraph"/>
+      </w:pPr>
+      <w:r>
+        <w:t xml:space="preserve">Bài báo đo trên Edge-IIoT/N-BaIoT (15 lớp, 25/71 đặc trưng sau MI), 9 client, Dirichlet θ ∈</w:t>
+      </w:r>
+      <w:r>
+        <w:t xml:space="preserve"> </w:t>
+      </w:r>
+      <w:r>
+        <w:t xml:space="preserve">{1; 0,1}, 40 round × 2 epoch, DNN 22.095 tham số, bộ metric có FPR/FNR nhị phân. Bản dựng này đo</w:t>
+      </w:r>
+      <w:r>
+        <w:t xml:space="preserve"> </w:t>
+      </w:r>
+      <w:r>
+        <w:t xml:space="preserve">trên VeReMi NextGen (66 đặc trưng dạng bảng, 16 lớp, 43 triệu dòng train, Dirichlet α = 0,5),</w:t>
+      </w:r>
+      <w:r>
+        <w:t xml:space="preserve"> </w:t>
+      </w:r>
+      <w:r>
+        <w:t xml:space="preserve">20/50/100 client, 50 round × 1 epoch, DAGSNet 395.024 tham số, trên 2×T4. Cái được kế thừa là</w:t>
+      </w:r>
+      <w:r>
+        <w:t xml:space="preserve"> </w:t>
+      </w:r>
+      <w:r>
+        <w:rPr>
+          <w:bCs/>
+          <w:b/>
+        </w:rPr>
+        <w:t xml:space="preserve">phương pháp</w:t>
+      </w:r>
+      <w:r>
+        <w:t xml:space="preserve"> </w:t>
+      </w:r>
+      <w:r>
+        <w:t xml:space="preserve">— Eq. (2)–(6) và Algorithm 1 — không phải con số. Xem thêm</w:t>
+      </w:r>
+      <w:r>
+        <w:t xml:space="preserve"> </w:t>
+      </w:r>
+      <w:hyperlink r:id="rId29">
+        <w:r>
+          <w:rPr>
+            <w:rStyle w:val="VerbatimChar"/>
+          </w:rPr>
+          <w:t xml:space="preserve">../knowledge/architecture.md</w:t>
+        </w:r>
+      </w:hyperlink>
+      <w:r>
+        <w:t xml:space="preserve"> </w:t>
+      </w:r>
+      <w:r>
+        <w:t xml:space="preserve">§8.</w:t>
+      </w:r>
+    </w:p>
+    <w:p>
+      <w:r>
+        <w:br w:type="page"/>
+      </w:r>
+    </w:p>
+    <w:bookmarkEnd w:id="30"/>
+    <w:bookmarkEnd w:id="31"/>
+    <w:bookmarkStart w:id="45" w:name="X83dfec14783675b74e2ecb6245a5196b5687b47"/>
+    <w:p>
+      <w:pPr>
+        <w:pStyle w:val="Heading1"/>
+      </w:pPr>
+      <w:r>
+        <w:t xml:space="preserve">FD-IDS trên VeReMi NextGen / DAGSNet — quyết định, deviation, hợp đồng artifact</w:t>
+      </w:r>
+    </w:p>
+    <w:p>
+      <w:pPr>
+        <w:pStyle w:val="FirstParagraph"/>
+      </w:pPr>
+      <w:r>
+        <w:t xml:space="preserve">Mọi lựa chọn dưới đây là của</w:t>
+      </w:r>
+      <w:r>
+        <w:t xml:space="preserve"> </w:t>
+      </w:r>
+      <w:r>
+        <w:rPr>
+          <w:bCs/>
+          <w:b/>
+        </w:rPr>
+        <w:t xml:space="preserve">bản dựng</w:t>
+      </w:r>
+      <w:r>
+        <w:t xml:space="preserve"> </w:t>
+      </w:r>
+      <w:r>
+        <w:t xml:space="preserve">(chủ dự án chốt 2026-09-10 hoặc ghi rõ là lựa chọn</w:t>
+      </w:r>
+      <w:r>
+        <w:t xml:space="preserve"> </w:t>
+      </w:r>
+      <w:r>
+        <w:t xml:space="preserve">triển khai), không gán cho tác giả bài báo. Phương pháp gốc:</w:t>
+      </w:r>
+      <w:r>
+        <w:t xml:space="preserve"> </w:t>
+      </w:r>
+      <w:hyperlink r:id="rId32">
+        <w:r>
+          <w:rPr>
+            <w:rStyle w:val="VerbatimChar"/>
+          </w:rPr>
+          <w:t xml:space="preserve">paper.md</w:t>
+        </w:r>
+      </w:hyperlink>
+      <w:r>
+        <w:t xml:space="preserve">. Mã:</w:t>
+      </w:r>
+      <w:r>
+        <w:t xml:space="preserve"> </w:t>
+      </w:r>
+      <w:hyperlink r:id="rId33">
+        <w:r>
+          <w:rPr>
+            <w:rStyle w:val="VerbatimChar"/>
+          </w:rPr>
+          <w:t xml:space="preserve">../papers/fd-ids-2025/proj/</w:t>
+        </w:r>
+      </w:hyperlink>
+      <w:r>
+        <w:t xml:space="preserve">. Nhật ký đầy đủ từng phiên:</w:t>
+      </w:r>
+      <w:r>
+        <w:t xml:space="preserve"> </w:t>
+      </w:r>
+      <w:hyperlink r:id="rId34">
+        <w:r>
+          <w:rPr>
+            <w:rStyle w:val="VerbatimChar"/>
+          </w:rPr>
+          <w:t xml:space="preserve">../CONTEXT.md</w:t>
+        </w:r>
+      </w:hyperlink>
+      <w:r>
+        <w:t xml:space="preserve">; mọi số đo:</w:t>
+      </w:r>
+      <w:r>
+        <w:t xml:space="preserve"> </w:t>
+      </w:r>
+      <w:hyperlink r:id="rId35">
+        <w:r>
+          <w:rPr>
+            <w:rStyle w:val="VerbatimChar"/>
+          </w:rPr>
+          <w:t xml:space="preserve">tests.md</w:t>
+        </w:r>
+      </w:hyperlink>
+      <w:r>
+        <w:t xml:space="preserve">; kết quả:</w:t>
+      </w:r>
+      <w:r>
+        <w:t xml:space="preserve"> </w:t>
+      </w:r>
+      <w:hyperlink r:id="rId36">
+        <w:r>
+          <w:rPr>
+            <w:rStyle w:val="VerbatimChar"/>
+          </w:rPr>
+          <w:t xml:space="preserve">report.md</w:t>
+        </w:r>
+      </w:hyperlink>
+      <w:r>
+        <w:t xml:space="preserve">.</w:t>
+      </w:r>
+    </w:p>
+    <w:p>
+      <w:pPr>
+        <w:pStyle w:val="BlockText"/>
+      </w:pPr>
+      <w:r>
+        <w:t xml:space="preserve">File này được viết lại 2026-09-23 từ</w:t>
+      </w:r>
+      <w:r>
+        <w:t xml:space="preserve"> </w:t>
+      </w:r>
+      <w:r>
+        <w:rPr>
+          <w:rStyle w:val="VerbatimChar"/>
+        </w:rPr>
+        <w:t xml:space="preserve">CONTEXT.md</w:t>
+      </w:r>
+      <w:r>
+        <w:t xml:space="preserve"> </w:t>
+      </w:r>
+      <w:r>
+        <w:t xml:space="preserve">§1, §2, §8, §14–15 và</w:t>
+      </w:r>
+      <w:r>
+        <w:t xml:space="preserve"> </w:t>
+      </w:r>
+      <w:r>
+        <w:rPr>
+          <w:rStyle w:val="VerbatimChar"/>
+        </w:rPr>
+        <w:t xml:space="preserve">tests.md</w:t>
+      </w:r>
+      <w:r>
+        <w:t xml:space="preserve"> </w:t>
+      </w:r>
+      <w:r>
+        <w:t xml:space="preserve">để mọi</w:t>
+      </w:r>
+      <w:r>
+        <w:t xml:space="preserve"> </w:t>
+      </w:r>
+      <w:r>
+        <w:t xml:space="preserve">phương pháp có cùng bộ</w:t>
+      </w:r>
+      <w:r>
+        <w:t xml:space="preserve"> </w:t>
+      </w:r>
+      <w:r>
+        <w:rPr>
+          <w:rStyle w:val="VerbatimChar"/>
+        </w:rPr>
+        <w:t xml:space="preserve">paper.md</w:t>
+      </w:r>
+      <w:r>
+        <w:t xml:space="preserve"> </w:t>
+      </w:r>
+      <w:r>
+        <w:t xml:space="preserve">/</w:t>
+      </w:r>
+      <w:r>
+        <w:t xml:space="preserve"> </w:t>
+      </w:r>
+      <w:r>
+        <w:rPr>
+          <w:rStyle w:val="VerbatimChar"/>
+        </w:rPr>
+        <w:t xml:space="preserve">rebuild.md</w:t>
+      </w:r>
+      <w:r>
+        <w:t xml:space="preserve"> </w:t>
+      </w:r>
+      <w:r>
+        <w:t xml:space="preserve">/</w:t>
+      </w:r>
+      <w:r>
+        <w:t xml:space="preserve"> </w:t>
+      </w:r>
+      <w:r>
+        <w:rPr>
+          <w:rStyle w:val="VerbatimChar"/>
+        </w:rPr>
+        <w:t xml:space="preserve">report.md</w:t>
+      </w:r>
+      <w:r>
+        <w:t xml:space="preserve">. Không có quyết định mới nào ở</w:t>
+      </w:r>
+      <w:r>
+        <w:t xml:space="preserve"> </w:t>
+      </w:r>
+      <w:r>
+        <w:t xml:space="preserve">đây; mọi con số trích từ artifact đã verify hoặc từ</w:t>
+      </w:r>
+      <w:r>
+        <w:t xml:space="preserve"> </w:t>
+      </w:r>
+      <w:r>
+        <w:rPr>
+          <w:rStyle w:val="VerbatimChar"/>
+        </w:rPr>
+        <w:t xml:space="preserve">tests.md</w:t>
+      </w:r>
+      <w:r>
+        <w:t xml:space="preserve">.</w:t>
+      </w:r>
+    </w:p>
+    <w:bookmarkStart w:id="37" w:name="cấu-hình-đã-chốt"/>
+    <w:p>
+      <w:pPr>
+        <w:pStyle w:val="Heading2"/>
+      </w:pPr>
+      <w:r>
+        <w:t xml:space="preserve">1. Cấu hình đã chốt</w:t>
+      </w:r>
+    </w:p>
+    <w:p>
+      <w:pPr>
+        <w:pStyle w:val="FirstParagraph"/>
+      </w:pPr>
+      <w:r>
+        <w:t xml:space="preserve">Client update theo Eq. (6), tổng hợp theo Eq. (2):</w:t>
+      </w:r>
+    </w:p>
+    <w:p>
+      <w:pPr>
+        <w:pStyle w:val="SourceCode"/>
+      </w:pPr>
+      <w:r>
+        <w:rPr>
+          <w:rStyle w:val="VerbatimChar"/>
+        </w:rPr>
+        <w:t xml:space="preserve">L = λ·L_hard + (1−λ)·L_soft + β·L_proximal</w:t>
+      </w:r>
+      <w:r>
+        <w:br/>
+      </w:r>
+      <w:r>
+        <w:rPr>
+          <w:rStyle w:val="VerbatimChar"/>
+        </w:rPr>
+        <w:t xml:space="preserve">    L_hard     = CrossEntropy(logit student, nhãn)</w:t>
+      </w:r>
+      <w:r>
+        <w:br/>
+      </w:r>
+      <w:r>
+        <w:rPr>
+          <w:rStyle w:val="VerbatimChar"/>
+        </w:rPr>
+        <w:t xml:space="preserve">    L_soft     = T²·KL( softmax(Z_t/T) ‖ softmax(Z_s/T) )      Eq. (4), teacher = w_G^t</w:t>
+      </w:r>
+      <w:r>
+        <w:br/>
+      </w:r>
+      <w:r>
+        <w:rPr>
+          <w:rStyle w:val="VerbatimChar"/>
+        </w:rPr>
+        <w:t xml:space="preserve">    L_proximal = (μ/2)·‖w_k − w_G^t‖²                          Eq. (3)</w:t>
+      </w:r>
+      <w:r>
+        <w:br/>
+      </w:r>
+      <w:r>
+        <w:rPr>
+          <w:rStyle w:val="VerbatimChar"/>
+        </w:rPr>
+        <w:t xml:space="preserve">w_G^{t+1} = Σ_k (n_k/n)·w_k^{t+1}                              Eq. (2)</w:t>
+      </w:r>
+    </w:p>
+    <w:tbl>
+      <w:tblPr>
+        <w:tblStyle w:val="Table"/>
+        <w:tblW w:type="pct" w:w="5000"/>
+        <w:tblLook w:firstRow="1" w:lastRow="0" w:firstColumn="0" w:lastColumn="0" w:noHBand="0" w:noVBand="0" w:val="0020"/>
+        <w:jc w:val="start"/>
+      </w:tblPr>
+      <w:tblGrid>
+        <w:gridCol w:w="2640"/>
+        <w:gridCol w:w="2640"/>
+        <w:gridCol w:w="2640"/>
+      </w:tblGrid>
+      <w:tr>
+        <w:trPr>
+          <w:tblHeader w:val="true"/>
+        </w:trPr>
+        <w:tc>
+          <w:tcPr/>
+          <w:p>
+            <w:pPr>
+              <w:pStyle w:val="Compact"/>
+              <w:jc w:val="left"/>
+            </w:pPr>
+            <w:r>
+              <w:t xml:space="preserve">tham số</w:t>
+            </w:r>
+          </w:p>
+        </w:tc>
+        <w:tc>
+          <w:tcPr/>
+          <w:p>
+            <w:pPr>
+              <w:pStyle w:val="Compact"/>
+              <w:jc w:val="left"/>
+            </w:pPr>
+            <w:r>
+              <w:t xml:space="preserve">giá trị</w:t>
+            </w:r>
+          </w:p>
+        </w:tc>
+        <w:tc>
+          <w:tcPr/>
+          <w:p>
+            <w:pPr>
+              <w:pStyle w:val="Compact"/>
+              <w:jc w:val="left"/>
+            </w:pPr>
+            <w:r>
+              <w:t xml:space="preserve">nguồn</w:t>
+            </w:r>
+          </w:p>
+        </w:tc>
+      </w:tr>
+      <w:tr>
+        <w:tc>
+          <w:tcPr/>
+          <w:p>
+            <w:pPr>
+              <w:pStyle w:val="Compact"/>
+              <w:jc w:val="left"/>
+            </w:pPr>
+            <w:r>
+              <w:t xml:space="preserve">Optimizer / lr</w:t>
+            </w:r>
+          </w:p>
+        </w:tc>
+        <w:tc>
+          <w:tcPr/>
+          <w:p>
+            <w:pPr>
+              <w:pStyle w:val="Compact"/>
+              <w:jc w:val="left"/>
+            </w:pPr>
+            <w:r>
+              <w:t xml:space="preserve">Adam /</w:t>
+            </w:r>
+            <w:r>
+              <w:t xml:space="preserve"> </w:t>
+            </w:r>
+            <w:r>
+              <w:rPr>
+                <w:bCs/>
+                <w:b/>
+              </w:rPr>
+              <w:t xml:space="preserve">1e-3, hằng</w:t>
+            </w:r>
+          </w:p>
+        </w:tc>
+        <w:tc>
+          <w:tcPr/>
+          <w:p>
+            <w:pPr>
+              <w:pStyle w:val="Compact"/>
+              <w:jc w:val="left"/>
+            </w:pPr>
+            <w:r>
+              <w:t xml:space="preserve">bài báo Table 3</w:t>
+            </w:r>
+          </w:p>
+        </w:tc>
+      </w:tr>
+      <w:tr>
+        <w:tc>
+          <w:tcPr/>
+          <w:p>
+            <w:pPr>
+              <w:pStyle w:val="Compact"/>
+              <w:jc w:val="left"/>
+            </w:pPr>
+            <w:r>
+              <w:t xml:space="preserve">μ / λ / β / T</w:t>
+            </w:r>
+          </w:p>
+        </w:tc>
+        <w:tc>
+          <w:tcPr/>
+          <w:p>
+            <w:pPr>
+              <w:pStyle w:val="Compact"/>
+              <w:jc w:val="left"/>
+            </w:pPr>
+            <w:r>
+              <w:rPr>
+                <w:bCs/>
+                <w:b/>
+              </w:rPr>
+              <w:t xml:space="preserve">0,01 / 0,5 / 0,1 / 3</w:t>
+            </w:r>
+          </w:p>
+        </w:tc>
+        <w:tc>
+          <w:tcPr/>
+          <w:p>
+            <w:pPr>
+              <w:pStyle w:val="Compact"/>
+              <w:jc w:val="left"/>
+            </w:pPr>
+            <w:r>
+              <w:t xml:space="preserve">bài báo Table 3</w:t>
+            </w:r>
+          </w:p>
+        </w:tc>
+      </w:tr>
+      <w:tr>
+        <w:tc>
+          <w:tcPr/>
+          <w:p>
+            <w:pPr>
+              <w:pStyle w:val="Compact"/>
+              <w:jc w:val="left"/>
+            </w:pPr>
+            <w:r>
+              <w:t xml:space="preserve">KD interval</w:t>
+            </w:r>
+          </w:p>
+        </w:tc>
+        <w:tc>
+          <w:tcPr/>
+          <w:p>
+            <w:pPr>
+              <w:pStyle w:val="Compact"/>
+              <w:jc w:val="left"/>
+            </w:pPr>
+            <w:r>
+              <w:rPr>
+                <w:bCs/>
+                <w:b/>
+              </w:rPr>
+              <w:t xml:space="preserve">round-wise</w:t>
+            </w:r>
+            <w:r>
+              <w:t xml:space="preserve">, KD trong loss của mọi batch cục bộ</w:t>
+            </w:r>
+          </w:p>
+        </w:tc>
+        <w:tc>
+          <w:tcPr/>
+          <w:p>
+            <w:pPr>
+              <w:pStyle w:val="Compact"/>
+              <w:jc w:val="left"/>
+            </w:pPr>
+            <w:r>
+              <w:t xml:space="preserve">bài báo §4.3.2 + Algorithm 1 (G1)</w:t>
+            </w:r>
+          </w:p>
+        </w:tc>
+      </w:tr>
+      <w:tr>
+        <w:tc>
+          <w:tcPr/>
+          <w:p>
+            <w:pPr>
+              <w:pStyle w:val="Compact"/>
+              <w:jc w:val="left"/>
+            </w:pPr>
+            <w:r>
+              <w:t xml:space="preserve">Tham gia</w:t>
+            </w:r>
+          </w:p>
+        </w:tc>
+        <w:tc>
+          <w:tcPr/>
+          <w:p>
+            <w:pPr>
+              <w:pStyle w:val="Compact"/>
+              <w:jc w:val="left"/>
+            </w:pPr>
+            <w:r>
+              <w:rPr>
+                <w:bCs/>
+                <w:b/>
+              </w:rPr>
+              <w:t xml:space="preserve">toàn bộ</w:t>
+            </w:r>
+            <w:r>
+              <w:t xml:space="preserve"> </w:t>
+            </w:r>
+            <w:r>
+              <w:t xml:space="preserve">client mỗi round</w:t>
+            </w:r>
+          </w:p>
+        </w:tc>
+        <w:tc>
+          <w:tcPr/>
+          <w:p>
+            <w:pPr>
+              <w:pStyle w:val="Compact"/>
+              <w:jc w:val="left"/>
+            </w:pPr>
+            <w:r>
+              <w:t xml:space="preserve">Algorithm 1 dòng 4</w:t>
+            </w:r>
+          </w:p>
+        </w:tc>
+      </w:tr>
+      <w:tr>
+        <w:tc>
+          <w:tcPr/>
+          <w:p>
+            <w:pPr>
+              <w:pStyle w:val="Compact"/>
+              <w:jc w:val="left"/>
+            </w:pPr>
+            <w:r>
+              <w:t xml:space="preserve">Batch</w:t>
+            </w:r>
+          </w:p>
+        </w:tc>
+        <w:tc>
+          <w:tcPr/>
+          <w:p>
+            <w:pPr>
+              <w:pStyle w:val="Compact"/>
+              <w:jc w:val="left"/>
+            </w:pPr>
+            <w:r>
+              <w:rPr>
+                <w:bCs/>
+                <w:b/>
+              </w:rPr>
+              <w:t xml:space="preserve">512 / 512 / 256</w:t>
+            </w:r>
+            <w:r>
+              <w:t xml:space="preserve"> </w:t>
+            </w:r>
+            <w:r>
+              <w:t xml:space="preserve">(20c / 50c / 100c)</w:t>
+            </w:r>
+          </w:p>
+        </w:tc>
+        <w:tc>
+          <w:tcPr/>
+          <w:p>
+            <w:pPr>
+              <w:pStyle w:val="Compact"/>
+              <w:jc w:val="left"/>
+            </w:pPr>
+            <w:r>
+              <w:rPr>
+                <w:rStyle w:val="VerbatimChar"/>
+              </w:rPr>
+              <w:t xml:space="preserve">knowledge/dataset.md</w:t>
+            </w:r>
+            <w:r>
+              <w:t xml:space="preserve"> </w:t>
+            </w:r>
+            <w:r>
+              <w:t xml:space="preserve">§4</w:t>
+            </w:r>
+          </w:p>
+        </w:tc>
+      </w:tr>
+      <w:tr>
+        <w:tc>
+          <w:tcPr/>
+          <w:p>
+            <w:pPr>
+              <w:pStyle w:val="Compact"/>
+              <w:jc w:val="left"/>
+            </w:pPr>
+            <w:r>
+              <w:t xml:space="preserve">Round × epoch</w:t>
+            </w:r>
+          </w:p>
+        </w:tc>
+        <w:tc>
+          <w:tcPr/>
+          <w:p>
+            <w:pPr>
+              <w:pStyle w:val="Compact"/>
+              <w:jc w:val="left"/>
+            </w:pPr>
+            <w:r>
+              <w:rPr>
+                <w:bCs/>
+                <w:b/>
+              </w:rPr>
+              <w:t xml:space="preserve">50 × 1</w:t>
+            </w:r>
+          </w:p>
+        </w:tc>
+        <w:tc>
+          <w:tcPr/>
+          <w:p>
+            <w:pPr>
+              <w:pStyle w:val="Compact"/>
+              <w:jc w:val="left"/>
+            </w:pPr>
+            <w:r>
+              <w:t xml:space="preserve">chủ dự án chốt 2026-09-10</w:t>
+            </w:r>
+          </w:p>
+        </w:tc>
+      </w:tr>
+      <w:tr>
+        <w:tc>
+          <w:tcPr/>
+          <w:p>
+            <w:pPr>
+              <w:pStyle w:val="Compact"/>
+              <w:jc w:val="left"/>
+            </w:pPr>
+            <w:r>
+              <w:t xml:space="preserve">Bộ phân loại</w:t>
+            </w:r>
+          </w:p>
+        </w:tc>
+        <w:tc>
+          <w:tcPr/>
+          <w:p>
+            <w:pPr>
+              <w:pStyle w:val="Compact"/>
+              <w:jc w:val="left"/>
+            </w:pPr>
+            <w:r>
+              <w:rPr>
+                <w:bCs/>
+                <w:b/>
+              </w:rPr>
+              <w:t xml:space="preserve">DAGSNet</w:t>
+            </w:r>
+            <w:r>
+              <w:t xml:space="preserve">, 395.024 tham số</w:t>
+            </w:r>
+          </w:p>
+        </w:tc>
+        <w:tc>
+          <w:tcPr/>
+          <w:p>
+            <w:pPr>
+              <w:pStyle w:val="Compact"/>
+              <w:jc w:val="left"/>
+            </w:pPr>
+            <w:r>
+              <w:rPr>
+                <w:rStyle w:val="VerbatimChar"/>
+              </w:rPr>
+              <w:t xml:space="preserve">knowledge/architecture.md</w:t>
+            </w:r>
+          </w:p>
+        </w:tc>
+      </w:tr>
+      <w:tr>
+        <w:tc>
+          <w:tcPr/>
+          <w:p>
+            <w:pPr>
+              <w:pStyle w:val="Compact"/>
+              <w:jc w:val="left"/>
+            </w:pPr>
+            <w:r>
+              <w:t xml:space="preserve">Seed / clip / precision</w:t>
+            </w:r>
+          </w:p>
+        </w:tc>
+        <w:tc>
+          <w:tcPr/>
+          <w:p>
+            <w:pPr>
+              <w:pStyle w:val="Compact"/>
+              <w:jc w:val="left"/>
+            </w:pPr>
+            <w:r>
+              <w:t xml:space="preserve">42 / grad-norm 1,0 / fp16 AMP, loss tính fp32 ngoài autocast</w:t>
+            </w:r>
+          </w:p>
+        </w:tc>
+        <w:tc>
+          <w:tcPr/>
+          <w:p>
+            <w:pPr>
+              <w:pStyle w:val="Compact"/>
+              <w:jc w:val="left"/>
+            </w:pPr>
+            <w:r>
+              <w:rPr>
+                <w:rStyle w:val="VerbatimChar"/>
+              </w:rPr>
+              <w:t xml:space="preserve">knowledge/architecture.md</w:t>
+            </w:r>
+            <w:r>
+              <w:t xml:space="preserve"> </w:t>
+            </w:r>
+            <w:r>
+              <w:t xml:space="preserve">§4.1</w:t>
+            </w:r>
+          </w:p>
+        </w:tc>
+      </w:tr>
+      <w:tr>
+        <w:tc>
+          <w:tcPr/>
+          <w:p>
+            <w:pPr>
+              <w:pStyle w:val="Compact"/>
+              <w:jc w:val="left"/>
+            </w:pPr>
+            <w:r>
+              <w:t xml:space="preserve">Phần cứng</w:t>
+            </w:r>
+          </w:p>
+        </w:tc>
+        <w:tc>
+          <w:tcPr/>
+          <w:p>
+            <w:pPr>
+              <w:pStyle w:val="Compact"/>
+              <w:jc w:val="left"/>
+            </w:pPr>
+            <w:r>
+              <w:t xml:space="preserve">Kaggle 2 × T4; mỗi GPU một worker, client train tuần tự, không DDP</w:t>
+            </w:r>
+          </w:p>
+        </w:tc>
+        <w:tc>
+          <w:tcPr/>
+          <w:p>
+            <w:pPr>
+              <w:pStyle w:val="Compact"/>
+            </w:pPr>
+          </w:p>
+        </w:tc>
+      </w:tr>
+    </w:tbl>
+    <w:p>
+      <w:pPr>
+        <w:pStyle w:val="BodyText"/>
+      </w:pPr>
+      <w:r>
+        <w:t xml:space="preserve">⚠</w:t>
+      </w:r>
+      <w:r>
+        <w:t xml:space="preserve"> </w:t>
+      </w:r>
+      <w:r>
+        <w:rPr>
+          <w:bCs/>
+          <w:b/>
+        </w:rPr>
+        <w:t xml:space="preserve">Lịch lr hằng</w:t>
+      </w:r>
+      <w:r>
+        <w:t xml:space="preserve">, không phải cosine 1e-3 → 1e-5 mà các dự án sau thống nhất từ 13-09. Ba run</w:t>
+      </w:r>
+      <w:r>
+        <w:t xml:space="preserve"> </w:t>
+      </w:r>
+      <w:r>
+        <w:t xml:space="preserve">của FD-IDS chạy</w:t>
+      </w:r>
+      <w:r>
+        <w:t xml:space="preserve"> </w:t>
+      </w:r>
+      <w:r>
+        <w:rPr>
+          <w:bCs/>
+          <w:b/>
+        </w:rPr>
+        <w:t xml:space="preserve">trước</w:t>
+      </w:r>
+      <w:r>
+        <w:t xml:space="preserve"> </w:t>
+      </w:r>
+      <w:r>
+        <w:t xml:space="preserve">quyết định đó và chưa chạy lại. Mọi so sánh với các phương pháp khác</w:t>
+      </w:r>
+      <w:r>
+        <w:t xml:space="preserve"> </w:t>
+      </w:r>
+      <w:r>
+        <w:t xml:space="preserve">trong repo phải ghi rõ khác biệt này.</w:t>
+      </w:r>
+    </w:p>
+    <w:bookmarkEnd w:id="37"/>
+    <w:bookmarkStart w:id="38" w:name="deviation-phải-công-bố-kèm-mọi-con-số"/>
+    <w:p>
+      <w:pPr>
+        <w:pStyle w:val="Heading2"/>
+      </w:pPr>
+      <w:r>
+        <w:t xml:space="preserve">2. Deviation — phải công bố kèm mọi con số</w:t>
+      </w:r>
+    </w:p>
+    <w:p>
+      <w:pPr>
+        <w:pStyle w:val="FirstParagraph"/>
+      </w:pPr>
+      <w:r>
+        <w:rPr>
+          <w:bCs/>
+          <w:b/>
+        </w:rPr>
+        <w:t xml:space="preserve">Do chủ dự án chỉ định hoặc do dữ liệu:</w:t>
+      </w:r>
+    </w:p>
+    <w:tbl>
+      <w:tblPr>
+        <w:tblStyle w:val="Table"/>
+        <w:tblW w:type="pct" w:w="5000"/>
+        <w:tblLook w:firstRow="1" w:lastRow="0" w:firstColumn="0" w:lastColumn="0" w:noHBand="0" w:noVBand="0" w:val="0020"/>
+        <w:jc w:val="start"/>
+      </w:tblPr>
+      <w:tblGrid>
+        <w:gridCol w:w="1980"/>
+        <w:gridCol w:w="1980"/>
+        <w:gridCol w:w="1980"/>
+        <w:gridCol w:w="1980"/>
+      </w:tblGrid>
+      <w:tr>
+        <w:trPr>
+          <w:tblHeader w:val="true"/>
+        </w:trPr>
+        <w:tc>
+          <w:tcPr/>
+          <w:p>
+            <w:pPr>
+              <w:pStyle w:val="Compact"/>
+              <w:jc w:val="left"/>
+            </w:pPr>
+            <w:r>
+              <w:t xml:space="preserve">hạng mục</w:t>
+            </w:r>
+          </w:p>
+        </w:tc>
+        <w:tc>
+          <w:tcPr/>
+          <w:p>
+            <w:pPr>
+              <w:pStyle w:val="Compact"/>
+              <w:jc w:val="left"/>
+            </w:pPr>
+            <w:r>
+              <w:t xml:space="preserve">bài báo</w:t>
+            </w:r>
+          </w:p>
+        </w:tc>
+        <w:tc>
+          <w:tcPr/>
+          <w:p>
+            <w:pPr>
+              <w:pStyle w:val="Compact"/>
+              <w:jc w:val="left"/>
+            </w:pPr>
+            <w:r>
+              <w:t xml:space="preserve">bản này</w:t>
+            </w:r>
+          </w:p>
+        </w:tc>
+        <w:tc>
+          <w:tcPr/>
+          <w:p>
+            <w:pPr>
+              <w:pStyle w:val="Compact"/>
+              <w:jc w:val="left"/>
+            </w:pPr>
+            <w:r>
+              <w:t xml:space="preserve">vì sao</w:t>
+            </w:r>
+          </w:p>
+        </w:tc>
+      </w:tr>
+      <w:tr>
+        <w:tc>
+          <w:tcPr/>
+          <w:p>
+            <w:pPr>
+              <w:pStyle w:val="Compact"/>
+              <w:jc w:val="left"/>
+            </w:pPr>
+            <w:r>
+              <w:t xml:space="preserve">Bộ phân loại</w:t>
+            </w:r>
+          </w:p>
+        </w:tc>
+        <w:tc>
+          <w:tcPr/>
+          <w:p>
+            <w:pPr>
+              <w:pStyle w:val="Compact"/>
+              <w:jc w:val="left"/>
+            </w:pPr>
+            <w:r>
+              <w:t xml:space="preserve">DNN 5 lớp 32-64-128-64-32, 22.095 tham số</w:t>
+            </w:r>
+          </w:p>
+        </w:tc>
+        <w:tc>
+          <w:tcPr/>
+          <w:p>
+            <w:pPr>
+              <w:pStyle w:val="Compact"/>
+              <w:jc w:val="left"/>
+            </w:pPr>
+            <w:r>
+              <w:rPr>
+                <w:bCs/>
+                <w:b/>
+              </w:rPr>
+              <w:t xml:space="preserve">DAGSNet</w:t>
+            </w:r>
+            <w:r>
+              <w:t xml:space="preserve"> </w:t>
+            </w:r>
+            <w:r>
+              <w:t xml:space="preserve">395.024</w:t>
+            </w:r>
+          </w:p>
+        </w:tc>
+        <w:tc>
+          <w:tcPr/>
+          <w:p>
+            <w:pPr>
+              <w:pStyle w:val="Compact"/>
+              <w:jc w:val="left"/>
+            </w:pPr>
+            <w:r>
+              <w:t xml:space="preserve">chủ dự án chỉ định</w:t>
+            </w:r>
+          </w:p>
+        </w:tc>
+      </w:tr>
+      <w:tr>
+        <w:tc>
+          <w:tcPr/>
+          <w:p>
+            <w:pPr>
+              <w:pStyle w:val="Compact"/>
+              <w:jc w:val="left"/>
+            </w:pPr>
+            <w:r>
+              <w:t xml:space="preserve">Dữ liệu</w:t>
+            </w:r>
+          </w:p>
+        </w:tc>
+        <w:tc>
+          <w:tcPr/>
+          <w:p>
+            <w:pPr>
+              <w:pStyle w:val="Compact"/>
+              <w:jc w:val="left"/>
+            </w:pPr>
+            <w:r>
+              <w:t xml:space="preserve">Edge-IIoT / N-BaIoT</w:t>
+            </w:r>
+          </w:p>
+        </w:tc>
+        <w:tc>
+          <w:tcPr/>
+          <w:p>
+            <w:pPr>
+              <w:pStyle w:val="Compact"/>
+              <w:jc w:val="left"/>
+            </w:pPr>
+            <w:r>
+              <w:rPr>
+                <w:bCs/>
+                <w:b/>
+              </w:rPr>
+              <w:t xml:space="preserve">VeReMi NextGen</w:t>
+            </w:r>
+            <w:r>
+              <w:t xml:space="preserve">, 16 lớp, 66 đặc trưng</w:t>
+            </w:r>
+          </w:p>
+        </w:tc>
+        <w:tc>
+          <w:tcPr/>
+          <w:p>
+            <w:pPr>
+              <w:pStyle w:val="Compact"/>
+              <w:jc w:val="left"/>
+            </w:pPr>
+            <w:r>
+              <w:t xml:space="preserve">chủ dự án chỉ định</w:t>
+            </w:r>
+          </w:p>
+        </w:tc>
+      </w:tr>
+      <w:tr>
+        <w:tc>
+          <w:tcPr/>
+          <w:p>
+            <w:pPr>
+              <w:pStyle w:val="Compact"/>
+              <w:jc w:val="left"/>
+            </w:pPr>
+            <w:r>
+              <w:t xml:space="preserve">Số client</w:t>
+            </w:r>
+          </w:p>
+        </w:tc>
+        <w:tc>
+          <w:tcPr/>
+          <w:p>
+            <w:pPr>
+              <w:pStyle w:val="Compact"/>
+              <w:jc w:val="left"/>
+            </w:pPr>
+            <w:r>
+              <w:t xml:space="preserve">9</w:t>
+            </w:r>
+          </w:p>
+        </w:tc>
+        <w:tc>
+          <w:tcPr/>
+          <w:p>
+            <w:pPr>
+              <w:pStyle w:val="Compact"/>
+              <w:jc w:val="left"/>
+            </w:pPr>
+            <w:r>
+              <w:rPr>
+                <w:bCs/>
+                <w:b/>
+              </w:rPr>
+              <w:t xml:space="preserve">20 / 50 / 100</w:t>
+            </w:r>
+          </w:p>
+        </w:tc>
+        <w:tc>
+          <w:tcPr/>
+          <w:p>
+            <w:pPr>
+              <w:pStyle w:val="Compact"/>
+              <w:jc w:val="left"/>
+            </w:pPr>
+            <w:r>
+              <w:t xml:space="preserve">chủ dự án chỉ định</w:t>
+            </w:r>
+          </w:p>
+        </w:tc>
+      </w:tr>
+      <w:tr>
+        <w:tc>
+          <w:tcPr/>
+          <w:p>
+            <w:pPr>
+              <w:pStyle w:val="Compact"/>
+              <w:jc w:val="left"/>
+            </w:pPr>
+            <w:r>
+              <w:t xml:space="preserve">Non-IID</w:t>
+            </w:r>
+          </w:p>
+        </w:tc>
+        <w:tc>
+          <w:tcPr/>
+          <w:p>
+            <w:pPr>
+              <w:pStyle w:val="Compact"/>
+              <w:jc w:val="left"/>
+            </w:pPr>
+            <w:r>
+              <w:t xml:space="preserve">Dirichlet θ = 1 và 0,1</w:t>
+            </w:r>
+          </w:p>
+        </w:tc>
+        <w:tc>
+          <w:tcPr/>
+          <w:p>
+            <w:pPr>
+              <w:pStyle w:val="Compact"/>
+              <w:jc w:val="left"/>
+            </w:pPr>
+            <w:r>
+              <w:rPr>
+                <w:bCs/>
+                <w:b/>
+              </w:rPr>
+              <w:t xml:space="preserve">α = 0,5 cố định</w:t>
+            </w:r>
+          </w:p>
+        </w:tc>
+        <w:tc>
+          <w:tcPr/>
+          <w:p>
+            <w:pPr>
+              <w:pStyle w:val="Compact"/>
+              <w:jc w:val="left"/>
+            </w:pPr>
+            <w:r>
+              <w:t xml:space="preserve">phân mảnh dựng sẵn, không sinh lại</w:t>
+            </w:r>
+          </w:p>
+        </w:tc>
+      </w:tr>
+      <w:tr>
+        <w:tc>
+          <w:tcPr/>
+          <w:p>
+            <w:pPr>
+              <w:pStyle w:val="Compact"/>
+              <w:jc w:val="left"/>
+            </w:pPr>
+            <w:r>
+              <w:t xml:space="preserve">Round × epoch</w:t>
+            </w:r>
+          </w:p>
+        </w:tc>
+        <w:tc>
+          <w:tcPr/>
+          <w:p>
+            <w:pPr>
+              <w:pStyle w:val="Compact"/>
+              <w:jc w:val="left"/>
+            </w:pPr>
+            <w:r>
+              <w:t xml:space="preserve">40 × 2</w:t>
+            </w:r>
+          </w:p>
+        </w:tc>
+        <w:tc>
+          <w:tcPr/>
+          <w:p>
+            <w:pPr>
+              <w:pStyle w:val="Compact"/>
+              <w:jc w:val="left"/>
+            </w:pPr>
+            <w:r>
+              <w:rPr>
+                <w:bCs/>
+                <w:b/>
+              </w:rPr>
+              <w:t xml:space="preserve">50 × 1</w:t>
+            </w:r>
+          </w:p>
+        </w:tc>
+        <w:tc>
+          <w:tcPr/>
+          <w:p>
+            <w:pPr>
+              <w:pStyle w:val="Compact"/>
+              <w:jc w:val="left"/>
+            </w:pPr>
+            <w:r>
+              <w:t xml:space="preserve">chốt 2026-09-10, khớp ngân sách</w:t>
+            </w:r>
+          </w:p>
+        </w:tc>
+      </w:tr>
+      <w:tr>
+        <w:tc>
+          <w:tcPr/>
+          <w:p>
+            <w:pPr>
+              <w:pStyle w:val="Compact"/>
+              <w:jc w:val="left"/>
+            </w:pPr>
+            <w:r>
+              <w:t xml:space="preserve">Batch</w:t>
+            </w:r>
+          </w:p>
+        </w:tc>
+        <w:tc>
+          <w:tcPr/>
+          <w:p>
+            <w:pPr>
+              <w:pStyle w:val="Compact"/>
+              <w:jc w:val="left"/>
+            </w:pPr>
+            <w:r>
+              <w:t xml:space="preserve">128</w:t>
+            </w:r>
+          </w:p>
+        </w:tc>
+        <w:tc>
+          <w:tcPr/>
+          <w:p>
+            <w:pPr>
+              <w:pStyle w:val="Compact"/>
+              <w:jc w:val="left"/>
+            </w:pPr>
+            <w:r>
+              <w:rPr>
+                <w:bCs/>
+                <w:b/>
+              </w:rPr>
+              <w:t xml:space="preserve">512 / 512 / 256</w:t>
+            </w:r>
+          </w:p>
+        </w:tc>
+        <w:tc>
+          <w:tcPr/>
+          <w:p>
+            <w:pPr>
+              <w:pStyle w:val="Compact"/>
+              <w:jc w:val="left"/>
+            </w:pPr>
+            <w:r>
+              <w:t xml:space="preserve">batch 128 ≈ 75 h mỗi cấu hình, vượt quota</w:t>
+            </w:r>
+          </w:p>
+        </w:tc>
+      </w:tr>
+      <w:tr>
+        <w:tc>
+          <w:tcPr/>
+          <w:p>
+            <w:pPr>
+              <w:pStyle w:val="Compact"/>
+              <w:jc w:val="left"/>
+            </w:pPr>
+            <w:r>
+              <w:t xml:space="preserve">Tiền xử lý</w:t>
+            </w:r>
+          </w:p>
+        </w:tc>
+        <w:tc>
+          <w:tcPr/>
+          <w:p>
+            <w:pPr>
+              <w:pStyle w:val="Compact"/>
+              <w:jc w:val="left"/>
+            </w:pPr>
+            <w:r>
+              <w:t xml:space="preserve">one-hot + chọn top-k bằng MI</w:t>
+            </w:r>
+          </w:p>
+        </w:tc>
+        <w:tc>
+          <w:tcPr/>
+          <w:p>
+            <w:pPr>
+              <w:pStyle w:val="Compact"/>
+              <w:jc w:val="left"/>
+            </w:pPr>
+            <w:r>
+              <w:rPr>
+                <w:bCs/>
+                <w:b/>
+              </w:rPr>
+              <w:t xml:space="preserve">không</w:t>
+            </w:r>
+            <w:r>
+              <w:t xml:space="preserve">, dùng đủ 66 cột</w:t>
+            </w:r>
+            <w:r>
+              <w:t xml:space="preserve"> </w:t>
+            </w:r>
+            <w:r>
+              <w:rPr>
+                <w:rStyle w:val="VerbatimChar"/>
+              </w:rPr>
+              <w:t xml:space="preserve">f_*</w:t>
+            </w:r>
+            <w:r>
+              <w:t xml:space="preserve"> </w:t>
+            </w:r>
+            <w:r>
+              <w:t xml:space="preserve">đã z-score</w:t>
+            </w:r>
+          </w:p>
+        </w:tc>
+        <w:tc>
+          <w:tcPr/>
+          <w:p>
+            <w:pPr>
+              <w:pStyle w:val="Compact"/>
+              <w:jc w:val="left"/>
+            </w:pPr>
+            <w:r>
+              <w:t xml:space="preserve">dữ liệu giao ở trạng thái đã xử lý</w:t>
+            </w:r>
+          </w:p>
+        </w:tc>
+      </w:tr>
+      <w:tr>
+        <w:tc>
+          <w:tcPr/>
+          <w:p>
+            <w:pPr>
+              <w:pStyle w:val="Compact"/>
+              <w:jc w:val="left"/>
+            </w:pPr>
+            <w:r>
+              <w:t xml:space="preserve">Metric</w:t>
+            </w:r>
+          </w:p>
+        </w:tc>
+        <w:tc>
+          <w:tcPr/>
+          <w:p>
+            <w:pPr>
+              <w:pStyle w:val="Compact"/>
+              <w:jc w:val="left"/>
+            </w:pPr>
+            <w:r>
+              <w:t xml:space="preserve">Accuracy/Precision/Recall/F1 + FPR/FNR nhị phân</w:t>
+            </w:r>
+          </w:p>
+        </w:tc>
+        <w:tc>
+          <w:tcPr/>
+          <w:p>
+            <w:pPr>
+              <w:pStyle w:val="Compact"/>
+              <w:jc w:val="left"/>
+            </w:pPr>
+            <w:r>
+              <w:rPr>
+                <w:bCs/>
+                <w:b/>
+              </w:rPr>
+              <w:t xml:space="preserve">10 metric đa lớp</w:t>
+            </w:r>
+            <w:r>
+              <w:t xml:space="preserve">, không FPR/FNR</w:t>
+            </w:r>
+          </w:p>
+        </w:tc>
+        <w:tc>
+          <w:tcPr/>
+          <w:p>
+            <w:pPr>
+              <w:pStyle w:val="Compact"/>
+              <w:jc w:val="left"/>
+            </w:pPr>
+            <w:r>
+              <w:t xml:space="preserve">chưa chốt quy ước nhị phân hoá 16 lớp (G9)</w:t>
+            </w:r>
+          </w:p>
+        </w:tc>
+      </w:tr>
+      <w:tr>
+        <w:tc>
+          <w:tcPr/>
+          <w:p>
+            <w:pPr>
+              <w:pStyle w:val="Compact"/>
+              <w:jc w:val="left"/>
+            </w:pPr>
+            <w:r>
+              <w:t xml:space="preserve">Đánh giá client (Table 5, cột B/W)</w:t>
+            </w:r>
+          </w:p>
+        </w:tc>
+        <w:tc>
+          <w:tcPr/>
+          <w:p>
+            <w:pPr>
+              <w:pStyle w:val="Compact"/>
+              <w:jc w:val="left"/>
+            </w:pPr>
+            <w:r>
+              <w:t xml:space="preserve">có</w:t>
+            </w:r>
+          </w:p>
+        </w:tc>
+        <w:tc>
+          <w:tcPr/>
+          <w:p>
+            <w:pPr>
+              <w:pStyle w:val="Compact"/>
+              <w:jc w:val="left"/>
+            </w:pPr>
+            <w:r>
+              <w:rPr>
+                <w:bCs/>
+                <w:b/>
+              </w:rPr>
+              <w:t xml:space="preserve">không</w:t>
+            </w:r>
+            <w:r>
+              <w:t xml:space="preserve">, chỉ global model</w:t>
+            </w:r>
+          </w:p>
+        </w:tc>
+        <w:tc>
+          <w:tcPr/>
+          <w:p>
+            <w:pPr>
+              <w:pStyle w:val="Compact"/>
+              <w:jc w:val="left"/>
+            </w:pPr>
+            <w:r>
+              <w:t xml:space="preserve">G8 và §3 dưới đây</w:t>
+            </w:r>
+          </w:p>
+        </w:tc>
+      </w:tr>
+    </w:tbl>
+    <w:p>
+      <w:pPr>
+        <w:pStyle w:val="BodyText"/>
+      </w:pPr>
+      <w:r>
+        <w:rPr>
+          <w:bCs/>
+          <w:b/>
+        </w:rPr>
+        <w:t xml:space="preserve">Lấp chỗ trống của bài báo</w:t>
+      </w:r>
+      <w:r>
+        <w:t xml:space="preserve"> </w:t>
+      </w:r>
+      <w:r>
+        <w:t xml:space="preserve">(G-số ở</w:t>
+      </w:r>
+      <w:r>
+        <w:t xml:space="preserve"> </w:t>
+      </w:r>
+      <w:hyperlink r:id="rId32">
+        <w:r>
+          <w:rPr>
+            <w:rStyle w:val="VerbatimChar"/>
+          </w:rPr>
+          <w:t xml:space="preserve">paper.md</w:t>
+        </w:r>
+      </w:hyperlink>
+      <w:r>
+        <w:t xml:space="preserve"> </w:t>
+      </w:r>
+      <w:r>
+        <w:t xml:space="preserve">§6):</w:t>
+      </w:r>
+    </w:p>
+    <w:tbl>
+      <w:tblPr>
+        <w:tblStyle w:val="Table"/>
+        <w:tblW w:type="pct" w:w="5000"/>
+        <w:tblLook w:firstRow="1" w:lastRow="0" w:firstColumn="0" w:lastColumn="0" w:noHBand="0" w:noVBand="0" w:val="0020"/>
+        <w:jc w:val="start"/>
+      </w:tblPr>
+      <w:tblGrid>
+        <w:gridCol w:w="2640"/>
+        <w:gridCol w:w="2640"/>
+        <w:gridCol w:w="2640"/>
+      </w:tblGrid>
+      <w:tr>
+        <w:trPr>
+          <w:tblHeader w:val="true"/>
+        </w:trPr>
+        <w:tc>
+          <w:tcPr/>
+          <w:p>
+            <w:pPr>
+              <w:pStyle w:val="Compact"/>
+            </w:pPr>
+          </w:p>
+        </w:tc>
+        <w:tc>
+          <w:tcPr/>
+          <w:p>
+            <w:pPr>
+              <w:pStyle w:val="Compact"/>
+              <w:jc w:val="left"/>
+            </w:pPr>
+            <w:r>
+              <w:t xml:space="preserve">lựa chọn</w:t>
+            </w:r>
+          </w:p>
+        </w:tc>
+        <w:tc>
+          <w:tcPr/>
+          <w:p>
+            <w:pPr>
+              <w:pStyle w:val="Compact"/>
+              <w:jc w:val="left"/>
+            </w:pPr>
+            <w:r>
+              <w:t xml:space="preserve">ghi chú</w:t>
+            </w:r>
+          </w:p>
+        </w:tc>
+      </w:tr>
+      <w:tr>
+        <w:tc>
+          <w:tcPr/>
+          <w:p>
+            <w:pPr>
+              <w:pStyle w:val="Compact"/>
+              <w:jc w:val="left"/>
+            </w:pPr>
+            <w:r>
+              <w:rPr>
+                <w:bCs/>
+                <w:b/>
+              </w:rPr>
+              <w:t xml:space="preserve">D1 (G1)</w:t>
+            </w:r>
+          </w:p>
+        </w:tc>
+        <w:tc>
+          <w:tcPr/>
+          <w:p>
+            <w:pPr>
+              <w:pStyle w:val="Compact"/>
+              <w:jc w:val="left"/>
+            </w:pPr>
+            <w:r>
+              <w:t xml:space="preserve">KD</w:t>
+            </w:r>
+            <w:r>
+              <w:t xml:space="preserve"> </w:t>
+            </w:r>
+            <w:r>
+              <w:rPr>
+                <w:bCs/>
+                <w:b/>
+              </w:rPr>
+              <w:t xml:space="preserve">trong</w:t>
+            </w:r>
+            <w:r>
+              <w:t xml:space="preserve"> </w:t>
+            </w:r>
+            <w:r>
+              <w:t xml:space="preserve">loss cục bộ của mọi batch, theo Algorithm 1; không có pha KD riêng sau tổng hợp. Round 1 cũng dùng teacher = w_G^0 mới khởi tạo, không warm-up</w:t>
+            </w:r>
+          </w:p>
+        </w:tc>
+        <w:tc>
+          <w:tcPr/>
+          <w:p>
+            <w:pPr>
+              <w:pStyle w:val="Compact"/>
+              <w:jc w:val="left"/>
+            </w:pPr>
+            <w:r>
+              <w:t xml:space="preserve">thêm warm-up không KD là đổi phương pháp</w:t>
+            </w:r>
+          </w:p>
+        </w:tc>
+      </w:tr>
+      <w:tr>
+        <w:tc>
+          <w:tcPr/>
+          <w:p>
+            <w:pPr>
+              <w:pStyle w:val="Compact"/>
+              <w:jc w:val="left"/>
+            </w:pPr>
+            <w:r>
+              <w:rPr>
+                <w:bCs/>
+                <w:b/>
+              </w:rPr>
+              <w:t xml:space="preserve">D2 (G2)</w:t>
+            </w:r>
+          </w:p>
+        </w:tc>
+        <w:tc>
+          <w:tcPr/>
+          <w:p>
+            <w:pPr>
+              <w:pStyle w:val="Compact"/>
+              <w:jc w:val="left"/>
+            </w:pPr>
+            <w:r>
+              <w:t xml:space="preserve">Teacher = w_G^t,</w:t>
+            </w:r>
+            <w:r>
+              <w:t xml:space="preserve"> </w:t>
+            </w:r>
+            <w:r>
+              <w:rPr>
+                <w:bCs/>
+                <w:b/>
+              </w:rPr>
+              <w:t xml:space="preserve">đóng băng cả round</w:t>
+            </w:r>
+            <w:r>
+              <w:t xml:space="preserve">, chạy</w:t>
+            </w:r>
+            <w:r>
+              <w:t xml:space="preserve"> </w:t>
+            </w:r>
+            <w:r>
+              <w:rPr>
+                <w:rStyle w:val="VerbatimChar"/>
+              </w:rPr>
+              <w:t xml:space="preserve">eval()</w:t>
+            </w:r>
+            <w:r>
+              <w:t xml:space="preserve">. Logit teacher tính một lần cho mọi dòng của client trước khi train, lưu</w:t>
+            </w:r>
+            <w:r>
+              <w:t xml:space="preserve"> </w:t>
+            </w:r>
+            <w:r>
+              <w:rPr>
+                <w:bCs/>
+                <w:b/>
+              </w:rPr>
+              <w:t xml:space="preserve">fp16</w:t>
+            </w:r>
+            <w:r>
+              <w:t xml:space="preserve">, batch 16.384</w:t>
+            </w:r>
+          </w:p>
+        </w:tc>
+        <w:tc>
+          <w:tcPr/>
+          <w:p>
+            <w:pPr>
+              <w:pStyle w:val="Compact"/>
+              <w:jc w:val="left"/>
+            </w:pPr>
+            <w:r>
+              <w:t xml:space="preserve">sai số so với tính online: logit &lt; 1e-3, gradient student &lt; 1e-3 tương đối (</w:t>
+            </w:r>
+            <w:r>
+              <w:rPr>
+                <w:rStyle w:val="VerbatimChar"/>
+              </w:rPr>
+              <w:t xml:space="preserve">tests.md</w:t>
+            </w:r>
+            <w:r>
+              <w:t xml:space="preserve"> </w:t>
+            </w:r>
+            <w:r>
+              <w:t xml:space="preserve">§1c.5)</w:t>
+            </w:r>
+          </w:p>
+        </w:tc>
+      </w:tr>
+      <w:tr>
+        <w:tc>
+          <w:tcPr/>
+          <w:p>
+            <w:pPr>
+              <w:pStyle w:val="Compact"/>
+              <w:jc w:val="left"/>
+            </w:pPr>
+            <w:r>
+              <w:rPr>
+                <w:bCs/>
+                <w:b/>
+              </w:rPr>
+              <w:t xml:space="preserve">D3 (G3)</w:t>
+            </w:r>
+          </w:p>
+        </w:tc>
+        <w:tc>
+          <w:tcPr/>
+          <w:p>
+            <w:pPr>
+              <w:pStyle w:val="Compact"/>
+              <w:jc w:val="left"/>
+            </w:pPr>
+            <w:r>
+              <w:t xml:space="preserve">Proximal theo đúng chữ: β·(μ/2)·‖w − w_G‖², cài bằng gradient</w:t>
+            </w:r>
+            <w:r>
+              <w:t xml:space="preserve"> </w:t>
+            </w:r>
+            <w:r>
+              <w:rPr>
+                <w:rStyle w:val="VerbatimChar"/>
+              </w:rPr>
+              <w:t xml:space="preserve">β·μ·(w − w_G)</w:t>
+            </w:r>
+            <w:r>
+              <w:t xml:space="preserve"> </w:t>
+            </w:r>
+            <w:r>
+              <w:t xml:space="preserve">cộng thẳng vào grad;</w:t>
+            </w:r>
+            <w:r>
+              <w:t xml:space="preserve"> </w:t>
+            </w:r>
+            <w:r>
+              <w:rPr>
+                <w:bCs/>
+                <w:b/>
+              </w:rPr>
+              <w:t xml:space="preserve">hệ số hiệu dụng 5e-4</w:t>
+            </w:r>
+            <w:r>
+              <w:t xml:space="preserve">. Chỉ áp lên</w:t>
+            </w:r>
+            <w:r>
+              <w:t xml:space="preserve"> </w:t>
+            </w:r>
+            <w:r>
+              <w:rPr>
+                <w:bCs/>
+                <w:b/>
+              </w:rPr>
+              <w:t xml:space="preserve">tham số</w:t>
+            </w:r>
+            <w:r>
+              <w:t xml:space="preserve">, không lên buffer BN</w:t>
+            </w:r>
+          </w:p>
+        </w:tc>
+        <w:tc>
+          <w:tcPr/>
+          <w:p>
+            <w:pPr>
+              <w:pStyle w:val="Compact"/>
+            </w:pPr>
+          </w:p>
+        </w:tc>
+      </w:tr>
+      <w:tr>
+        <w:tc>
+          <w:tcPr/>
+          <w:p>
+            <w:pPr>
+              <w:pStyle w:val="Compact"/>
+              <w:jc w:val="left"/>
+            </w:pPr>
+            <w:r>
+              <w:rPr>
+                <w:bCs/>
+                <w:b/>
+              </w:rPr>
+              <w:t xml:space="preserve">D4 (G4)</w:t>
+            </w:r>
+          </w:p>
+        </w:tc>
+        <w:tc>
+          <w:tcPr/>
+          <w:p>
+            <w:pPr>
+              <w:pStyle w:val="Compact"/>
+              <w:jc w:val="left"/>
+            </w:pPr>
+            <w:r>
+              <w:rPr>
+                <w:bCs/>
+                <w:b/>
+              </w:rPr>
+              <w:t xml:space="preserve">Adam</w:t>
+            </w:r>
+            <w:r>
+              <w:t xml:space="preserve"> </w:t>
+            </w:r>
+            <w:r>
+              <w:t xml:space="preserve">(betas 0,9/0,999, eps 1e-8, wd 0, không amsgrad),</w:t>
+            </w:r>
+            <w:r>
+              <w:t xml:space="preserve"> </w:t>
+            </w:r>
+            <w:r>
+              <w:rPr>
+                <w:bCs/>
+                <w:b/>
+              </w:rPr>
+              <w:t xml:space="preserve">tạo mới mỗi client mỗi round</w:t>
+            </w:r>
+            <w:r>
+              <w:t xml:space="preserve">; GradScaler cũng tạo mới</w:t>
+            </w:r>
+          </w:p>
+        </w:tc>
+        <w:tc>
+          <w:tcPr/>
+          <w:p>
+            <w:pPr>
+              <w:pStyle w:val="Compact"/>
+              <w:jc w:val="left"/>
+            </w:pPr>
+            <w:r>
+              <w:t xml:space="preserve">bài báo không nói vòng đời moment; reset là quy ước triển khai</w:t>
+            </w:r>
+          </w:p>
+        </w:tc>
+      </w:tr>
+      <w:tr>
+        <w:tc>
+          <w:tcPr/>
+          <w:p>
+            <w:pPr>
+              <w:pStyle w:val="Compact"/>
+              <w:jc w:val="left"/>
+            </w:pPr>
+            <w:r>
+              <w:rPr>
+                <w:bCs/>
+                <w:b/>
+              </w:rPr>
+              <w:t xml:space="preserve">D5 (G5)</w:t>
+            </w:r>
+          </w:p>
+        </w:tc>
+        <w:tc>
+          <w:tcPr/>
+          <w:p>
+            <w:pPr>
+              <w:pStyle w:val="Compact"/>
+              <w:jc w:val="left"/>
+            </w:pPr>
+            <w:r>
+              <w:t xml:space="preserve">Mô hình xuất</w:t>
+            </w:r>
+            <w:r>
+              <w:t xml:space="preserve"> </w:t>
+            </w:r>
+            <w:r>
+              <w:rPr>
+                <w:bCs/>
+                <w:b/>
+              </w:rPr>
+              <w:t xml:space="preserve">logit</w:t>
+            </w:r>
+            <w:r>
+              <w:t xml:space="preserve">; CE và KD tính trên logit (không softmax hai lần)</w:t>
+            </w:r>
+          </w:p>
+        </w:tc>
+        <w:tc>
+          <w:tcPr/>
+          <w:p>
+            <w:pPr>
+              <w:pStyle w:val="Compact"/>
+            </w:pPr>
+          </w:p>
+        </w:tc>
+      </w:tr>
+      <w:tr>
+        <w:tc>
+          <w:tcPr/>
+          <w:p>
+            <w:pPr>
+              <w:pStyle w:val="Compact"/>
+              <w:jc w:val="left"/>
+            </w:pPr>
+            <w:r>
+              <w:rPr>
+                <w:bCs/>
+                <w:b/>
+              </w:rPr>
+              <w:t xml:space="preserve">D6 (G10)</w:t>
+            </w:r>
+          </w:p>
+        </w:tc>
+        <w:tc>
+          <w:tcPr/>
+          <w:p>
+            <w:pPr>
+              <w:pStyle w:val="Compact"/>
+              <w:jc w:val="left"/>
+            </w:pPr>
+            <w:r>
+              <w:t xml:space="preserve">BN trong tổng hợp:</w:t>
+            </w:r>
+            <w:r>
+              <w:t xml:space="preserve"> </w:t>
+            </w:r>
+            <w:r>
+              <w:rPr>
+                <w:rStyle w:val="VerbatimChar"/>
+              </w:rPr>
+              <w:t xml:space="preserve">running_mean/var</w:t>
+            </w:r>
+            <w:r>
+              <w:t xml:space="preserve"> </w:t>
+            </w:r>
+            <w:r>
+              <w:t xml:space="preserve">trung bình theo n_k/n như trọng số;</w:t>
+            </w:r>
+            <w:r>
+              <w:t xml:space="preserve"> </w:t>
+            </w:r>
+            <w:r>
+              <w:rPr>
+                <w:rStyle w:val="VerbatimChar"/>
+              </w:rPr>
+              <w:t xml:space="preserve">num_batches_tracked</w:t>
+            </w:r>
+            <w:r>
+              <w:t xml:space="preserve"> </w:t>
+            </w:r>
+            <w:r>
+              <w:t xml:space="preserve">lấy max</w:t>
+            </w:r>
+          </w:p>
+        </w:tc>
+        <w:tc>
+          <w:tcPr/>
+          <w:p>
+            <w:pPr>
+              <w:pStyle w:val="Compact"/>
+              <w:jc w:val="left"/>
+            </w:pPr>
+            <w:r>
+              <w:t xml:space="preserve">trung bình các variance không phải pooled variance; DNN của bài báo không có BN</w:t>
+            </w:r>
+          </w:p>
+        </w:tc>
+      </w:tr>
+      <w:tr>
+        <w:tc>
+          <w:tcPr/>
+          <w:p>
+            <w:pPr>
+              <w:pStyle w:val="Compact"/>
+              <w:jc w:val="left"/>
+            </w:pPr>
+            <w:r>
+              <w:rPr>
+                <w:bCs/>
+                <w:b/>
+              </w:rPr>
+              <w:t xml:space="preserve">D7</w:t>
+            </w:r>
+          </w:p>
+        </w:tc>
+        <w:tc>
+          <w:tcPr/>
+          <w:p>
+            <w:pPr>
+              <w:pStyle w:val="Compact"/>
+              <w:jc w:val="left"/>
+            </w:pPr>
+            <w:r>
+              <w:t xml:space="preserve">Client được xử lý theo</w:t>
+            </w:r>
+            <w:r>
+              <w:t xml:space="preserve"> </w:t>
+            </w:r>
+            <w:r>
+              <w:rPr>
+                <w:bCs/>
+                <w:b/>
+              </w:rPr>
+              <w:t xml:space="preserve">thứ tự cid</w:t>
+            </w:r>
+            <w:r>
+              <w:t xml:space="preserve"> </w:t>
+            </w:r>
+            <w:r>
+              <w:t xml:space="preserve">khi cộng Eq. (2), không theo thứ tự hoàn thành</w:t>
+            </w:r>
+          </w:p>
+        </w:tc>
+        <w:tc>
+          <w:tcPr/>
+          <w:p>
+            <w:pPr>
+              <w:pStyle w:val="Compact"/>
+              <w:jc w:val="left"/>
+            </w:pPr>
+            <w:r>
+              <w:t xml:space="preserve">thứ tự cộng float quyết định bit của kết quả</w:t>
+            </w:r>
+          </w:p>
+        </w:tc>
+      </w:tr>
+      <w:tr>
+        <w:tc>
+          <w:tcPr/>
+          <w:p>
+            <w:pPr>
+              <w:pStyle w:val="Compact"/>
+              <w:jc w:val="left"/>
+            </w:pPr>
+            <w:r>
+              <w:rPr>
+                <w:bCs/>
+                <w:b/>
+              </w:rPr>
+              <w:t xml:space="preserve">D8</w:t>
+            </w:r>
+          </w:p>
+        </w:tc>
+        <w:tc>
+          <w:tcPr/>
+          <w:p>
+            <w:pPr>
+              <w:pStyle w:val="Compact"/>
+              <w:jc w:val="left"/>
+            </w:pPr>
+            <w:r>
+              <w:rPr>
+                <w:bCs/>
+                <w:b/>
+              </w:rPr>
+              <w:t xml:space="preserve">Hợp đồng RNG</w:t>
+            </w:r>
+            <w:r>
+              <w:t xml:space="preserve">: nguồn ngẫu nhiên của một client dẫn xuất từ</w:t>
+            </w:r>
+            <w:r>
+              <w:t xml:space="preserve"> </w:t>
+            </w:r>
+            <w:r>
+              <w:rPr>
+                <w:rStyle w:val="VerbatimChar"/>
+              </w:rPr>
+              <w:t xml:space="preserve">(seed, round, client)</w:t>
+            </w:r>
+            <w:r>
+              <w:t xml:space="preserve">; kết quả không phụ thuộc worker nào nhận client</w:t>
+            </w:r>
+          </w:p>
+        </w:tc>
+        <w:tc>
+          <w:tcPr/>
+          <w:p>
+            <w:pPr>
+              <w:pStyle w:val="Compact"/>
+              <w:jc w:val="left"/>
+            </w:pPr>
+            <w:r>
+              <w:t xml:space="preserve">đo trên CPU</w:t>
+            </w:r>
+            <w:r>
+              <w:t xml:space="preserve"> </w:t>
+            </w:r>
+            <w:r>
+              <w:rPr>
+                <w:rStyle w:val="VerbatimChar"/>
+              </w:rPr>
+              <w:t xml:space="preserve">compile=False</w:t>
+            </w:r>
+            <w:r>
+              <w:t xml:space="preserve">: 1 vs 2 worker cho Δ trọng số = 0; chưa suy rộng sang CUDA compiled</w:t>
+            </w:r>
+          </w:p>
+        </w:tc>
+      </w:tr>
+      <w:tr>
+        <w:tc>
+          <w:tcPr/>
+          <w:p>
+            <w:pPr>
+              <w:pStyle w:val="Compact"/>
+              <w:jc w:val="left"/>
+            </w:pPr>
+            <w:r>
+              <w:rPr>
+                <w:bCs/>
+                <w:b/>
+              </w:rPr>
+              <w:t xml:space="preserve">D9</w:t>
+            </w:r>
+          </w:p>
+        </w:tc>
+        <w:tc>
+          <w:tcPr/>
+          <w:p>
+            <w:pPr>
+              <w:pStyle w:val="Compact"/>
+              <w:jc w:val="left"/>
+            </w:pPr>
+            <w:r>
+              <w:t xml:space="preserve">Một seed, một lần chạy mỗi cấu hình</w:t>
+            </w:r>
+          </w:p>
+        </w:tc>
+        <w:tc>
+          <w:tcPr/>
+          <w:p>
+            <w:pPr>
+              <w:pStyle w:val="Compact"/>
+              <w:jc w:val="left"/>
+            </w:pPr>
+            <w:r>
+              <w:t xml:space="preserve">không có replication</w:t>
+            </w:r>
+          </w:p>
+        </w:tc>
+      </w:tr>
+    </w:tbl>
+    <w:bookmarkEnd w:id="38"/>
+    <w:bookmarkStart w:id="39" w:name="vì-sao-chỉ-đo-global-model"/>
+    <w:p>
+      <w:pPr>
+        <w:pStyle w:val="Heading2"/>
+      </w:pPr>
+      <w:r>
+        <w:t xml:space="preserve">3. Vì sao chỉ đo global model</w:t>
+      </w:r>
+    </w:p>
+    <w:p>
+      <w:pPr>
+        <w:pStyle w:val="FirstParagraph"/>
+      </w:pPr>
+      <w:r>
+        <w:t xml:space="preserve">Algorithm 1 dòng 14:</w:t>
+      </w:r>
+      <w:r>
+        <w:t xml:space="preserve"> </w:t>
+      </w:r>
+      <w:r>
+        <w:rPr>
+          <w:rStyle w:val="VerbatimChar"/>
+        </w:rPr>
+        <w:t xml:space="preserve">w_k = w_G^t</w:t>
+      </w:r>
+      <w:r>
+        <w:t xml:space="preserve">.</w:t>
+      </w:r>
+      <w:r>
+        <w:t xml:space="preserve"> </w:t>
+      </w:r>
+      <w:r>
+        <w:rPr>
+          <w:bCs/>
+          <w:b/>
+        </w:rPr>
+        <w:t xml:space="preserve">FD-IDS không có bước cá thể hoá.</w:t>
+      </w:r>
+      <w:r>
+        <w:t xml:space="preserve"> </w:t>
+      </w:r>
+      <w:r>
+        <w:t xml:space="preserve">Mỗi round client bị ghi</w:t>
+      </w:r>
+      <w:r>
+        <w:t xml:space="preserve"> </w:t>
+      </w:r>
+      <w:r>
+        <w:t xml:space="preserve">đè bằng global model, train, gửi lên, rồi lại bị ghi đè. Không trọng số client nào tồn tại qua</w:t>
+      </w:r>
+      <w:r>
+        <w:t xml:space="preserve"> </w:t>
+      </w:r>
+      <w:r>
+        <w:t xml:space="preserve">ranh giới round, nên model duy nhất tồn tại liên tục là</w:t>
+      </w:r>
+      <w:r>
+        <w:t xml:space="preserve"> </w:t>
+      </w:r>
+      <w:r>
+        <w:rPr>
+          <w:bCs/>
+          <w:b/>
+        </w:rPr>
+        <w:t xml:space="preserve">global model</w:t>
+      </w:r>
+      <w:r>
+        <w:t xml:space="preserve">. Bản dựng đo</w:t>
+      </w:r>
+      <w:r>
+        <w:t xml:space="preserve"> </w:t>
+      </w:r>
+      <w:r>
+        <w:rPr>
+          <w:bCs/>
+          <w:b/>
+        </w:rPr>
+        <w:t xml:space="preserve">10 metric</w:t>
+      </w:r>
+      <w:r>
+        <w:rPr>
+          <w:bCs/>
+          <w:b/>
+        </w:rPr>
+        <w:t xml:space="preserve"> </w:t>
+      </w:r>
+      <w:r>
+        <w:rPr>
+          <w:bCs/>
+          <w:b/>
+        </w:rPr>
+        <w:t xml:space="preserve">của w_G^t mỗi round, trên đủ 10.761.343 dòng test</w:t>
+      </w:r>
+      <w:r>
+        <w:t xml:space="preserve">. Cột B/W của Table 5 không được tái lập: bài</w:t>
+      </w:r>
+      <w:r>
+        <w:t xml:space="preserve"> </w:t>
+      </w:r>
+      <w:r>
+        <w:t xml:space="preserve">báo không mô tả đủ giao thức đánh giá từng client (G8).</w:t>
+      </w:r>
+    </w:p>
+    <w:bookmarkEnd w:id="39"/>
+    <w:bookmarkStart w:id="40" w:name="hiệu-năng-trên-2t4-số-đo"/>
+    <w:p>
+      <w:pPr>
+        <w:pStyle w:val="Heading2"/>
+      </w:pPr>
+      <w:r>
+        <w:t xml:space="preserve">4. Hiệu năng trên 2×T4 — số đo</w:t>
+      </w:r>
+    </w:p>
+    <w:tbl>
+      <w:tblPr>
+        <w:tblStyle w:val="Table"/>
+        <w:tblW w:type="auto" w:w="0"/>
+        <w:tblLook w:firstRow="1" w:lastRow="0" w:firstColumn="0" w:lastColumn="0" w:noHBand="0" w:noVBand="0" w:val="0020"/>
+        <w:jc w:val="start"/>
+      </w:tblPr>
+      <w:tblGrid>
+        <w:gridCol w:w="1980"/>
+        <w:gridCol w:w="1980"/>
+        <w:gridCol w:w="1980"/>
+        <w:gridCol w:w="1980"/>
+      </w:tblGrid>
+      <w:tr>
+        <w:trPr>
+          <w:tblHeader w:val="true"/>
+        </w:trPr>
+        <w:tc>
+          <w:tcPr/>
+          <w:p>
+            <w:pPr>
+              <w:pStyle w:val="Compact"/>
+            </w:pPr>
+          </w:p>
+        </w:tc>
+        <w:tc>
+          <w:tcPr/>
+          <w:p>
+            <w:pPr>
+              <w:pStyle w:val="Compact"/>
+              <w:jc w:val="right"/>
+            </w:pPr>
+            <w:r>
+              <w:t xml:space="preserve">20c</w:t>
+            </w:r>
+          </w:p>
+        </w:tc>
+        <w:tc>
+          <w:tcPr/>
+          <w:p>
+            <w:pPr>
+              <w:pStyle w:val="Compact"/>
+              <w:jc w:val="right"/>
+            </w:pPr>
+            <w:r>
+              <w:t xml:space="preserve">50c</w:t>
+            </w:r>
+          </w:p>
+        </w:tc>
+        <w:tc>
+          <w:tcPr/>
+          <w:p>
+            <w:pPr>
+              <w:pStyle w:val="Compact"/>
+              <w:jc w:val="right"/>
+            </w:pPr>
+            <w:r>
+              <w:t xml:space="preserve">100c</w:t>
+            </w:r>
+          </w:p>
+        </w:tc>
+      </w:tr>
+      <w:tr>
+        <w:tc>
+          <w:tcPr/>
+          <w:p>
+            <w:pPr>
+              <w:pStyle w:val="Compact"/>
+              <w:jc w:val="left"/>
+            </w:pPr>
+            <w:r>
+              <w:t xml:space="preserve">bước / round (tổng mọi client)</w:t>
+            </w:r>
+          </w:p>
+        </w:tc>
+        <w:tc>
+          <w:tcPr/>
+          <w:p>
+            <w:pPr>
+              <w:pStyle w:val="Compact"/>
+              <w:jc w:val="right"/>
+            </w:pPr>
+            <w:r>
+              <w:t xml:space="preserve">84.083</w:t>
+            </w:r>
+          </w:p>
+        </w:tc>
+        <w:tc>
+          <w:tcPr/>
+          <w:p>
+            <w:pPr>
+              <w:pStyle w:val="Compact"/>
+              <w:jc w:val="right"/>
+            </w:pPr>
+            <w:r>
+              <w:t xml:space="preserve">84.098</w:t>
+            </w:r>
+          </w:p>
+        </w:tc>
+        <w:tc>
+          <w:tcPr/>
+          <w:p>
+            <w:pPr>
+              <w:pStyle w:val="Compact"/>
+              <w:jc w:val="right"/>
+            </w:pPr>
+            <w:r>
+              <w:t xml:space="preserve">168.200</w:t>
+            </w:r>
+          </w:p>
+        </w:tc>
+      </w:tr>
+      <w:tr>
+        <w:tc>
+          <w:tcPr/>
+          <w:p>
+            <w:pPr>
+              <w:pStyle w:val="Compact"/>
+              <w:jc w:val="left"/>
+            </w:pPr>
+            <w:r>
+              <w:t xml:space="preserve">round steady (s), backend compiled</w:t>
+            </w:r>
+          </w:p>
+        </w:tc>
+        <w:tc>
+          <w:tcPr/>
+          <w:p>
+            <w:pPr>
+              <w:pStyle w:val="Compact"/>
+              <w:jc w:val="right"/>
+            </w:pPr>
+            <w:r>
+              <w:t xml:space="preserve">509–524</w:t>
+            </w:r>
+          </w:p>
+        </w:tc>
+        <w:tc>
+          <w:tcPr/>
+          <w:p>
+            <w:pPr>
+              <w:pStyle w:val="Compact"/>
+              <w:jc w:val="right"/>
+            </w:pPr>
+            <w:r>
+              <w:t xml:space="preserve">528–538</w:t>
+            </w:r>
+          </w:p>
+        </w:tc>
+        <w:tc>
+          <w:tcPr/>
+          <w:p>
+            <w:pPr>
+              <w:pStyle w:val="Compact"/>
+              <w:jc w:val="right"/>
+            </w:pPr>
+            <w:r>
+              <w:t xml:space="preserve">671–981</w:t>
+            </w:r>
+          </w:p>
+        </w:tc>
+      </w:tr>
+      <w:tr>
+        <w:tc>
+          <w:tcPr/>
+          <w:p>
+            <w:pPr>
+              <w:pStyle w:val="Compact"/>
+              <w:jc w:val="left"/>
+            </w:pPr>
+            <w:r>
+              <w:t xml:space="preserve">Σ</w:t>
+            </w:r>
+            <w:r>
+              <w:t xml:space="preserve"> </w:t>
+            </w:r>
+            <w:r>
+              <w:rPr>
+                <w:rStyle w:val="VerbatimChar"/>
+              </w:rPr>
+              <w:t xml:space="preserve">seconds</w:t>
+            </w:r>
+            <w:r>
+              <w:t xml:space="preserve"> </w:t>
+            </w:r>
+            <w:r>
+              <w:t xml:space="preserve">50 round (h, không gồm startup)</w:t>
+            </w:r>
+          </w:p>
+        </w:tc>
+        <w:tc>
+          <w:tcPr/>
+          <w:p>
+            <w:pPr>
+              <w:pStyle w:val="Compact"/>
+              <w:jc w:val="right"/>
+            </w:pPr>
+            <w:r>
+              <w:t xml:space="preserve">7,22</w:t>
+            </w:r>
+          </w:p>
+        </w:tc>
+        <w:tc>
+          <w:tcPr/>
+          <w:p>
+            <w:pPr>
+              <w:pStyle w:val="Compact"/>
+              <w:jc w:val="right"/>
+            </w:pPr>
+            <w:r>
+              <w:t xml:space="preserve">7,37</w:t>
+            </w:r>
+          </w:p>
+        </w:tc>
+        <w:tc>
+          <w:tcPr/>
+          <w:p>
+            <w:pPr>
+              <w:pStyle w:val="Compact"/>
+              <w:jc w:val="right"/>
+            </w:pPr>
+            <w:r>
+              <w:t xml:space="preserve">10,54</w:t>
+            </w:r>
+          </w:p>
+        </w:tc>
+      </w:tr>
+      <w:tr>
+        <w:tc>
+          <w:tcPr/>
+          <w:p>
+            <w:pPr>
+              <w:pStyle w:val="Compact"/>
+              <w:jc w:val="left"/>
+            </w:pPr>
+            <w:r>
+              <w:t xml:space="preserve">phiên Kaggle</w:t>
+            </w:r>
+          </w:p>
+        </w:tc>
+        <w:tc>
+          <w:tcPr/>
+          <w:p>
+            <w:pPr>
+              <w:pStyle w:val="Compact"/>
+              <w:jc w:val="right"/>
+            </w:pPr>
+            <w:r>
+              <w:t xml:space="preserve">2 (42 + 8 round)</w:t>
+            </w:r>
+          </w:p>
+        </w:tc>
+        <w:tc>
+          <w:tcPr/>
+          <w:p>
+            <w:pPr>
+              <w:pStyle w:val="Compact"/>
+              <w:jc w:val="right"/>
+            </w:pPr>
+            <w:r>
+              <w:t xml:space="preserve">1</w:t>
+            </w:r>
+          </w:p>
+        </w:tc>
+        <w:tc>
+          <w:tcPr/>
+          <w:p>
+            <w:pPr>
+              <w:pStyle w:val="Compact"/>
+              <w:jc w:val="right"/>
+            </w:pPr>
+            <w:r>
+              <w:t xml:space="preserve">2 (25 + 25 round)</w:t>
+            </w:r>
+          </w:p>
+        </w:tc>
+      </w:tr>
+    </w:tbl>
+    <w:p>
+      <w:pPr>
+        <w:numPr>
+          <w:ilvl w:val="0"/>
+          <w:numId w:val="1004"/>
+        </w:numPr>
+        <w:pStyle w:val="Compact"/>
+      </w:pPr>
+      <w:r>
+        <w:rPr>
+          <w:bCs/>
+          <w:b/>
+        </w:rPr>
+        <w:t xml:space="preserve">Compile:</w:t>
+      </w:r>
+      <w:r>
+        <w:t xml:space="preserve"> </w:t>
+      </w:r>
+      <w:r>
+        <w:rPr>
+          <w:rStyle w:val="VerbatimChar"/>
+        </w:rPr>
+        <w:t xml:space="preserve">torch.compile</w:t>
+      </w:r>
+      <w:r>
+        <w:t xml:space="preserve"> </w:t>
+      </w:r>
+      <w:r>
+        <w:t xml:space="preserve">chứng nhận trên T4 (</w:t>
+      </w:r>
+      <w:r>
+        <w:rPr>
+          <w:rStyle w:val="VerbatimChar"/>
+        </w:rPr>
+        <w:t xml:space="preserve">max|Δlogit| ≤ 9,8e-4</w:t>
+      </w:r>
+      <w:r>
+        <w:t xml:space="preserve">),</w:t>
+      </w:r>
+      <w:r>
+        <w:t xml:space="preserve"> </w:t>
+      </w:r>
+      <w:r>
+        <w:rPr>
+          <w:bCs/>
+          <w:b/>
+        </w:rPr>
+        <w:t xml:space="preserve">2,06×</w:t>
+      </w:r>
+      <w:r>
+        <w:t xml:space="preserve"> </w:t>
+      </w:r>
+      <w:r>
+        <w:t xml:space="preserve">so với eager</w:t>
+      </w:r>
+      <w:r>
+        <w:t xml:space="preserve"> </w:t>
+      </w:r>
+      <w:r>
+        <w:t xml:space="preserve">(17,9 → 8,7 phút/round). Ba run đầu chạy eager vì lỗi #39 trong gate compile của bản dựng (gate</w:t>
+      </w:r>
+      <w:r>
+        <w:t xml:space="preserve"> </w:t>
+      </w:r>
+      <w:r>
+        <w:t xml:space="preserve">so hai mask dropout khác nhau), không phải vì sm_75; chi tiết ở</w:t>
+      </w:r>
+      <w:r>
+        <w:t xml:space="preserve"> </w:t>
+      </w:r>
+      <w:r>
+        <w:rPr>
+          <w:rStyle w:val="VerbatimChar"/>
+        </w:rPr>
+        <w:t xml:space="preserve">tests.md</w:t>
+      </w:r>
+      <w:r>
+        <w:t xml:space="preserve"> </w:t>
+      </w:r>
+      <w:r>
+        <w:t xml:space="preserve">§2 và §3.4.</w:t>
+      </w:r>
+    </w:p>
+    <w:p>
+      <w:pPr>
+        <w:numPr>
+          <w:ilvl w:val="0"/>
+          <w:numId w:val="1004"/>
+        </w:numPr>
+        <w:pStyle w:val="Compact"/>
+      </w:pPr>
+      <w:r>
+        <w:rPr>
+          <w:bCs/>
+          <w:b/>
+        </w:rPr>
+        <w:t xml:space="preserve">100c đắt gấp đôi mỗi round</w:t>
+      </w:r>
+      <w:r>
+        <w:t xml:space="preserve">, vì batch 256 cho gấp đôi số bước. Chênh lệch giữa 20c/50c và 100c</w:t>
+      </w:r>
+      <w:r>
+        <w:t xml:space="preserve"> </w:t>
+      </w:r>
+      <w:r>
+        <w:t xml:space="preserve">vì thế không chỉ do số client.</w:t>
+      </w:r>
+    </w:p>
+    <w:p>
+      <w:pPr>
+        <w:numPr>
+          <w:ilvl w:val="0"/>
+          <w:numId w:val="1004"/>
+        </w:numPr>
+        <w:pStyle w:val="Compact"/>
+      </w:pPr>
+      <w:r>
+        <w:rPr>
+          <w:bCs/>
+          <w:b/>
+        </w:rPr>
+        <w:t xml:space="preserve">Tiếp nối phiên:</w:t>
+      </w:r>
+      <w:r>
+        <w:t xml:space="preserve"> </w:t>
+      </w:r>
+      <w:r>
+        <w:t xml:space="preserve">cây run upload làm dataset của tài khoản chạy tiếp (vì</w:t>
+      </w:r>
+      <w:r>
+        <w:t xml:space="preserve"> </w:t>
+      </w:r>
+      <w:r>
+        <w:rPr>
+          <w:rStyle w:val="VerbatimChar"/>
+        </w:rPr>
+        <w:t xml:space="preserve">kernel_sources</w:t>
+      </w:r>
+      <w:r>
+        <w:t xml:space="preserve"> </w:t>
+      </w:r>
+      <w:r>
+        <w:t xml:space="preserve">không</w:t>
+      </w:r>
+      <w:r>
+        <w:t xml:space="preserve"> </w:t>
+      </w:r>
+      <w:r>
+        <w:t xml:space="preserve">qua được ranh giới tài khoản), probe CPU kiểm</w:t>
+      </w:r>
+      <w:r>
+        <w:t xml:space="preserve"> </w:t>
+      </w:r>
+      <w:r>
+        <w:rPr>
+          <w:rStyle w:val="VerbatimChar"/>
+        </w:rPr>
+        <w:t xml:space="preserve">last == expected</w:t>
+      </w:r>
+      <w:r>
+        <w:t xml:space="preserve"> </w:t>
+      </w:r>
+      <w:r>
+        <w:t xml:space="preserve">trước khi push GPU. Đây là thủ</w:t>
+      </w:r>
+      <w:r>
+        <w:t xml:space="preserve"> </w:t>
+      </w:r>
+      <w:r>
+        <w:t xml:space="preserve">tục chuẩn mà các dự án sau kế thừa.</w:t>
+      </w:r>
+    </w:p>
+    <w:bookmarkEnd w:id="40"/>
+    <w:bookmarkStart w:id="41" w:name="hợp-đồng-artifact"/>
+    <w:p>
+      <w:pPr>
+        <w:pStyle w:val="Heading2"/>
+      </w:pPr>
+      <w:r>
+        <w:t xml:space="preserve">5. Hợp đồng artifact</w:t>
+      </w:r>
+    </w:p>
+    <w:p>
+      <w:pPr>
+        <w:pStyle w:val="SourceCode"/>
+      </w:pPr>
+      <w:r>
+        <w:rPr>
+          <w:rStyle w:val="VerbatimChar"/>
+        </w:rPr>
+        <w:t xml:space="preserve">runs/fdids_&lt;K&gt;c_v2/</w:t>
+      </w:r>
+      <w:r>
+        <w:br/>
+      </w:r>
+      <w:r>
+        <w:rPr>
+          <w:rStyle w:val="VerbatimChar"/>
+        </w:rPr>
+        <w:t xml:space="preserve">  weights/round_NNN.pt      chỉ trọng số: {round, model, cfg, fingerprint, metrics}</w:t>
+      </w:r>
+      <w:r>
+        <w:br/>
+      </w:r>
+      <w:r>
+        <w:rPr>
+          <w:rStyle w:val="VerbatimChar"/>
+        </w:rPr>
+        <w:t xml:space="preserve">  resume/round_NNN.pt       round + RNG của driver (truy vết; không cần để tiếp tục — D8)</w:t>
+      </w:r>
+      <w:r>
+        <w:br/>
+      </w:r>
+      <w:r>
+        <w:rPr>
+          <w:rStyle w:val="VerbatimChar"/>
+        </w:rPr>
+        <w:t xml:space="preserve">  confusion/round_NNN.npy   16×16, tổng == 10.761.343</w:t>
+      </w:r>
+      <w:r>
+        <w:br/>
+      </w:r>
+      <w:r>
+        <w:rPr>
+          <w:rStyle w:val="VerbatimChar"/>
+        </w:rPr>
+        <w:t xml:space="preserve">  preds/round_NNN.u8.npy    nhãn dự đoán, đúng thứ tự test</w:t>
+      </w:r>
+      <w:r>
+        <w:br/>
+      </w:r>
+      <w:r>
+        <w:rPr>
+          <w:rStyle w:val="VerbatimChar"/>
+        </w:rPr>
+        <w:t xml:space="preserve">  metrics/round_NNN.json    10 metric + ce/kd/gnorm/steps/applied/skipped/vram/seconds + per-class</w:t>
+      </w:r>
+      <w:r>
+        <w:br/>
+      </w:r>
+      <w:r>
+        <w:rPr>
+          <w:rStyle w:val="VerbatimChar"/>
+        </w:rPr>
+        <w:t xml:space="preserve">  logs/round_NNN.json       từng client: n_k, rank, steps, applied, skipped, nonfinite, seed, ce, kd, gnorm</w:t>
+      </w:r>
+      <w:r>
+        <w:br/>
+      </w:r>
+      <w:r>
+        <w:rPr>
+          <w:rStyle w:val="VerbatimChar"/>
+        </w:rPr>
+        <w:t xml:space="preserve">  reports/manifest.json     cfg hiệu lực, fingerprint, thứ tự cột, tên lớp, số dòng từng client</w:t>
+      </w:r>
+      <w:r>
+        <w:br/>
+      </w:r>
+      <w:r>
+        <w:rPr>
+          <w:rStyle w:val="VerbatimChar"/>
+        </w:rPr>
+        <w:t xml:space="preserve">  history.csv               dẫn xuất từ metrics/*.json</w:t>
+      </w:r>
+      <w:r>
+        <w:br/>
+      </w:r>
+      <w:r>
+        <w:rPr>
+          <w:rStyle w:val="VerbatimChar"/>
+        </w:rPr>
+        <w:t xml:space="preserve">  complete/round_NNN.done   ghi cuối cùng</w:t>
+      </w:r>
+    </w:p>
+    <w:p>
+      <w:pPr>
+        <w:numPr>
+          <w:ilvl w:val="0"/>
+          <w:numId w:val="1005"/>
+        </w:numPr>
+        <w:pStyle w:val="Compact"/>
+      </w:pPr>
+      <w:r>
+        <w:rPr>
+          <w:bCs/>
+          <w:b/>
+        </w:rPr>
+        <w:t xml:space="preserve">Fingerprint 21 khoá</w:t>
+      </w:r>
+      <w:r>
+        <w:t xml:space="preserve"> </w:t>
+      </w:r>
+      <w:r>
+        <w:t xml:space="preserve">(</w:t>
+      </w:r>
+      <w:r>
+        <w:rPr>
+          <w:rStyle w:val="VerbatimChar"/>
+        </w:rPr>
+        <w:t xml:space="preserve">proj/ckpt.py::FINGERPRINT_KEYS</w:t>
+      </w:r>
+      <w:r>
+        <w:t xml:space="preserve">): kiến trúc, lr, λ, β, μ, T, clip,</w:t>
+      </w:r>
+      <w:r>
+        <w:t xml:space="preserve"> </w:t>
+      </w:r>
+      <w:r>
+        <w:t xml:space="preserve">số client, batch, epoch, seed,</w:t>
+      </w:r>
+      <w:r>
+        <w:t xml:space="preserve"> </w:t>
+      </w:r>
+      <w:r>
+        <w:rPr>
+          <w:rStyle w:val="VerbatimChar"/>
+        </w:rPr>
+        <w:t xml:space="preserve">data_id</w:t>
+      </w:r>
+      <w:r>
+        <w:t xml:space="preserve">,</w:t>
+      </w:r>
+      <w:r>
+        <w:t xml:space="preserve"> </w:t>
+      </w:r>
+      <w:r>
+        <w:rPr>
+          <w:rStyle w:val="VerbatimChar"/>
+        </w:rPr>
+        <w:t xml:space="preserve">run_name</w:t>
+      </w:r>
+      <w:r>
+        <w:t xml:space="preserve">.</w:t>
+      </w:r>
+      <w:r>
+        <w:t xml:space="preserve"> </w:t>
+      </w:r>
+      <w:r>
+        <w:rPr>
+          <w:rStyle w:val="VerbatimChar"/>
+        </w:rPr>
+        <w:t xml:space="preserve">rounds</w:t>
+      </w:r>
+      <w:r>
+        <w:t xml:space="preserve"> </w:t>
+      </w:r>
+      <w:r>
+        <w:t xml:space="preserve">cố ý</w:t>
+      </w:r>
+      <w:r>
+        <w:t xml:space="preserve"> </w:t>
+      </w:r>
+      <w:r>
+        <w:rPr>
+          <w:bCs/>
+          <w:b/>
+        </w:rPr>
+        <w:t xml:space="preserve">không</w:t>
+      </w:r>
+      <w:r>
+        <w:t xml:space="preserve"> </w:t>
+      </w:r>
+      <w:r>
+        <w:t xml:space="preserve">nằm trong đó: lr</w:t>
+      </w:r>
+      <w:r>
+        <w:t xml:space="preserve"> </w:t>
+      </w:r>
+      <w:r>
+        <w:t xml:space="preserve">hằng nên trọng số ở round r không phụ thuộc tổng số round.</w:t>
+      </w:r>
+    </w:p>
+    <w:p>
+      <w:pPr>
+        <w:numPr>
+          <w:ilvl w:val="0"/>
+          <w:numId w:val="1005"/>
+        </w:numPr>
+        <w:pStyle w:val="Compact"/>
+      </w:pPr>
+      <w:r>
+        <w:t xml:space="preserve">Dựng lại model ở bất kỳ round:</w:t>
+      </w:r>
+      <w:r>
+        <w:t xml:space="preserve"> </w:t>
+      </w:r>
+      <w:r>
+        <w:rPr>
+          <w:rStyle w:val="VerbatimChar"/>
+        </w:rPr>
+        <w:t xml:space="preserve">proj/ckpt.py::load_weights(..., expect_params=395_024)</w:t>
+      </w:r>
+      <w:r>
+        <w:t xml:space="preserve">,</w:t>
+      </w:r>
+      <w:r>
+        <w:t xml:space="preserve"> </w:t>
+      </w:r>
+      <w:r>
+        <w:rPr>
+          <w:rStyle w:val="VerbatimChar"/>
+        </w:rPr>
+        <w:t xml:space="preserve">strict=True</w:t>
+      </w:r>
+      <w:r>
+        <w:t xml:space="preserve">, kiểm số tham số, fingerprint và tính hữu hạn; đã đo</w:t>
+      </w:r>
+      <w:r>
+        <w:t xml:space="preserve"> </w:t>
+      </w:r>
+      <w:r>
+        <w:rPr>
+          <w:rStyle w:val="VerbatimChar"/>
+        </w:rPr>
+        <w:t xml:space="preserve">max|Δ logits| = 0,0</w:t>
+      </w:r>
+      <w:r>
+        <w:t xml:space="preserve">.</w:t>
+      </w:r>
+    </w:p>
+    <w:p>
+      <w:pPr>
+        <w:numPr>
+          <w:ilvl w:val="0"/>
+          <w:numId w:val="1005"/>
+        </w:numPr>
+        <w:pStyle w:val="Compact"/>
+      </w:pPr>
+      <w:r>
+        <w:rPr>
+          <w:rStyle w:val="VerbatimChar"/>
+        </w:rPr>
+        <w:t xml:space="preserve">proj/verify.py</w:t>
+      </w:r>
+      <w:r>
+        <w:t xml:space="preserve"> </w:t>
+      </w:r>
+      <w:r>
+        <w:t xml:space="preserve">dựng lại 10 metric từ ma trận nhầm lẫn, và dựng lại ma trận từ</w:t>
+      </w:r>
+      <w:r>
+        <w:t xml:space="preserve"> </w:t>
+      </w:r>
+      <w:r>
+        <w:rPr>
+          <w:rStyle w:val="VerbatimChar"/>
+        </w:rPr>
+        <w:t xml:space="preserve">preds/</w:t>
+      </w:r>
+      <w:r>
+        <w:t xml:space="preserve">.</w:t>
+      </w:r>
+      <w:r>
+        <w:t xml:space="preserve"> </w:t>
+      </w:r>
+      <w:r>
+        <w:rPr>
+          <w:rStyle w:val="VerbatimChar"/>
+        </w:rPr>
+        <w:t xml:space="preserve">scripts/verify_run.py --require-rounds 50</w:t>
+      </w:r>
+      <w:r>
+        <w:t xml:space="preserve"> </w:t>
+      </w:r>
+      <w:r>
+        <w:t xml:space="preserve">pass ở mode full cho cả ba cấu hình.</w:t>
+      </w:r>
+    </w:p>
+    <w:p>
+      <w:pPr>
+        <w:numPr>
+          <w:ilvl w:val="0"/>
+          <w:numId w:val="1005"/>
+        </w:numPr>
+        <w:pStyle w:val="Compact"/>
+      </w:pPr>
+      <w:r>
+        <w:t xml:space="preserve">Trọng số, preds, resume và toàn bộ</w:t>
+      </w:r>
+      <w:r>
+        <w:t xml:space="preserve"> </w:t>
+      </w:r>
+      <w:r>
+        <w:rPr>
+          <w:rStyle w:val="VerbatimChar"/>
+        </w:rPr>
+        <w:t xml:space="preserve">runs/</w:t>
+      </w:r>
+      <w:r>
+        <w:t xml:space="preserve"> </w:t>
+      </w:r>
+      <w:r>
+        <w:rPr>
+          <w:bCs/>
+          <w:b/>
+        </w:rPr>
+        <w:t xml:space="preserve">không</w:t>
+      </w:r>
+      <w:r>
+        <w:t xml:space="preserve"> </w:t>
+      </w:r>
+      <w:r>
+        <w:t xml:space="preserve">có trong git; bản gốc nằm ở output Kaggle</w:t>
+      </w:r>
+      <w:r>
+        <w:t xml:space="preserve"> </w:t>
+      </w:r>
+      <w:r>
+        <w:t xml:space="preserve">và máy local.</w:t>
+      </w:r>
+    </w:p>
+    <w:bookmarkEnd w:id="41"/>
+    <w:bookmarkStart w:id="42" w:name="kiểm-chứng"/>
+    <w:p>
+      <w:pPr>
+        <w:pStyle w:val="Heading2"/>
+      </w:pPr>
+      <w:r>
+        <w:t xml:space="preserve">6. Kiểm chứng</w:t>
+      </w:r>
+    </w:p>
+    <w:p>
+      <w:pPr>
+        <w:pStyle w:val="FirstParagraph"/>
+      </w:pPr>
+      <w:r>
+        <w:t xml:space="preserve">Suite local:</w:t>
+      </w:r>
+      <w:r>
+        <w:t xml:space="preserve"> </w:t>
+      </w:r>
+      <w:r>
+        <w:rPr>
+          <w:bCs/>
+          <w:b/>
+        </w:rPr>
+        <w:t xml:space="preserve">13 file test, 88 phép kiểm</w:t>
+      </w:r>
+      <w:r>
+        <w:t xml:space="preserve">, pass toàn bộ, luôn chạy qua watchdog RAM</w:t>
+      </w:r>
+      <w:r>
+        <w:t xml:space="preserve"> </w:t>
+      </w:r>
+      <w:r>
+        <w:rPr>
+          <w:rStyle w:val="VerbatimChar"/>
+        </w:rPr>
+        <w:t xml:space="preserve">scripts/run_local_checked.py</w:t>
+      </w:r>
+      <w:r>
+        <w:t xml:space="preserve">. Ba vòng rà soát (R01–R18) đều đóng, mỗi mục có một ca chèn lỗi</w:t>
+      </w:r>
+      <w:r>
+        <w:t xml:space="preserve"> </w:t>
+      </w:r>
+      <w:r>
+        <w:t xml:space="preserve">riêng. Tổng 41 lỗi được ghi ở</w:t>
+      </w:r>
+      <w:r>
+        <w:t xml:space="preserve"> </w:t>
+      </w:r>
+      <w:r>
+        <w:rPr>
+          <w:rStyle w:val="VerbatimChar"/>
+        </w:rPr>
+        <w:t xml:space="preserve">tests.md</w:t>
+      </w:r>
+      <w:r>
+        <w:t xml:space="preserve"> </w:t>
+      </w:r>
+      <w:r>
+        <w:t xml:space="preserve">§2; #36–#38 chỉ lộ ra trên phần cứng thật. Validator</w:t>
+      </w:r>
+      <w:r>
+        <w:t xml:space="preserve"> </w:t>
+      </w:r>
+      <w:r>
+        <w:t xml:space="preserve">notebook kiểm 5 lớp: metadata, CFG qua AST, module nhúng ↔</w:t>
+      </w:r>
+      <w:r>
+        <w:t xml:space="preserve"> </w:t>
+      </w:r>
+      <w:r>
+        <w:rPr>
+          <w:rStyle w:val="VerbatimChar"/>
+        </w:rPr>
+        <w:t xml:space="preserve">proj/*.py</w:t>
+      </w:r>
+      <w:r>
+        <w:t xml:space="preserve"> </w:t>
+      </w:r>
+      <w:r>
+        <w:rPr>
+          <w:bCs/>
+          <w:b/>
+        </w:rPr>
+        <w:t xml:space="preserve">từng byte</w:t>
+      </w:r>
+      <w:r>
+        <w:t xml:space="preserve">, thứ tự</w:t>
+      </w:r>
+      <w:r>
+        <w:t xml:space="preserve"> </w:t>
+      </w:r>
+      <w:r>
+        <w:t xml:space="preserve">luồng thực thi, tên biến qua các cell.</w:t>
+      </w:r>
+    </w:p>
+    <w:bookmarkEnd w:id="42"/>
+    <w:bookmarkStart w:id="43" w:name="X980305607467fb6d3c8d82b97d1d5370c930330"/>
+    <w:p>
+      <w:pPr>
+        <w:pStyle w:val="Heading2"/>
+      </w:pPr>
+      <w:r>
+        <w:t xml:space="preserve">7. Hình dạng kết quả phải biết trước khi đọc số</w:t>
+      </w:r>
+    </w:p>
+    <w:p>
+      <w:pPr>
+        <w:pStyle w:val="FirstParagraph"/>
+      </w:pPr>
+      <w:r>
+        <w:rPr>
+          <w:rStyle w:val="VerbatimChar"/>
+        </w:rPr>
+        <w:t xml:space="preserve">f1_macro</w:t>
+      </w:r>
+      <w:r>
+        <w:t xml:space="preserve"> </w:t>
+      </w:r>
+      <w:r>
+        <w:rPr>
+          <w:bCs/>
+          <w:b/>
+        </w:rPr>
+        <w:t xml:space="preserve">đạt đỉnh sớm</w:t>
+      </w:r>
+      <w:r>
+        <w:t xml:space="preserve"> </w:t>
+      </w:r>
+      <w:r>
+        <w:t xml:space="preserve">(round 6–9) rồi giữ một plateau nhiễu thấp hơn đỉnh 2–5 %;</w:t>
+      </w:r>
+      <w:r>
+        <w:t xml:space="preserve"> </w:t>
+      </w:r>
+      <w:r>
+        <w:rPr>
+          <w:rStyle w:val="VerbatimChar"/>
+        </w:rPr>
+        <w:t xml:space="preserve">accuracy</w:t>
+      </w:r>
+      <w:r>
+        <w:t xml:space="preserve"> </w:t>
+      </w:r>
+      <w:r>
+        <w:t xml:space="preserve">và</w:t>
+      </w:r>
+      <w:r>
+        <w:t xml:space="preserve"> </w:t>
+      </w:r>
+      <w:r>
+        <w:rPr>
+          <w:rStyle w:val="VerbatimChar"/>
+        </w:rPr>
+        <w:t xml:space="preserve">f1_weighted</w:t>
+      </w:r>
+      <w:r>
+        <w:t xml:space="preserve"> </w:t>
+      </w:r>
+      <w:r>
+        <w:t xml:space="preserve">xói mòn 8–11 điểm, trong khi loss train của client giảm đơn điệu. Headline của</w:t>
+      </w:r>
+      <w:r>
+        <w:t xml:space="preserve"> </w:t>
+      </w:r>
+      <w:r>
+        <w:t xml:space="preserve">báo cáo là</w:t>
+      </w:r>
+      <w:r>
+        <w:t xml:space="preserve"> </w:t>
+      </w:r>
+      <w:r>
+        <w:rPr>
+          <w:bCs/>
+          <w:b/>
+        </w:rPr>
+        <w:t xml:space="preserve">round 50</w:t>
+      </w:r>
+      <w:r>
+        <w:t xml:space="preserve"> </w:t>
+      </w:r>
+      <w:r>
+        <w:t xml:space="preserve">theo đúng lịch đã chốt. Round đỉnh chỉ là quan sát hậu kiểm, vì không có</w:t>
+      </w:r>
+      <w:r>
+        <w:t xml:space="preserve"> </w:t>
+      </w:r>
+      <w:r>
+        <w:t xml:space="preserve">tập validation để chọn checkpoint. Giả thuyết</w:t>
+      </w:r>
+      <w:r>
+        <w:t xml:space="preserve"> </w:t>
+      </w:r>
+      <w:r>
+        <w:t xml:space="preserve">“</w:t>
+      </w:r>
+      <w:r>
+        <w:t xml:space="preserve">BatchNorm dưới FedAvg</w:t>
+      </w:r>
+      <w:r>
+        <w:t xml:space="preserve">”</w:t>
+      </w:r>
+      <w:r>
+        <w:t xml:space="preserve"> </w:t>
+      </w:r>
+      <w:r>
+        <w:t xml:space="preserve">(D6)</w:t>
+      </w:r>
+      <w:r>
+        <w:t xml:space="preserve"> </w:t>
+      </w:r>
+      <w:r>
+        <w:rPr>
+          <w:bCs/>
+          <w:b/>
+        </w:rPr>
+        <w:t xml:space="preserve">chưa được kiểm</w:t>
+      </w:r>
+      <w:r>
+        <w:t xml:space="preserve"> </w:t>
+      </w:r>
+      <w:r>
+        <w:t xml:space="preserve">và</w:t>
+      </w:r>
+      <w:r>
+        <w:t xml:space="preserve"> </w:t>
+      </w:r>
+      <w:r>
+        <w:t xml:space="preserve">không được trích như kết luận.</w:t>
+      </w:r>
+    </w:p>
+    <w:bookmarkEnd w:id="43"/>
+    <w:bookmarkStart w:id="44" w:name="caveat-bắt-buộc-kèm-mọi-con-số-công-bố"/>
+    <w:p>
+      <w:pPr>
+        <w:pStyle w:val="Heading2"/>
+      </w:pPr>
+      <w:r>
+        <w:t xml:space="preserve">8. Caveat bắt buộc kèm mọi con số công bố</w:t>
+      </w:r>
+    </w:p>
+    <w:p>
+      <w:pPr>
+        <w:numPr>
+          <w:ilvl w:val="0"/>
+          <w:numId w:val="1006"/>
+        </w:numPr>
+        <w:pStyle w:val="Compact"/>
+      </w:pPr>
+      <w:r>
+        <w:t xml:space="preserve">Split theo</w:t>
+      </w:r>
+      <w:r>
+        <w:t xml:space="preserve"> </w:t>
+      </w:r>
+      <w:r>
+        <w:rPr>
+          <w:bCs/>
+          <w:b/>
+        </w:rPr>
+        <w:t xml:space="preserve">thời gian mô phỏng</w:t>
+      </w:r>
+      <w:r>
+        <w:t xml:space="preserve">, không theo xe; test chỉ có scenario</w:t>
+      </w:r>
+      <w:r>
+        <w:t xml:space="preserve"> </w:t>
+      </w:r>
+      <w:r>
+        <w:rPr>
+          <w:rStyle w:val="VerbatimChar"/>
+        </w:rPr>
+        <w:t xml:space="preserve">_7</w:t>
+      </w:r>
+      <w:r>
+        <w:t xml:space="preserve">.</w:t>
+      </w:r>
+    </w:p>
+    <w:p>
+      <w:pPr>
+        <w:numPr>
+          <w:ilvl w:val="0"/>
+          <w:numId w:val="1006"/>
+        </w:numPr>
+        <w:pStyle w:val="Compact"/>
+      </w:pPr>
+      <w:r>
+        <w:t xml:space="preserve">Mất cân bằng</w:t>
+      </w:r>
+      <w:r>
+        <w:t xml:space="preserve"> </w:t>
+      </w:r>
+      <w:r>
+        <w:rPr>
+          <w:bCs/>
+          <w:b/>
+        </w:rPr>
+        <w:t xml:space="preserve">41:1</w:t>
+      </w:r>
+      <w:r>
+        <w:t xml:space="preserve">: đọc</w:t>
+      </w:r>
+      <w:r>
+        <w:t xml:space="preserve"> </w:t>
+      </w:r>
+      <w:r>
+        <w:rPr>
+          <w:rStyle w:val="VerbatimChar"/>
+        </w:rPr>
+        <w:t xml:space="preserve">f1_macro</w:t>
+      </w:r>
+      <w:r>
+        <w:t xml:space="preserve">, không đọc</w:t>
+      </w:r>
+      <w:r>
+        <w:t xml:space="preserve"> </w:t>
+      </w:r>
+      <w:r>
+        <w:rPr>
+          <w:rStyle w:val="VerbatimChar"/>
+        </w:rPr>
+        <w:t xml:space="preserve">accuracy</w:t>
+      </w:r>
+      <w:r>
+        <w:t xml:space="preserve">.</w:t>
+      </w:r>
+    </w:p>
+    <w:p>
+      <w:pPr>
+        <w:numPr>
+          <w:ilvl w:val="0"/>
+          <w:numId w:val="1006"/>
+        </w:numPr>
+        <w:pStyle w:val="Compact"/>
+      </w:pPr>
+      <w:r>
+        <w:rPr>
+          <w:bCs/>
+          <w:b/>
+        </w:rPr>
+        <w:t xml:space="preserve">Rò rỉ Sybil:</w:t>
+      </w:r>
+      <w:r>
+        <w:t xml:space="preserve"> </w:t>
+      </w:r>
+      <w:r>
+        <w:t xml:space="preserve">100 % dòng</w:t>
+      </w:r>
+      <w:r>
+        <w:t xml:space="preserve"> </w:t>
+      </w:r>
+      <w:r>
+        <w:rPr>
+          <w:rStyle w:val="VerbatimChar"/>
+        </w:rPr>
+        <w:t xml:space="preserve">trafficCongestionSybil</w:t>
+      </w:r>
+      <w:r>
+        <w:t xml:space="preserve"> </w:t>
+      </w:r>
+      <w:r>
+        <w:t xml:space="preserve">nằm trong flow toàn cùng nhãn.</w:t>
+      </w:r>
+    </w:p>
+    <w:p>
+      <w:pPr>
+        <w:numPr>
+          <w:ilvl w:val="0"/>
+          <w:numId w:val="1006"/>
+        </w:numPr>
+        <w:pStyle w:val="Compact"/>
+      </w:pPr>
+      <w:r>
+        <w:rPr>
+          <w:rStyle w:val="VerbatimChar"/>
+        </w:rPr>
+        <w:t xml:space="preserve">scaler.json</w:t>
+      </w:r>
+      <w:r>
+        <w:t xml:space="preserve"> </w:t>
+      </w:r>
+      <w:r>
+        <w:t xml:space="preserve">fit trên</w:t>
+      </w:r>
+      <w:r>
+        <w:t xml:space="preserve"> </w:t>
+      </w:r>
+      <w:r>
+        <w:rPr>
+          <w:bCs/>
+          <w:b/>
+        </w:rPr>
+        <w:t xml:space="preserve">toàn bộ</w:t>
+      </w:r>
+      <w:r>
+        <w:t xml:space="preserve"> </w:t>
+      </w:r>
+      <w:r>
+        <w:t xml:space="preserve">43 M dòng train, tức trên dữ liệu mọi client gộp lại.</w:t>
+      </w:r>
+    </w:p>
+    <w:p>
+      <w:pPr>
+        <w:numPr>
+          <w:ilvl w:val="0"/>
+          <w:numId w:val="1006"/>
+        </w:numPr>
+        <w:pStyle w:val="Compact"/>
+      </w:pPr>
+      <w:r>
+        <w:t xml:space="preserve">Đặc trưng lưu</w:t>
+      </w:r>
+      <w:r>
+        <w:t xml:space="preserve"> </w:t>
+      </w:r>
+      <w:r>
+        <w:rPr>
+          <w:bCs/>
+          <w:b/>
+        </w:rPr>
+        <w:t xml:space="preserve">fp16</w:t>
+      </w:r>
+      <w:r>
+        <w:t xml:space="preserve">.</w:t>
+      </w:r>
+    </w:p>
+    <w:p>
+      <w:pPr>
+        <w:numPr>
+          <w:ilvl w:val="0"/>
+          <w:numId w:val="1006"/>
+        </w:numPr>
+        <w:pStyle w:val="Compact"/>
+      </w:pPr>
+      <w:r>
+        <w:t xml:space="preserve">Test</w:t>
+      </w:r>
+      <w:r>
+        <w:t xml:space="preserve"> </w:t>
+      </w:r>
+      <w:r>
+        <w:rPr>
+          <w:bCs/>
+          <w:b/>
+        </w:rPr>
+        <w:t xml:space="preserve">không</w:t>
+      </w:r>
+      <w:r>
+        <w:t xml:space="preserve"> </w:t>
+      </w:r>
+      <w:r>
+        <w:t xml:space="preserve">chia theo client; điểm test đo tổng quát hoá toàn cục.</w:t>
+      </w:r>
+    </w:p>
+    <w:p>
+      <w:pPr>
+        <w:numPr>
+          <w:ilvl w:val="0"/>
+          <w:numId w:val="1006"/>
+        </w:numPr>
+        <w:pStyle w:val="Compact"/>
+      </w:pPr>
+      <w:r>
+        <w:rPr>
+          <w:bCs/>
+          <w:b/>
+        </w:rPr>
+        <w:t xml:space="preserve">Không</w:t>
+      </w:r>
+      <w:r>
+        <w:t xml:space="preserve"> </w:t>
+      </w:r>
+      <w:r>
+        <w:t xml:space="preserve">đặt số của bản này cạnh số của bài báo (xem</w:t>
+      </w:r>
+      <w:r>
+        <w:t xml:space="preserve"> </w:t>
+      </w:r>
+      <w:hyperlink r:id="rId32">
+        <w:r>
+          <w:rPr>
+            <w:rStyle w:val="VerbatimChar"/>
+          </w:rPr>
+          <w:t xml:space="preserve">paper.md</w:t>
+        </w:r>
+      </w:hyperlink>
+      <w:r>
+        <w:t xml:space="preserve"> </w:t>
+      </w:r>
+      <w:r>
+        <w:t xml:space="preserve">§8).</w:t>
+      </w:r>
+    </w:p>
+    <w:p>
+      <w:pPr>
+        <w:numPr>
+          <w:ilvl w:val="0"/>
+          <w:numId w:val="1006"/>
+        </w:numPr>
+        <w:pStyle w:val="Compact"/>
+      </w:pPr>
+      <w:r>
+        <w:t xml:space="preserve">Một run, một seed; lr hằng (§1).</w:t>
+      </w:r>
+    </w:p>
+    <w:p>
+      <w:r>
+        <w:br w:type="page"/>
+      </w:r>
+    </w:p>
+    <w:bookmarkEnd w:id="44"/>
+    <w:bookmarkEnd w:id="45"/>
+    <w:bookmarkStart w:id="97" w:name="X0d0c9b5cd5c7b598384f91a73f71c04f3ec724e"/>
+    <w:p>
+      <w:pPr>
+        <w:pStyle w:val="Heading1"/>
+      </w:pPr>
+      <w:r>
+        <w:t xml:space="preserve">Báo cáo tái dựng FD-IDS trên VeReMi NextGen với DAGSNet — HOÀN TẤT</w:t>
+      </w:r>
+    </w:p>
+    <w:p>
+      <w:pPr>
+        <w:pStyle w:val="FirstParagraph"/>
+      </w:pPr>
+      <w:r>
         <w:t xml:space="preserve">Sinh tự động bởi</w:t>
       </w:r>
       <w:r>
@@ -42,7 +6986,7 @@
       <w:r>
         <w:t xml:space="preserve"> </w:t>
       </w:r>
-      <w:hyperlink r:id="rId20">
+      <w:hyperlink r:id="rId34">
         <w:r>
           <w:rPr>
             <w:rStyle w:val="VerbatimChar"/>
@@ -56,19 +7000,19 @@
       <w:r>
         <w:t xml:space="preserve"> </w:t>
       </w:r>
-      <w:hyperlink r:id="rId21">
+      <w:hyperlink r:id="rId35">
         <w:r>
           <w:rPr>
             <w:rStyle w:val="VerbatimChar"/>
           </w:rPr>
-          <w:t xml:space="preserve">TEST_LOG.md</w:t>
+          <w:t xml:space="preserve">tests.md</w:t>
         </w:r>
       </w:hyperlink>
       <w:r>
         <w:t xml:space="preserve">.</w:t>
       </w:r>
     </w:p>
-    <w:bookmarkStart w:id="25" w:name="tóm-tắt"/>
+    <w:bookmarkStart w:id="49" w:name="tóm-tắt"/>
     <w:p>
       <w:pPr>
         <w:pStyle w:val="Heading2"/>
@@ -483,18 +7427,18 @@
           <wp:inline>
             <wp:extent cx="5334000" cy="2844800"/>
             <wp:effectExtent b="0" l="0" r="0" t="0"/>
-            <wp:docPr descr="" title="" id="23" name="Picture"/>
+            <wp:docPr descr="" title="" id="47" name="Picture"/>
             <a:graphic>
               <a:graphicData uri="http://schemas.openxmlformats.org/drawingml/2006/picture">
                 <pic:pic>
                   <pic:nvPicPr>
-                    <pic:cNvPr descr="figures/f1_macro_all.png" id="24" name="Picture"/>
+                    <pic:cNvPr descr="/home/odixe/nckh/veremi/fl_dagsnet_veremi1/fd_ids/figures/f1_macro_all.png" id="48" name="Picture"/>
                     <pic:cNvPicPr>
                       <a:picLocks noChangeArrowheads="1" noChangeAspect="1"/>
                     </pic:cNvPicPr>
                   </pic:nvPicPr>
                   <pic:blipFill>
-                    <a:blip r:embed="rId22"/>
+                    <a:blip r:embed="rId46"/>
                     <a:stretch>
                       <a:fillRect/>
                     </a:stretch>
@@ -655,8 +7599,8 @@
         <w:t xml:space="preserve">client, bộ metric.</w:t>
       </w:r>
     </w:p>
-    <w:bookmarkEnd w:id="25"/>
-    <w:bookmarkStart w:id="30" w:name="đối-tượng-tái-dựng-và-nguồn-gốc"/>
+    <w:bookmarkEnd w:id="49"/>
+    <w:bookmarkStart w:id="52" w:name="đối-tượng-tái-dựng-và-nguồn-gốc"/>
     <w:p>
       <w:pPr>
         <w:pStyle w:val="Heading2"/>
@@ -757,7 +7701,7 @@
             <w:r>
               <w:t xml:space="preserve">(</w:t>
             </w:r>
-            <w:hyperlink r:id="rId26">
+            <w:hyperlink r:id="rId20">
               <w:r>
                 <w:rPr>
                   <w:rStyle w:val="VerbatimChar"/>
@@ -881,12 +7825,12 @@
             <w:r>
               <w:t xml:space="preserve">đã z-score, 16 lớp (</w:t>
             </w:r>
-            <w:hyperlink r:id="rId27">
+            <w:hyperlink r:id="rId50">
               <w:r>
                 <w:rPr>
                   <w:rStyle w:val="VerbatimChar"/>
                 </w:rPr>
-                <w:t xml:space="preserve">knowledge/DATASET.md</w:t>
+                <w:t xml:space="preserve">knowledge/dataset.md</w:t>
               </w:r>
             </w:hyperlink>
             <w:r>
@@ -925,12 +7869,12 @@
             <w:r>
               <w:t xml:space="preserve">, 395.024 tham số (</w:t>
             </w:r>
-            <w:hyperlink r:id="rId28">
+            <w:hyperlink r:id="rId29">
               <w:r>
                 <w:rPr>
                   <w:rStyle w:val="VerbatimChar"/>
                 </w:rPr>
-                <w:t xml:space="preserve">knowledge/ARCHITECTURE.md</w:t>
+                <w:t xml:space="preserve">knowledge/architecture.md</w:t>
               </w:r>
             </w:hyperlink>
             <w:r>
@@ -1066,7 +8010,7 @@
         </w:tc>
       </w:tr>
     </w:tbl>
-    <w:bookmarkStart w:id="29" w:name="Xc31c6b38b11ee955a423454130ae6c7ac4c4dae"/>
+    <w:bookmarkStart w:id="51" w:name="Xc31c6b38b11ee955a423454130ae6c7ac4c4dae"/>
     <w:p>
       <w:pPr>
         <w:pStyle w:val="Heading3"/>
@@ -1788,9 +8732,9 @@
         </w:tc>
       </w:tr>
     </w:tbl>
-    <w:bookmarkEnd w:id="29"/>
-    <w:bookmarkEnd w:id="30"/>
-    <w:bookmarkStart w:id="31" w:name="mười-metric-định-nghĩa-và-thứ-tự-cột"/>
+    <w:bookmarkEnd w:id="51"/>
+    <w:bookmarkEnd w:id="52"/>
+    <w:bookmarkStart w:id="53" w:name="mười-metric-định-nghĩa-và-thứ-tự-cột"/>
     <w:p>
       <w:pPr>
         <w:pStyle w:val="Heading2"/>
@@ -2015,8 +8959,8 @@
         <w:t xml:space="preserve">(đã pass cho mọi run trong báo cáo).</w:t>
       </w:r>
     </w:p>
-    <w:bookmarkEnd w:id="31"/>
-    <w:bookmarkStart w:id="32" w:name="dữ-liệu-và-caveat-bắt-buộc"/>
+    <w:bookmarkEnd w:id="53"/>
+    <w:bookmarkStart w:id="54" w:name="dữ-liệu-và-caveat-bắt-buộc"/>
     <w:p>
       <w:pPr>
         <w:pStyle w:val="Heading2"/>
@@ -2084,12 +9028,12 @@
       <w:r>
         <w:t xml:space="preserve"> </w:t>
       </w:r>
-      <w:hyperlink r:id="rId27">
+      <w:hyperlink r:id="rId50">
         <w:r>
           <w:rPr>
             <w:rStyle w:val="VerbatimChar"/>
           </w:rPr>
-          <w:t xml:space="preserve">knowledge/DATASET.md</w:t>
+          <w:t xml:space="preserve">knowledge/dataset.md</w:t>
         </w:r>
       </w:hyperlink>
       <w:r>
@@ -2103,7 +9047,7 @@
       <w:pPr>
         <w:numPr>
           <w:ilvl w:val="0"/>
-          <w:numId w:val="1001"/>
+          <w:numId w:val="1007"/>
         </w:numPr>
         <w:pStyle w:val="Compact"/>
       </w:pPr>
@@ -2149,7 +9093,7 @@
       <w:pPr>
         <w:numPr>
           <w:ilvl w:val="0"/>
-          <w:numId w:val="1001"/>
+          <w:numId w:val="1007"/>
         </w:numPr>
         <w:pStyle w:val="Compact"/>
       </w:pPr>
@@ -2185,7 +9129,7 @@
       <w:pPr>
         <w:numPr>
           <w:ilvl w:val="0"/>
-          <w:numId w:val="1001"/>
+          <w:numId w:val="1007"/>
         </w:numPr>
         <w:pStyle w:val="Compact"/>
       </w:pPr>
@@ -2197,7 +9141,7 @@
       <w:pPr>
         <w:numPr>
           <w:ilvl w:val="0"/>
-          <w:numId w:val="1001"/>
+          <w:numId w:val="1007"/>
         </w:numPr>
         <w:pStyle w:val="Compact"/>
       </w:pPr>
@@ -2234,7 +9178,7 @@
       <w:pPr>
         <w:numPr>
           <w:ilvl w:val="0"/>
-          <w:numId w:val="1001"/>
+          <w:numId w:val="1007"/>
         </w:numPr>
         <w:pStyle w:val="Compact"/>
       </w:pPr>
@@ -2246,7 +9190,7 @@
       <w:pPr>
         <w:numPr>
           <w:ilvl w:val="0"/>
-          <w:numId w:val="1001"/>
+          <w:numId w:val="1007"/>
         </w:numPr>
         <w:pStyle w:val="Compact"/>
       </w:pPr>
@@ -2258,7 +9202,7 @@
       <w:pPr>
         <w:numPr>
           <w:ilvl w:val="0"/>
-          <w:numId w:val="1001"/>
+          <w:numId w:val="1007"/>
         </w:numPr>
         <w:pStyle w:val="Compact"/>
       </w:pPr>
@@ -2295,7 +9239,7 @@
       <w:pPr>
         <w:numPr>
           <w:ilvl w:val="0"/>
-          <w:numId w:val="1001"/>
+          <w:numId w:val="1007"/>
         </w:numPr>
         <w:pStyle w:val="Compact"/>
       </w:pPr>
@@ -2307,7 +9251,7 @@
       <w:pPr>
         <w:numPr>
           <w:ilvl w:val="0"/>
-          <w:numId w:val="1001"/>
+          <w:numId w:val="1007"/>
         </w:numPr>
         <w:pStyle w:val="Compact"/>
       </w:pPr>
@@ -2319,7 +9263,7 @@
       <w:pPr>
         <w:numPr>
           <w:ilvl w:val="0"/>
-          <w:numId w:val="1001"/>
+          <w:numId w:val="1007"/>
         </w:numPr>
         <w:pStyle w:val="Compact"/>
       </w:pPr>
@@ -2327,8 +9271,8 @@
         <w:t xml:space="preserve">Một run, một seed. Chưa có replication.</w:t>
       </w:r>
     </w:p>
-    <w:bookmarkEnd w:id="32"/>
-    <w:bookmarkStart w:id="45" w:name="client-fdids_20c_v2"/>
+    <w:bookmarkEnd w:id="54"/>
+    <w:bookmarkStart w:id="67" w:name="client-fdids_20c_v2"/>
     <w:p>
       <w:pPr>
         <w:pStyle w:val="Heading2"/>
@@ -2806,18 +9750,18 @@
           <wp:inline>
             <wp:extent cx="5334000" cy="1866900"/>
             <wp:effectExtent b="0" l="0" r="0" t="0"/>
-            <wp:docPr descr="" title="" id="34" name="Picture"/>
+            <wp:docPr descr="" title="" id="56" name="Picture"/>
             <a:graphic>
               <a:graphicData uri="http://schemas.openxmlformats.org/drawingml/2006/picture">
                 <pic:pic>
                   <pic:nvPicPr>
-                    <pic:cNvPr descr="figures/convergence_20c.png" id="35" name="Picture"/>
+                    <pic:cNvPr descr="/home/odixe/nckh/veremi/fl_dagsnet_veremi1/fd_ids/figures/convergence_20c.png" id="57" name="Picture"/>
                     <pic:cNvPicPr>
                       <a:picLocks noChangeArrowheads="1" noChangeAspect="1"/>
                     </pic:cNvPicPr>
                   </pic:nvPicPr>
                   <pic:blipFill>
-                    <a:blip r:embed="rId33"/>
+                    <a:blip r:embed="rId55"/>
                     <a:stretch>
                       <a:fillRect/>
                     </a:stretch>
@@ -2898,7 +9842,7 @@
         <w:t xml:space="preserve">) rồi tăng dần tới 0.1585 — teacher (global model round trước) và student cách nhau dần; trong khi đó metric test bão hoà từ round 7 và accuracy/F1 weighted đi xuống.</w:t>
       </w:r>
     </w:p>
-    <w:bookmarkStart w:id="36" w:name="đủ-10-metric-của-global-model-50-round"/>
+    <w:bookmarkStart w:id="58" w:name="đủ-10-metric-của-global-model-50-round"/>
     <w:p>
       <w:pPr>
         <w:pStyle w:val="Heading3"/>
@@ -9920,8 +16864,8 @@
         <w:t xml:space="preserve">(tổng = 10,761,343) trước khi làm tròn 4 chữ số.</w:t>
       </w:r>
     </w:p>
-    <w:bookmarkEnd w:id="36"/>
-    <w:bookmarkStart w:id="37" w:name="số-liệu-vận-hành-theo-round"/>
+    <w:bookmarkEnd w:id="58"/>
+    <w:bookmarkStart w:id="59" w:name="số-liệu-vận-hành-theo-round"/>
     <w:p>
       <w:pPr>
         <w:pStyle w:val="Heading3"/>
@@ -14981,8 +21925,8 @@
         <w:t xml:space="preserve">gồm train + teacher + eval + ghi artifact + W&amp;B.</w:t>
       </w:r>
     </w:p>
-    <w:bookmarkEnd w:id="37"/>
-    <w:bookmarkStart w:id="44" w:name="từng-lớp-ở-round-cuối-50"/>
+    <w:bookmarkEnd w:id="59"/>
+    <w:bookmarkStart w:id="66" w:name="từng-lớp-ở-round-cuối-50"/>
     <w:p>
       <w:pPr>
         <w:pStyle w:val="Heading3"/>
@@ -15000,18 +21944,18 @@
           <wp:inline>
             <wp:extent cx="5334000" cy="2036618"/>
             <wp:effectExtent b="0" l="0" r="0" t="0"/>
-            <wp:docPr descr="" title="" id="39" name="Picture"/>
+            <wp:docPr descr="" title="" id="61" name="Picture"/>
             <a:graphic>
               <a:graphicData uri="http://schemas.openxmlformats.org/drawingml/2006/picture">
                 <pic:pic>
                   <pic:nvPicPr>
-                    <pic:cNvPr descr="figures/per_class_f1_20c.png" id="40" name="Picture"/>
+                    <pic:cNvPr descr="/home/odixe/nckh/veremi/fl_dagsnet_veremi1/fd_ids/figures/per_class_f1_20c.png" id="62" name="Picture"/>
                     <pic:cNvPicPr>
                       <a:picLocks noChangeArrowheads="1" noChangeAspect="1"/>
                     </pic:cNvPicPr>
                   </pic:nvPicPr>
                   <pic:blipFill>
-                    <a:blip r:embed="rId38"/>
+                    <a:blip r:embed="rId60"/>
                     <a:stretch>
                       <a:fillRect/>
                     </a:stretch>
@@ -16503,7 +23447,7 @@
         <w:rPr>
           <w:rStyle w:val="VerbatimChar"/>
         </w:rPr>
-        <w:t xml:space="preserve">knowledge/ARCHITECTURE.md</w:t>
+        <w:t xml:space="preserve">knowledge/architecture.md</w:t>
       </w:r>
       <w:r>
         <w:t xml:space="preserve"> </w:t>
@@ -16548,18 +23492,18 @@
           <wp:inline>
             <wp:extent cx="5334000" cy="4741333"/>
             <wp:effectExtent b="0" l="0" r="0" t="0"/>
-            <wp:docPr descr="" title="" id="42" name="Picture"/>
+            <wp:docPr descr="" title="" id="64" name="Picture"/>
             <a:graphic>
               <a:graphicData uri="http://schemas.openxmlformats.org/drawingml/2006/picture">
                 <pic:pic>
                   <pic:nvPicPr>
-                    <pic:cNvPr descr="figures/confusion_20c_r050.png" id="43" name="Picture"/>
+                    <pic:cNvPr descr="/home/odixe/nckh/veremi/fl_dagsnet_veremi1/fd_ids/figures/confusion_20c_r050.png" id="65" name="Picture"/>
                     <pic:cNvPicPr>
                       <a:picLocks noChangeArrowheads="1" noChangeAspect="1"/>
                     </pic:cNvPicPr>
                   </pic:nvPicPr>
                   <pic:blipFill>
-                    <a:blip r:embed="rId41"/>
+                    <a:blip r:embed="rId63"/>
                     <a:stretch>
                       <a:fillRect/>
                     </a:stretch>
@@ -16714,9 +23658,9 @@
         <w:t xml:space="preserve">(F1 0.9739) ổn định nhưng nhớ caveat rò rỉ Sybil (§3).</w:t>
       </w:r>
     </w:p>
-    <w:bookmarkEnd w:id="44"/>
-    <w:bookmarkEnd w:id="45"/>
-    <w:bookmarkStart w:id="58" w:name="client-fdids_50c_v2"/>
+    <w:bookmarkEnd w:id="66"/>
+    <w:bookmarkEnd w:id="67"/>
+    <w:bookmarkStart w:id="80" w:name="client-fdids_50c_v2"/>
     <w:p>
       <w:pPr>
         <w:pStyle w:val="Heading2"/>
@@ -17123,18 +24067,18 @@
           <wp:inline>
             <wp:extent cx="5334000" cy="1866900"/>
             <wp:effectExtent b="0" l="0" r="0" t="0"/>
-            <wp:docPr descr="" title="" id="47" name="Picture"/>
+            <wp:docPr descr="" title="" id="69" name="Picture"/>
             <a:graphic>
               <a:graphicData uri="http://schemas.openxmlformats.org/drawingml/2006/picture">
                 <pic:pic>
                   <pic:nvPicPr>
-                    <pic:cNvPr descr="figures/convergence_50c.png" id="48" name="Picture"/>
+                    <pic:cNvPr descr="/home/odixe/nckh/veremi/fl_dagsnet_veremi1/fd_ids/figures/convergence_50c.png" id="70" name="Picture"/>
                     <pic:cNvPicPr>
                       <a:picLocks noChangeArrowheads="1" noChangeAspect="1"/>
                     </pic:cNvPicPr>
                   </pic:nvPicPr>
                   <pic:blipFill>
-                    <a:blip r:embed="rId46"/>
+                    <a:blip r:embed="rId68"/>
                     <a:stretch>
                       <a:fillRect/>
                     </a:stretch>
@@ -17215,7 +24159,7 @@
         <w:t xml:space="preserve">) rồi tăng dần tới 0.2099 — teacher (global model round trước) và student cách nhau dần; trong khi đó metric test bão hoà từ round 6 và accuracy/F1 weighted đi xuống.</w:t>
       </w:r>
     </w:p>
-    <w:bookmarkStart w:id="49" w:name="đủ-10-metric-của-global-model-50-round-1"/>
+    <w:bookmarkStart w:id="71" w:name="đủ-10-metric-của-global-model-50-round-1"/>
     <w:p>
       <w:pPr>
         <w:pStyle w:val="Heading3"/>
@@ -24237,8 +31181,8 @@
         <w:t xml:space="preserve">(tổng = 10,761,343) trước khi làm tròn 4 chữ số.</w:t>
       </w:r>
     </w:p>
-    <w:bookmarkEnd w:id="49"/>
-    <w:bookmarkStart w:id="50" w:name="số-liệu-vận-hành-theo-round-1"/>
+    <w:bookmarkEnd w:id="71"/>
+    <w:bookmarkStart w:id="72" w:name="số-liệu-vận-hành-theo-round-1"/>
     <w:p>
       <w:pPr>
         <w:pStyle w:val="Heading3"/>
@@ -29298,8 +36242,8 @@
         <w:t xml:space="preserve">gồm train + teacher + eval + ghi artifact + W&amp;B.</w:t>
       </w:r>
     </w:p>
-    <w:bookmarkEnd w:id="50"/>
-    <w:bookmarkStart w:id="57" w:name="từng-lớp-ở-round-cuối-50-1"/>
+    <w:bookmarkEnd w:id="72"/>
+    <w:bookmarkStart w:id="79" w:name="từng-lớp-ở-round-cuối-50-1"/>
     <w:p>
       <w:pPr>
         <w:pStyle w:val="Heading3"/>
@@ -29317,18 +36261,18 @@
           <wp:inline>
             <wp:extent cx="5334000" cy="2036618"/>
             <wp:effectExtent b="0" l="0" r="0" t="0"/>
-            <wp:docPr descr="" title="" id="52" name="Picture"/>
+            <wp:docPr descr="" title="" id="74" name="Picture"/>
             <a:graphic>
               <a:graphicData uri="http://schemas.openxmlformats.org/drawingml/2006/picture">
                 <pic:pic>
                   <pic:nvPicPr>
-                    <pic:cNvPr descr="figures/per_class_f1_50c.png" id="53" name="Picture"/>
+                    <pic:cNvPr descr="/home/odixe/nckh/veremi/fl_dagsnet_veremi1/fd_ids/figures/per_class_f1_50c.png" id="75" name="Picture"/>
                     <pic:cNvPicPr>
                       <a:picLocks noChangeArrowheads="1" noChangeAspect="1"/>
                     </pic:cNvPicPr>
                   </pic:nvPicPr>
                   <pic:blipFill>
-                    <a:blip r:embed="rId51"/>
+                    <a:blip r:embed="rId73"/>
                     <a:stretch>
                       <a:fillRect/>
                     </a:stretch>
@@ -30850,7 +37794,7 @@
         <w:rPr>
           <w:rStyle w:val="VerbatimChar"/>
         </w:rPr>
-        <w:t xml:space="preserve">knowledge/ARCHITECTURE.md</w:t>
+        <w:t xml:space="preserve">knowledge/architecture.md</w:t>
       </w:r>
       <w:r>
         <w:t xml:space="preserve"> </w:t>
@@ -30895,18 +37839,18 @@
           <wp:inline>
             <wp:extent cx="5334000" cy="4741333"/>
             <wp:effectExtent b="0" l="0" r="0" t="0"/>
-            <wp:docPr descr="" title="" id="55" name="Picture"/>
+            <wp:docPr descr="" title="" id="77" name="Picture"/>
             <a:graphic>
               <a:graphicData uri="http://schemas.openxmlformats.org/drawingml/2006/picture">
                 <pic:pic>
                   <pic:nvPicPr>
-                    <pic:cNvPr descr="figures/confusion_50c_r050.png" id="56" name="Picture"/>
+                    <pic:cNvPr descr="/home/odixe/nckh/veremi/fl_dagsnet_veremi1/fd_ids/figures/confusion_50c_r050.png" id="78" name="Picture"/>
                     <pic:cNvPicPr>
                       <a:picLocks noChangeArrowheads="1" noChangeAspect="1"/>
                     </pic:cNvPicPr>
                   </pic:nvPicPr>
                   <pic:blipFill>
-                    <a:blip r:embed="rId54"/>
+                    <a:blip r:embed="rId76"/>
                     <a:stretch>
                       <a:fillRect/>
                     </a:stretch>
@@ -31061,9 +38005,9 @@
         <w:t xml:space="preserve">(F1 0.9725) ổn định nhưng nhớ caveat rò rỉ Sybil (§3).</w:t>
       </w:r>
     </w:p>
-    <w:bookmarkEnd w:id="57"/>
-    <w:bookmarkEnd w:id="58"/>
-    <w:bookmarkStart w:id="71" w:name="client-fdids_100c_v2"/>
+    <w:bookmarkEnd w:id="79"/>
+    <w:bookmarkEnd w:id="80"/>
+    <w:bookmarkStart w:id="93" w:name="client-fdids_100c_v2"/>
     <w:p>
       <w:pPr>
         <w:pStyle w:val="Heading2"/>
@@ -31541,18 +38485,18 @@
           <wp:inline>
             <wp:extent cx="5334000" cy="1866900"/>
             <wp:effectExtent b="0" l="0" r="0" t="0"/>
-            <wp:docPr descr="" title="" id="60" name="Picture"/>
+            <wp:docPr descr="" title="" id="82" name="Picture"/>
             <a:graphic>
               <a:graphicData uri="http://schemas.openxmlformats.org/drawingml/2006/picture">
                 <pic:pic>
                   <pic:nvPicPr>
-                    <pic:cNvPr descr="figures/convergence_100c.png" id="61" name="Picture"/>
+                    <pic:cNvPr descr="/home/odixe/nckh/veremi/fl_dagsnet_veremi1/fd_ids/figures/convergence_100c.png" id="83" name="Picture"/>
                     <pic:cNvPicPr>
                       <a:picLocks noChangeArrowheads="1" noChangeAspect="1"/>
                     </pic:cNvPicPr>
                   </pic:nvPicPr>
                   <pic:blipFill>
-                    <a:blip r:embed="rId59"/>
+                    <a:blip r:embed="rId81"/>
                     <a:stretch>
                       <a:fillRect/>
                     </a:stretch>
@@ -31633,7 +38577,7 @@
         <w:t xml:space="preserve">) rồi tăng dần tới 0.2341 — teacher (global model round trước) và student cách nhau dần; trong khi đó metric test bão hoà từ round 9 và accuracy/F1 weighted đi xuống.</w:t>
       </w:r>
     </w:p>
-    <w:bookmarkStart w:id="62" w:name="đủ-10-metric-của-global-model-50-round-2"/>
+    <w:bookmarkStart w:id="84" w:name="đủ-10-metric-của-global-model-50-round-2"/>
     <w:p>
       <w:pPr>
         <w:pStyle w:val="Heading3"/>
@@ -38655,8 +45599,8 @@
         <w:t xml:space="preserve">(tổng = 10,761,343) trước khi làm tròn 4 chữ số.</w:t>
       </w:r>
     </w:p>
-    <w:bookmarkEnd w:id="62"/>
-    <w:bookmarkStart w:id="63" w:name="số-liệu-vận-hành-theo-round-2"/>
+    <w:bookmarkEnd w:id="84"/>
+    <w:bookmarkStart w:id="85" w:name="số-liệu-vận-hành-theo-round-2"/>
     <w:p>
       <w:pPr>
         <w:pStyle w:val="Heading3"/>
@@ -43716,8 +50660,8 @@
         <w:t xml:space="preserve">gồm train + teacher + eval + ghi artifact + W&amp;B.</w:t>
       </w:r>
     </w:p>
-    <w:bookmarkEnd w:id="63"/>
-    <w:bookmarkStart w:id="70" w:name="từng-lớp-ở-round-cuối-50-2"/>
+    <w:bookmarkEnd w:id="85"/>
+    <w:bookmarkStart w:id="92" w:name="từng-lớp-ở-round-cuối-50-2"/>
     <w:p>
       <w:pPr>
         <w:pStyle w:val="Heading3"/>
@@ -43735,18 +50679,18 @@
           <wp:inline>
             <wp:extent cx="5334000" cy="2036618"/>
             <wp:effectExtent b="0" l="0" r="0" t="0"/>
-            <wp:docPr descr="" title="" id="65" name="Picture"/>
+            <wp:docPr descr="" title="" id="87" name="Picture"/>
             <a:graphic>
               <a:graphicData uri="http://schemas.openxmlformats.org/drawingml/2006/picture">
                 <pic:pic>
                   <pic:nvPicPr>
-                    <pic:cNvPr descr="figures/per_class_f1_100c.png" id="66" name="Picture"/>
+                    <pic:cNvPr descr="/home/odixe/nckh/veremi/fl_dagsnet_veremi1/fd_ids/figures/per_class_f1_100c.png" id="88" name="Picture"/>
                     <pic:cNvPicPr>
                       <a:picLocks noChangeArrowheads="1" noChangeAspect="1"/>
                     </pic:cNvPicPr>
                   </pic:nvPicPr>
                   <pic:blipFill>
-                    <a:blip r:embed="rId64"/>
+                    <a:blip r:embed="rId86"/>
                     <a:stretch>
                       <a:fillRect/>
                     </a:stretch>
@@ -45253,7 +52197,7 @@
         <w:rPr>
           <w:rStyle w:val="VerbatimChar"/>
         </w:rPr>
-        <w:t xml:space="preserve">knowledge/ARCHITECTURE.md</w:t>
+        <w:t xml:space="preserve">knowledge/architecture.md</w:t>
       </w:r>
       <w:r>
         <w:t xml:space="preserve"> </w:t>
@@ -45298,18 +52242,18 @@
           <wp:inline>
             <wp:extent cx="5334000" cy="4741333"/>
             <wp:effectExtent b="0" l="0" r="0" t="0"/>
-            <wp:docPr descr="" title="" id="68" name="Picture"/>
+            <wp:docPr descr="" title="" id="90" name="Picture"/>
             <a:graphic>
               <a:graphicData uri="http://schemas.openxmlformats.org/drawingml/2006/picture">
                 <pic:pic>
                   <pic:nvPicPr>
-                    <pic:cNvPr descr="figures/confusion_100c_r050.png" id="69" name="Picture"/>
+                    <pic:cNvPr descr="/home/odixe/nckh/veremi/fl_dagsnet_veremi1/fd_ids/figures/confusion_100c_r050.png" id="91" name="Picture"/>
                     <pic:cNvPicPr>
                       <a:picLocks noChangeArrowheads="1" noChangeAspect="1"/>
                     </pic:cNvPicPr>
                   </pic:nvPicPr>
                   <pic:blipFill>
-                    <a:blip r:embed="rId67"/>
+                    <a:blip r:embed="rId89"/>
                     <a:stretch>
                       <a:fillRect/>
                     </a:stretch>
@@ -45464,9 +52408,9 @@
         <w:t xml:space="preserve">(F1 0.9672) ổn định nhưng nhớ caveat rò rỉ Sybil (§3).</w:t>
       </w:r>
     </w:p>
-    <w:bookmarkEnd w:id="70"/>
-    <w:bookmarkEnd w:id="71"/>
-    <w:bookmarkStart w:id="72" w:name="X17893bd93816c208845b19bbc3b33306c11adde"/>
+    <w:bookmarkEnd w:id="92"/>
+    <w:bookmarkEnd w:id="93"/>
+    <w:bookmarkStart w:id="94" w:name="X17893bd93816c208845b19bbc3b33306c11adde"/>
     <w:p>
       <w:pPr>
         <w:pStyle w:val="Heading2"/>
@@ -45543,8 +52487,8 @@
         <w:t xml:space="preserve">bản này kế thừa phương pháp, không kế thừa con số.</w:t>
       </w:r>
     </w:p>
-    <w:bookmarkEnd w:id="72"/>
-    <w:bookmarkStart w:id="73" w:name="X7db3ae2173a2695e1f8925c2d3b83aaea5fe2ce"/>
+    <w:bookmarkEnd w:id="94"/>
+    <w:bookmarkStart w:id="95" w:name="X7db3ae2173a2695e1f8925c2d3b83aaea5fe2ce"/>
     <w:p>
       <w:pPr>
         <w:pStyle w:val="Heading2"/>
@@ -45557,7 +52501,7 @@
       <w:pPr>
         <w:numPr>
           <w:ilvl w:val="0"/>
-          <w:numId w:val="1002"/>
+          <w:numId w:val="1008"/>
         </w:numPr>
         <w:pStyle w:val="Compact"/>
       </w:pPr>
@@ -45646,7 +52590,7 @@
       <w:pPr>
         <w:numPr>
           <w:ilvl w:val="0"/>
-          <w:numId w:val="1002"/>
+          <w:numId w:val="1008"/>
         </w:numPr>
         <w:pStyle w:val="Compact"/>
       </w:pPr>
@@ -45833,7 +52777,7 @@
       <w:pPr>
         <w:numPr>
           <w:ilvl w:val="0"/>
-          <w:numId w:val="1002"/>
+          <w:numId w:val="1008"/>
         </w:numPr>
         <w:pStyle w:val="Compact"/>
       </w:pPr>
@@ -45873,7 +52817,7 @@
       <w:pPr>
         <w:numPr>
           <w:ilvl w:val="0"/>
-          <w:numId w:val="1002"/>
+          <w:numId w:val="1008"/>
         </w:numPr>
         <w:pStyle w:val="Compact"/>
       </w:pPr>
@@ -45917,7 +52861,7 @@
       <w:pPr>
         <w:numPr>
           <w:ilvl w:val="0"/>
-          <w:numId w:val="1002"/>
+          <w:numId w:val="1008"/>
         </w:numPr>
         <w:pStyle w:val="Compact"/>
       </w:pPr>
@@ -45974,7 +52918,7 @@
         <w:rPr>
           <w:rStyle w:val="VerbatimChar"/>
         </w:rPr>
-        <w:t xml:space="preserve">TEST_LOG.md</w:t>
+        <w:t xml:space="preserve">tests.md</w:t>
       </w:r>
       <w:r>
         <w:t xml:space="preserve"> </w:t>
@@ -45987,7 +52931,7 @@
       <w:pPr>
         <w:numPr>
           <w:ilvl w:val="0"/>
-          <w:numId w:val="1002"/>
+          <w:numId w:val="1008"/>
         </w:numPr>
         <w:pStyle w:val="Compact"/>
       </w:pPr>
@@ -46036,8 +52980,8 @@
         <w:t xml:space="preserve">(caveat 7).</w:t>
       </w:r>
     </w:p>
-    <w:bookmarkEnd w:id="73"/>
-    <w:bookmarkStart w:id="74" w:name="tái-lập"/>
+    <w:bookmarkEnd w:id="95"/>
+    <w:bookmarkStart w:id="96" w:name="tái-lập"/>
     <w:p>
       <w:pPr>
         <w:pStyle w:val="Heading2"/>
@@ -46050,7 +52994,7 @@
       <w:pPr>
         <w:numPr>
           <w:ilvl w:val="0"/>
-          <w:numId w:val="1003"/>
+          <w:numId w:val="1009"/>
         </w:numPr>
         <w:pStyle w:val="Compact"/>
       </w:pPr>
@@ -46173,7 +53117,7 @@
       <w:pPr>
         <w:numPr>
           <w:ilvl w:val="0"/>
-          <w:numId w:val="1003"/>
+          <w:numId w:val="1009"/>
         </w:numPr>
         <w:pStyle w:val="Compact"/>
       </w:pPr>
@@ -46389,7 +53333,7 @@
       <w:pPr>
         <w:numPr>
           <w:ilvl w:val="0"/>
-          <w:numId w:val="1003"/>
+          <w:numId w:val="1009"/>
         </w:numPr>
         <w:pStyle w:val="Compact"/>
       </w:pPr>
@@ -46422,7 +53366,7 @@
       <w:pPr>
         <w:numPr>
           <w:ilvl w:val="0"/>
-          <w:numId w:val="1003"/>
+          <w:numId w:val="1009"/>
         </w:numPr>
         <w:pStyle w:val="Compact"/>
       </w:pPr>
@@ -46446,7 +53390,7 @@
       <w:pPr>
         <w:numPr>
           <w:ilvl w:val="0"/>
-          <w:numId w:val="1003"/>
+          <w:numId w:val="1009"/>
         </w:numPr>
         <w:pStyle w:val="Compact"/>
       </w:pPr>
@@ -46469,8 +53413,8 @@
         <w:t xml:space="preserve">(đọc artifact, tự đối chiếu CSV ↔ JSON ↔ ma trận nhầm lẫn trước khi ghi).</w:t>
       </w:r>
     </w:p>
-    <w:bookmarkEnd w:id="74"/>
-    <w:bookmarkEnd w:id="75"/>
+    <w:bookmarkEnd w:id="96"/>
+    <w:bookmarkEnd w:id="97"/>
     <w:sectPr/>
   </w:body>
 </w:document>
@@ -46571,6 +53515,82 @@
     <w:lvl w:ilvl="8">
       <w:numFmt w:val="bullet"/>
       <w:lvlText w:val=" "/>
+      <w:lvlJc w:val="left"/>
+      <w:pPr>
+        <w:ind w:left="6480" w:hanging="480"/>
+      </w:pPr>
+    </w:lvl>
+  </w:abstractNum>
+  <w:abstractNum w:abstractNumId="991">
+    <w:nsid w:val="A991"/>
+    <w:multiLevelType w:val="multilevel"/>
+    <w:lvl w:ilvl="0">
+      <w:numFmt w:val="bullet"/>
+      <w:lvlText w:val="•"/>
+      <w:lvlJc w:val="left"/>
+      <w:pPr>
+        <w:ind w:left="720" w:hanging="480"/>
+      </w:pPr>
+    </w:lvl>
+    <w:lvl w:ilvl="1">
+      <w:numFmt w:val="bullet"/>
+      <w:lvlText w:val="–"/>
+      <w:lvlJc w:val="left"/>
+      <w:pPr>
+        <w:ind w:left="1440" w:hanging="480"/>
+      </w:pPr>
+    </w:lvl>
+    <w:lvl w:ilvl="2">
+      <w:numFmt w:val="bullet"/>
+      <w:lvlText w:val="•"/>
+      <w:lvlJc w:val="left"/>
+      <w:pPr>
+        <w:ind w:left="2160" w:hanging="480"/>
+      </w:pPr>
+    </w:lvl>
+    <w:lvl w:ilvl="3">
+      <w:numFmt w:val="bullet"/>
+      <w:lvlText w:val="–"/>
+      <w:lvlJc w:val="left"/>
+      <w:pPr>
+        <w:ind w:left="2880" w:hanging="480"/>
+      </w:pPr>
+    </w:lvl>
+    <w:lvl w:ilvl="4">
+      <w:numFmt w:val="bullet"/>
+      <w:lvlText w:val="•"/>
+      <w:lvlJc w:val="left"/>
+      <w:pPr>
+        <w:ind w:left="3600" w:hanging="480"/>
+      </w:pPr>
+    </w:lvl>
+    <w:lvl w:ilvl="5">
+      <w:numFmt w:val="bullet"/>
+      <w:lvlText w:val="–"/>
+      <w:lvlJc w:val="left"/>
+      <w:pPr>
+        <w:ind w:left="4320" w:hanging="480"/>
+      </w:pPr>
+    </w:lvl>
+    <w:lvl w:ilvl="6">
+      <w:numFmt w:val="bullet"/>
+      <w:lvlText w:val="•"/>
+      <w:lvlJc w:val="left"/>
+      <w:pPr>
+        <w:ind w:left="5040" w:hanging="480"/>
+      </w:pPr>
+    </w:lvl>
+    <w:lvl w:ilvl="7">
+      <w:numFmt w:val="bullet"/>
+      <w:lvlText w:val="–"/>
+      <w:lvlJc w:val="left"/>
+      <w:pPr>
+        <w:ind w:left="5760" w:hanging="480"/>
+      </w:pPr>
+    </w:lvl>
+    <w:lvl w:ilvl="8">
+      <w:numFmt w:val="bullet"/>
+      <w:lvlText w:val="•"/>
       <w:lvlJc w:val="left"/>
       <w:pPr>
         <w:ind w:left="6480" w:hanging="480"/>
@@ -46662,86 +53682,16 @@
       </w:pPr>
     </w:lvl>
   </w:abstractNum>
-  <w:abstractNum w:abstractNumId="991">
-    <w:nsid w:val="A991"/>
-    <w:multiLevelType w:val="multilevel"/>
-    <w:lvl w:ilvl="0">
-      <w:numFmt w:val="bullet"/>
-      <w:lvlText w:val="•"/>
-      <w:lvlJc w:val="left"/>
-      <w:pPr>
-        <w:ind w:left="720" w:hanging="480"/>
-      </w:pPr>
-    </w:lvl>
-    <w:lvl w:ilvl="1">
-      <w:numFmt w:val="bullet"/>
-      <w:lvlText w:val="–"/>
-      <w:lvlJc w:val="left"/>
-      <w:pPr>
-        <w:ind w:left="1440" w:hanging="480"/>
-      </w:pPr>
-    </w:lvl>
-    <w:lvl w:ilvl="2">
-      <w:numFmt w:val="bullet"/>
-      <w:lvlText w:val="•"/>
-      <w:lvlJc w:val="left"/>
-      <w:pPr>
-        <w:ind w:left="2160" w:hanging="480"/>
-      </w:pPr>
-    </w:lvl>
-    <w:lvl w:ilvl="3">
-      <w:numFmt w:val="bullet"/>
-      <w:lvlText w:val="–"/>
-      <w:lvlJc w:val="left"/>
-      <w:pPr>
-        <w:ind w:left="2880" w:hanging="480"/>
-      </w:pPr>
-    </w:lvl>
-    <w:lvl w:ilvl="4">
-      <w:numFmt w:val="bullet"/>
-      <w:lvlText w:val="•"/>
-      <w:lvlJc w:val="left"/>
-      <w:pPr>
-        <w:ind w:left="3600" w:hanging="480"/>
-      </w:pPr>
-    </w:lvl>
-    <w:lvl w:ilvl="5">
-      <w:numFmt w:val="bullet"/>
-      <w:lvlText w:val="–"/>
-      <w:lvlJc w:val="left"/>
-      <w:pPr>
-        <w:ind w:left="4320" w:hanging="480"/>
-      </w:pPr>
-    </w:lvl>
-    <w:lvl w:ilvl="6">
-      <w:numFmt w:val="bullet"/>
-      <w:lvlText w:val="•"/>
-      <w:lvlJc w:val="left"/>
-      <w:pPr>
-        <w:ind w:left="5040" w:hanging="480"/>
-      </w:pPr>
-    </w:lvl>
-    <w:lvl w:ilvl="7">
-      <w:numFmt w:val="bullet"/>
-      <w:lvlText w:val="–"/>
-      <w:lvlJc w:val="left"/>
-      <w:pPr>
-        <w:ind w:left="5760" w:hanging="480"/>
-      </w:pPr>
-    </w:lvl>
-    <w:lvl w:ilvl="8">
-      <w:numFmt w:val="bullet"/>
-      <w:lvlText w:val="•"/>
-      <w:lvlJc w:val="left"/>
-      <w:pPr>
-        <w:ind w:left="6480" w:hanging="480"/>
-      </w:pPr>
-    </w:lvl>
-  </w:abstractNum>
   <w:num w:numId="1000">
     <w:abstractNumId w:val="990"/>
   </w:num>
   <w:num w:numId="1001">
+    <w:abstractNumId w:val="991"/>
+  </w:num>
+  <w:num w:numId="1002">
+    <w:abstractNumId w:val="991"/>
+  </w:num>
+  <w:num w:numId="1003">
     <w:abstractNumId w:val="99411"/>
     <w:lvlOverride w:ilvl="0">
       <w:startOverride w:val="1"/>
@@ -46771,10 +53721,76 @@
       <w:startOverride w:val="1"/>
     </w:lvlOverride>
   </w:num>
-  <w:num w:numId="1002">
+  <w:num w:numId="1004">
     <w:abstractNumId w:val="991"/>
   </w:num>
-  <w:num w:numId="1003">
+  <w:num w:numId="1005">
+    <w:abstractNumId w:val="991"/>
+  </w:num>
+  <w:num w:numId="1006">
+    <w:abstractNumId w:val="99411"/>
+    <w:lvlOverride w:ilvl="0">
+      <w:startOverride w:val="1"/>
+    </w:lvlOverride>
+    <w:lvlOverride w:ilvl="1">
+      <w:startOverride w:val="1"/>
+    </w:lvlOverride>
+    <w:lvlOverride w:ilvl="2">
+      <w:startOverride w:val="1"/>
+    </w:lvlOverride>
+    <w:lvlOverride w:ilvl="3">
+      <w:startOverride w:val="1"/>
+    </w:lvlOverride>
+    <w:lvlOverride w:ilvl="4">
+      <w:startOverride w:val="1"/>
+    </w:lvlOverride>
+    <w:lvlOverride w:ilvl="5">
+      <w:startOverride w:val="1"/>
+    </w:lvlOverride>
+    <w:lvlOverride w:ilvl="6">
+      <w:startOverride w:val="1"/>
+    </w:lvlOverride>
+    <w:lvlOverride w:ilvl="7">
+      <w:startOverride w:val="1"/>
+    </w:lvlOverride>
+    <w:lvlOverride w:ilvl="8">
+      <w:startOverride w:val="1"/>
+    </w:lvlOverride>
+  </w:num>
+  <w:num w:numId="1007">
+    <w:abstractNumId w:val="99411"/>
+    <w:lvlOverride w:ilvl="0">
+      <w:startOverride w:val="1"/>
+    </w:lvlOverride>
+    <w:lvlOverride w:ilvl="1">
+      <w:startOverride w:val="1"/>
+    </w:lvlOverride>
+    <w:lvlOverride w:ilvl="2">
+      <w:startOverride w:val="1"/>
+    </w:lvlOverride>
+    <w:lvlOverride w:ilvl="3">
+      <w:startOverride w:val="1"/>
+    </w:lvlOverride>
+    <w:lvlOverride w:ilvl="4">
+      <w:startOverride w:val="1"/>
+    </w:lvlOverride>
+    <w:lvlOverride w:ilvl="5">
+      <w:startOverride w:val="1"/>
+    </w:lvlOverride>
+    <w:lvlOverride w:ilvl="6">
+      <w:startOverride w:val="1"/>
+    </w:lvlOverride>
+    <w:lvlOverride w:ilvl="7">
+      <w:startOverride w:val="1"/>
+    </w:lvlOverride>
+    <w:lvlOverride w:ilvl="8">
+      <w:startOverride w:val="1"/>
+    </w:lvlOverride>
+  </w:num>
+  <w:num w:numId="1008">
+    <w:abstractNumId w:val="991"/>
+  </w:num>
+  <w:num w:numId="1009">
     <w:abstractNumId w:val="991"/>
   </w:num>
 </w:numbering>
